--- a/docs/er/worksheets/worksheet-fase5-treino.docx
+++ b/docs/er/worksheets/worksheet-fase5-treino.docx
@@ -23,7 +23,7 @@
         <w:spacing w:after="80"/>
       </w:pPr>
       <w:r>
-        <w:t xml:space="preserve">Este worksheet isola apenas a Fase 5 da modelação E-R: decidir se uma relação se converte em 2 tabelas (FK do lado natural) ou em 3 tabelas (com tabela associativa). Faça os 10 cenários de seguida para ganhar automatismo no raciocínio.</w:t>
+        <w:t xml:space="preserve">Este worksheet isola apenas a Fase 5 da modelação E-R: decidir se uma relação se converte em 2 tabelas (FK do lado natural) ou em 3 tabelas (com tabela associativa). Em cada cenário, a Tentativa (Passo A) já foi feita por si — a sua tarefa é observar a tabela pré-preenchida, detectar o problema (se houver) e decidir. Faça os 10 cenários de seguida para ganhar automatismo.</w:t>
       </w:r>
     </w:p>
     <w:p>
@@ -74,7 +74,7 @@
           <w:sz w:val="20"/>
           <w:szCs w:val="20"/>
         </w:rPr>
-        <w:t xml:space="preserve">Desenhe 3 linhas com a FK no lado natural.    </w:t>
+        <w:t xml:space="preserve">(feito) Tabela-tentativa com a FK no lado natural.    </w:t>
       </w:r>
       <w:r>
         <w:rPr>
@@ -531,7 +531,7 @@
     </w:p>
     <w:p>
       <w:pPr>
-        <w:spacing w:after="100"/>
+        <w:spacing w:after="80"/>
       </w:pPr>
       <w:r>
         <w:rPr>
@@ -561,7 +561,14 @@
           <w:sz w:val="20"/>
           <w:szCs w:val="20"/>
         </w:rPr>
-        <w:t xml:space="preserve">Passo A — Tentativa: escreva 3 linhas de dados com a FK no lado que lhe parece natural.</w:t>
+        <w:t xml:space="preserve">Passo A — Tentativa já feita. </w:t>
+      </w:r>
+      <w:r>
+        <w:rPr>
+          <w:sz w:val="20"/>
+          <w:szCs w:val="20"/>
+        </w:rPr>
+        <w:t xml:space="preserve">Colocámos codMun na tabela FUNCIONÁRIO:</w:t>
       </w:r>
     </w:p>
     <w:tbl>
@@ -612,7 +619,7 @@
                 <w:sz w:val="20"/>
                 <w:szCs w:val="20"/>
               </w:rPr>
-              <w:t xml:space="preserve"/>
+              <w:t xml:space="preserve">codFunc</w:t>
             </w:r>
           </w:p>
         </w:tc>
@@ -642,7 +649,7 @@
                 <w:sz w:val="20"/>
                 <w:szCs w:val="20"/>
               </w:rPr>
-              <w:t xml:space="preserve"/>
+              <w:t xml:space="preserve">nome</w:t>
             </w:r>
           </w:p>
         </w:tc>
@@ -672,7 +679,7 @@
                 <w:sz w:val="20"/>
                 <w:szCs w:val="20"/>
               </w:rPr>
-              <w:t xml:space="preserve"/>
+              <w:t xml:space="preserve">cargo</w:t>
             </w:r>
           </w:p>
         </w:tc>
@@ -702,7 +709,7 @@
                 <w:sz w:val="20"/>
                 <w:szCs w:val="20"/>
               </w:rPr>
-              <w:t xml:space="preserve"/>
+              <w:t xml:space="preserve">codMun</w:t>
             </w:r>
           </w:p>
         </w:tc>
@@ -725,86 +732,90 @@
             </w:tcMar>
           </w:tcPr>
           <w:p>
-            <w:pPr>
-              <w:spacing w:after="300"/>
-            </w:pPr>
-            <w:r>
-              <w:t xml:space="preserve"/>
-            </w:r>
-          </w:p>
-        </w:tc>
-        <w:tc>
-          <w:tcPr>
-            <w:tcW w:type="dxa" w:w="2410"/>
-            <w:tcBorders>
-              <w:top w:val="single" w:color="AAAAAA" w:sz="4"/>
-              <w:left w:val="single" w:color="AAAAAA" w:sz="4"/>
-              <w:bottom w:val="single" w:color="AAAAAA" w:sz="4"/>
-              <w:right w:val="single" w:color="AAAAAA" w:sz="4"/>
-            </w:tcBorders>
-            <w:tcMar>
-              <w:top w:type="dxa" w:w="80"/>
-              <w:left w:type="dxa" w:w="120"/>
-              <w:bottom w:type="dxa" w:w="80"/>
-              <w:right w:type="dxa" w:w="120"/>
-            </w:tcMar>
-          </w:tcPr>
-          <w:p>
-            <w:pPr>
-              <w:spacing w:after="300"/>
-            </w:pPr>
-            <w:r>
-              <w:t xml:space="preserve"/>
-            </w:r>
-          </w:p>
-        </w:tc>
-        <w:tc>
-          <w:tcPr>
-            <w:tcW w:type="dxa" w:w="2409"/>
-            <w:tcBorders>
-              <w:top w:val="single" w:color="AAAAAA" w:sz="4"/>
-              <w:left w:val="single" w:color="AAAAAA" w:sz="4"/>
-              <w:bottom w:val="single" w:color="AAAAAA" w:sz="4"/>
-              <w:right w:val="single" w:color="AAAAAA" w:sz="4"/>
-            </w:tcBorders>
-            <w:tcMar>
-              <w:top w:type="dxa" w:w="80"/>
-              <w:left w:type="dxa" w:w="120"/>
-              <w:bottom w:type="dxa" w:w="80"/>
-              <w:right w:type="dxa" w:w="120"/>
-            </w:tcMar>
-          </w:tcPr>
-          <w:p>
-            <w:pPr>
-              <w:spacing w:after="300"/>
-            </w:pPr>
-            <w:r>
-              <w:t xml:space="preserve"/>
-            </w:r>
-          </w:p>
-        </w:tc>
-        <w:tc>
-          <w:tcPr>
-            <w:tcW w:type="dxa" w:w="2409"/>
-            <w:tcBorders>
-              <w:top w:val="single" w:color="AAAAAA" w:sz="4"/>
-              <w:left w:val="single" w:color="AAAAAA" w:sz="4"/>
-              <w:bottom w:val="single" w:color="AAAAAA" w:sz="4"/>
-              <w:right w:val="single" w:color="AAAAAA" w:sz="4"/>
-            </w:tcBorders>
-            <w:tcMar>
-              <w:top w:type="dxa" w:w="80"/>
-              <w:left w:type="dxa" w:w="120"/>
-              <w:bottom w:type="dxa" w:w="80"/>
-              <w:right w:type="dxa" w:w="120"/>
-            </w:tcMar>
-          </w:tcPr>
-          <w:p>
-            <w:pPr>
-              <w:spacing w:after="300"/>
-            </w:pPr>
-            <w:r>
-              <w:t xml:space="preserve"/>
+            <w:r>
+              <w:rPr>
+                <w:sz w:val="20"/>
+                <w:szCs w:val="20"/>
+              </w:rPr>
+              <w:t xml:space="preserve">101</w:t>
+            </w:r>
+          </w:p>
+        </w:tc>
+        <w:tc>
+          <w:tcPr>
+            <w:tcW w:type="dxa" w:w="2410"/>
+            <w:tcBorders>
+              <w:top w:val="single" w:color="AAAAAA" w:sz="4"/>
+              <w:left w:val="single" w:color="AAAAAA" w:sz="4"/>
+              <w:bottom w:val="single" w:color="AAAAAA" w:sz="4"/>
+              <w:right w:val="single" w:color="AAAAAA" w:sz="4"/>
+            </w:tcBorders>
+            <w:tcMar>
+              <w:top w:type="dxa" w:w="80"/>
+              <w:left w:type="dxa" w:w="120"/>
+              <w:bottom w:type="dxa" w:w="80"/>
+              <w:right w:type="dxa" w:w="120"/>
+            </w:tcMar>
+          </w:tcPr>
+          <w:p>
+            <w:r>
+              <w:rPr>
+                <w:sz w:val="20"/>
+                <w:szCs w:val="20"/>
+              </w:rPr>
+              <w:t xml:space="preserve">Ana Silva</w:t>
+            </w:r>
+          </w:p>
+        </w:tc>
+        <w:tc>
+          <w:tcPr>
+            <w:tcW w:type="dxa" w:w="2409"/>
+            <w:tcBorders>
+              <w:top w:val="single" w:color="AAAAAA" w:sz="4"/>
+              <w:left w:val="single" w:color="AAAAAA" w:sz="4"/>
+              <w:bottom w:val="single" w:color="AAAAAA" w:sz="4"/>
+              <w:right w:val="single" w:color="AAAAAA" w:sz="4"/>
+            </w:tcBorders>
+            <w:tcMar>
+              <w:top w:type="dxa" w:w="80"/>
+              <w:left w:type="dxa" w:w="120"/>
+              <w:bottom w:type="dxa" w:w="80"/>
+              <w:right w:type="dxa" w:w="120"/>
+            </w:tcMar>
+          </w:tcPr>
+          <w:p>
+            <w:r>
+              <w:rPr>
+                <w:sz w:val="20"/>
+                <w:szCs w:val="20"/>
+              </w:rPr>
+              <w:t xml:space="preserve">Jurista</w:t>
+            </w:r>
+          </w:p>
+        </w:tc>
+        <w:tc>
+          <w:tcPr>
+            <w:tcW w:type="dxa" w:w="2409"/>
+            <w:tcBorders>
+              <w:top w:val="single" w:color="AAAAAA" w:sz="4"/>
+              <w:left w:val="single" w:color="AAAAAA" w:sz="4"/>
+              <w:bottom w:val="single" w:color="AAAAAA" w:sz="4"/>
+              <w:right w:val="single" w:color="AAAAAA" w:sz="4"/>
+            </w:tcBorders>
+            <w:tcMar>
+              <w:top w:type="dxa" w:w="80"/>
+              <w:left w:type="dxa" w:w="120"/>
+              <w:bottom w:type="dxa" w:w="80"/>
+              <w:right w:type="dxa" w:w="120"/>
+            </w:tcMar>
+          </w:tcPr>
+          <w:p>
+            <w:r>
+              <w:rPr>
+                <w:sz w:val="20"/>
+                <w:szCs w:val="20"/>
+              </w:rPr>
+              <w:t xml:space="preserve">3</w:t>
             </w:r>
           </w:p>
         </w:tc>
@@ -827,86 +838,90 @@
             </w:tcMar>
           </w:tcPr>
           <w:p>
-            <w:pPr>
-              <w:spacing w:after="300"/>
-            </w:pPr>
-            <w:r>
-              <w:t xml:space="preserve"/>
-            </w:r>
-          </w:p>
-        </w:tc>
-        <w:tc>
-          <w:tcPr>
-            <w:tcW w:type="dxa" w:w="2410"/>
-            <w:tcBorders>
-              <w:top w:val="single" w:color="AAAAAA" w:sz="4"/>
-              <w:left w:val="single" w:color="AAAAAA" w:sz="4"/>
-              <w:bottom w:val="single" w:color="AAAAAA" w:sz="4"/>
-              <w:right w:val="single" w:color="AAAAAA" w:sz="4"/>
-            </w:tcBorders>
-            <w:tcMar>
-              <w:top w:type="dxa" w:w="80"/>
-              <w:left w:type="dxa" w:w="120"/>
-              <w:bottom w:type="dxa" w:w="80"/>
-              <w:right w:type="dxa" w:w="120"/>
-            </w:tcMar>
-          </w:tcPr>
-          <w:p>
-            <w:pPr>
-              <w:spacing w:after="300"/>
-            </w:pPr>
-            <w:r>
-              <w:t xml:space="preserve"/>
-            </w:r>
-          </w:p>
-        </w:tc>
-        <w:tc>
-          <w:tcPr>
-            <w:tcW w:type="dxa" w:w="2409"/>
-            <w:tcBorders>
-              <w:top w:val="single" w:color="AAAAAA" w:sz="4"/>
-              <w:left w:val="single" w:color="AAAAAA" w:sz="4"/>
-              <w:bottom w:val="single" w:color="AAAAAA" w:sz="4"/>
-              <w:right w:val="single" w:color="AAAAAA" w:sz="4"/>
-            </w:tcBorders>
-            <w:tcMar>
-              <w:top w:type="dxa" w:w="80"/>
-              <w:left w:type="dxa" w:w="120"/>
-              <w:bottom w:type="dxa" w:w="80"/>
-              <w:right w:type="dxa" w:w="120"/>
-            </w:tcMar>
-          </w:tcPr>
-          <w:p>
-            <w:pPr>
-              <w:spacing w:after="300"/>
-            </w:pPr>
-            <w:r>
-              <w:t xml:space="preserve"/>
-            </w:r>
-          </w:p>
-        </w:tc>
-        <w:tc>
-          <w:tcPr>
-            <w:tcW w:type="dxa" w:w="2409"/>
-            <w:tcBorders>
-              <w:top w:val="single" w:color="AAAAAA" w:sz="4"/>
-              <w:left w:val="single" w:color="AAAAAA" w:sz="4"/>
-              <w:bottom w:val="single" w:color="AAAAAA" w:sz="4"/>
-              <w:right w:val="single" w:color="AAAAAA" w:sz="4"/>
-            </w:tcBorders>
-            <w:tcMar>
-              <w:top w:type="dxa" w:w="80"/>
-              <w:left w:type="dxa" w:w="120"/>
-              <w:bottom w:type="dxa" w:w="80"/>
-              <w:right w:type="dxa" w:w="120"/>
-            </w:tcMar>
-          </w:tcPr>
-          <w:p>
-            <w:pPr>
-              <w:spacing w:after="300"/>
-            </w:pPr>
-            <w:r>
-              <w:t xml:space="preserve"/>
+            <w:r>
+              <w:rPr>
+                <w:sz w:val="20"/>
+                <w:szCs w:val="20"/>
+              </w:rPr>
+              <w:t xml:space="preserve">102</w:t>
+            </w:r>
+          </w:p>
+        </w:tc>
+        <w:tc>
+          <w:tcPr>
+            <w:tcW w:type="dxa" w:w="2410"/>
+            <w:tcBorders>
+              <w:top w:val="single" w:color="AAAAAA" w:sz="4"/>
+              <w:left w:val="single" w:color="AAAAAA" w:sz="4"/>
+              <w:bottom w:val="single" w:color="AAAAAA" w:sz="4"/>
+              <w:right w:val="single" w:color="AAAAAA" w:sz="4"/>
+            </w:tcBorders>
+            <w:tcMar>
+              <w:top w:type="dxa" w:w="80"/>
+              <w:left w:type="dxa" w:w="120"/>
+              <w:bottom w:type="dxa" w:w="80"/>
+              <w:right w:type="dxa" w:w="120"/>
+            </w:tcMar>
+          </w:tcPr>
+          <w:p>
+            <w:r>
+              <w:rPr>
+                <w:sz w:val="20"/>
+                <w:szCs w:val="20"/>
+              </w:rPr>
+              <w:t xml:space="preserve">João Pinto</w:t>
+            </w:r>
+          </w:p>
+        </w:tc>
+        <w:tc>
+          <w:tcPr>
+            <w:tcW w:type="dxa" w:w="2409"/>
+            <w:tcBorders>
+              <w:top w:val="single" w:color="AAAAAA" w:sz="4"/>
+              <w:left w:val="single" w:color="AAAAAA" w:sz="4"/>
+              <w:bottom w:val="single" w:color="AAAAAA" w:sz="4"/>
+              <w:right w:val="single" w:color="AAAAAA" w:sz="4"/>
+            </w:tcBorders>
+            <w:tcMar>
+              <w:top w:type="dxa" w:w="80"/>
+              <w:left w:type="dxa" w:w="120"/>
+              <w:bottom w:type="dxa" w:w="80"/>
+              <w:right w:type="dxa" w:w="120"/>
+            </w:tcMar>
+          </w:tcPr>
+          <w:p>
+            <w:r>
+              <w:rPr>
+                <w:sz w:val="20"/>
+                <w:szCs w:val="20"/>
+              </w:rPr>
+              <w:t xml:space="preserve">Contabilista</w:t>
+            </w:r>
+          </w:p>
+        </w:tc>
+        <w:tc>
+          <w:tcPr>
+            <w:tcW w:type="dxa" w:w="2409"/>
+            <w:tcBorders>
+              <w:top w:val="single" w:color="AAAAAA" w:sz="4"/>
+              <w:left w:val="single" w:color="AAAAAA" w:sz="4"/>
+              <w:bottom w:val="single" w:color="AAAAAA" w:sz="4"/>
+              <w:right w:val="single" w:color="AAAAAA" w:sz="4"/>
+            </w:tcBorders>
+            <w:tcMar>
+              <w:top w:type="dxa" w:w="80"/>
+              <w:left w:type="dxa" w:w="120"/>
+              <w:bottom w:type="dxa" w:w="80"/>
+              <w:right w:type="dxa" w:w="120"/>
+            </w:tcMar>
+          </w:tcPr>
+          <w:p>
+            <w:r>
+              <w:rPr>
+                <w:sz w:val="20"/>
+                <w:szCs w:val="20"/>
+              </w:rPr>
+              <w:t xml:space="preserve">3</w:t>
             </w:r>
           </w:p>
         </w:tc>
@@ -929,86 +944,90 @@
             </w:tcMar>
           </w:tcPr>
           <w:p>
-            <w:pPr>
-              <w:spacing w:after="300"/>
-            </w:pPr>
-            <w:r>
-              <w:t xml:space="preserve"/>
-            </w:r>
-          </w:p>
-        </w:tc>
-        <w:tc>
-          <w:tcPr>
-            <w:tcW w:type="dxa" w:w="2410"/>
-            <w:tcBorders>
-              <w:top w:val="single" w:color="AAAAAA" w:sz="4"/>
-              <w:left w:val="single" w:color="AAAAAA" w:sz="4"/>
-              <w:bottom w:val="single" w:color="AAAAAA" w:sz="4"/>
-              <w:right w:val="single" w:color="AAAAAA" w:sz="4"/>
-            </w:tcBorders>
-            <w:tcMar>
-              <w:top w:type="dxa" w:w="80"/>
-              <w:left w:type="dxa" w:w="120"/>
-              <w:bottom w:type="dxa" w:w="80"/>
-              <w:right w:type="dxa" w:w="120"/>
-            </w:tcMar>
-          </w:tcPr>
-          <w:p>
-            <w:pPr>
-              <w:spacing w:after="300"/>
-            </w:pPr>
-            <w:r>
-              <w:t xml:space="preserve"/>
-            </w:r>
-          </w:p>
-        </w:tc>
-        <w:tc>
-          <w:tcPr>
-            <w:tcW w:type="dxa" w:w="2409"/>
-            <w:tcBorders>
-              <w:top w:val="single" w:color="AAAAAA" w:sz="4"/>
-              <w:left w:val="single" w:color="AAAAAA" w:sz="4"/>
-              <w:bottom w:val="single" w:color="AAAAAA" w:sz="4"/>
-              <w:right w:val="single" w:color="AAAAAA" w:sz="4"/>
-            </w:tcBorders>
-            <w:tcMar>
-              <w:top w:type="dxa" w:w="80"/>
-              <w:left w:type="dxa" w:w="120"/>
-              <w:bottom w:type="dxa" w:w="80"/>
-              <w:right w:type="dxa" w:w="120"/>
-            </w:tcMar>
-          </w:tcPr>
-          <w:p>
-            <w:pPr>
-              <w:spacing w:after="300"/>
-            </w:pPr>
-            <w:r>
-              <w:t xml:space="preserve"/>
-            </w:r>
-          </w:p>
-        </w:tc>
-        <w:tc>
-          <w:tcPr>
-            <w:tcW w:type="dxa" w:w="2409"/>
-            <w:tcBorders>
-              <w:top w:val="single" w:color="AAAAAA" w:sz="4"/>
-              <w:left w:val="single" w:color="AAAAAA" w:sz="4"/>
-              <w:bottom w:val="single" w:color="AAAAAA" w:sz="4"/>
-              <w:right w:val="single" w:color="AAAAAA" w:sz="4"/>
-            </w:tcBorders>
-            <w:tcMar>
-              <w:top w:type="dxa" w:w="80"/>
-              <w:left w:type="dxa" w:w="120"/>
-              <w:bottom w:type="dxa" w:w="80"/>
-              <w:right w:type="dxa" w:w="120"/>
-            </w:tcMar>
-          </w:tcPr>
-          <w:p>
-            <w:pPr>
-              <w:spacing w:after="300"/>
-            </w:pPr>
-            <w:r>
-              <w:t xml:space="preserve"/>
+            <w:r>
+              <w:rPr>
+                <w:sz w:val="20"/>
+                <w:szCs w:val="20"/>
+              </w:rPr>
+              <w:t xml:space="preserve">103</w:t>
+            </w:r>
+          </w:p>
+        </w:tc>
+        <w:tc>
+          <w:tcPr>
+            <w:tcW w:type="dxa" w:w="2410"/>
+            <w:tcBorders>
+              <w:top w:val="single" w:color="AAAAAA" w:sz="4"/>
+              <w:left w:val="single" w:color="AAAAAA" w:sz="4"/>
+              <w:bottom w:val="single" w:color="AAAAAA" w:sz="4"/>
+              <w:right w:val="single" w:color="AAAAAA" w:sz="4"/>
+            </w:tcBorders>
+            <w:tcMar>
+              <w:top w:type="dxa" w:w="80"/>
+              <w:left w:type="dxa" w:w="120"/>
+              <w:bottom w:type="dxa" w:w="80"/>
+              <w:right w:type="dxa" w:w="120"/>
+            </w:tcMar>
+          </w:tcPr>
+          <w:p>
+            <w:r>
+              <w:rPr>
+                <w:sz w:val="20"/>
+                <w:szCs w:val="20"/>
+              </w:rPr>
+              <w:t xml:space="preserve">Rita Costa</w:t>
+            </w:r>
+          </w:p>
+        </w:tc>
+        <w:tc>
+          <w:tcPr>
+            <w:tcW w:type="dxa" w:w="2409"/>
+            <w:tcBorders>
+              <w:top w:val="single" w:color="AAAAAA" w:sz="4"/>
+              <w:left w:val="single" w:color="AAAAAA" w:sz="4"/>
+              <w:bottom w:val="single" w:color="AAAAAA" w:sz="4"/>
+              <w:right w:val="single" w:color="AAAAAA" w:sz="4"/>
+            </w:tcBorders>
+            <w:tcMar>
+              <w:top w:type="dxa" w:w="80"/>
+              <w:left w:type="dxa" w:w="120"/>
+              <w:bottom w:type="dxa" w:w="80"/>
+              <w:right w:type="dxa" w:w="120"/>
+            </w:tcMar>
+          </w:tcPr>
+          <w:p>
+            <w:r>
+              <w:rPr>
+                <w:sz w:val="20"/>
+                <w:szCs w:val="20"/>
+              </w:rPr>
+              <w:t xml:space="preserve">Arquitecta</w:t>
+            </w:r>
+          </w:p>
+        </w:tc>
+        <w:tc>
+          <w:tcPr>
+            <w:tcW w:type="dxa" w:w="2409"/>
+            <w:tcBorders>
+              <w:top w:val="single" w:color="AAAAAA" w:sz="4"/>
+              <w:left w:val="single" w:color="AAAAAA" w:sz="4"/>
+              <w:bottom w:val="single" w:color="AAAAAA" w:sz="4"/>
+              <w:right w:val="single" w:color="AAAAAA" w:sz="4"/>
+            </w:tcBorders>
+            <w:tcMar>
+              <w:top w:type="dxa" w:w="80"/>
+              <w:left w:type="dxa" w:w="120"/>
+              <w:bottom w:type="dxa" w:w="80"/>
+              <w:right w:type="dxa" w:w="120"/>
+            </w:tcMar>
+          </w:tcPr>
+          <w:p>
+            <w:r>
+              <w:rPr>
+                <w:sz w:val="20"/>
+                <w:szCs w:val="20"/>
+              </w:rPr>
+              <w:t xml:space="preserve">5</w:t>
             </w:r>
           </w:p>
         </w:tc>
@@ -1033,15 +1052,20 @@
           <w:sz w:val="20"/>
           <w:szCs w:val="20"/>
         </w:rPr>
-        <w:t xml:space="preserve">Passo B: </w:t>
-      </w:r>
-      <w:r>
-        <w:rPr>
-          <w:sz w:val="20"/>
-          <w:szCs w:val="20"/>
-        </w:rPr>
-        <w:t xml:space="preserve">☐  NULLs?     ☐  Repetições?            </w:t>
-      </w:r>
+        <w:t xml:space="preserve">Passo B — Observe: </w:t>
+      </w:r>
+      <w:r>
+        <w:rPr>
+          <w:sz w:val="20"/>
+          <w:szCs w:val="20"/>
+        </w:rPr>
+        <w:t xml:space="preserve">☐  Há NULLs?     ☐  Há repetições?            </w:t>
+      </w:r>
+    </w:p>
+    <w:p>
+      <w:pPr>
+        <w:spacing w:after="60"/>
+      </w:pPr>
       <w:r>
         <w:rPr>
           <w:b/>
@@ -1049,14 +1073,14 @@
           <w:sz w:val="20"/>
           <w:szCs w:val="20"/>
         </w:rPr>
-        <w:t xml:space="preserve">Passo C: </w:t>
-      </w:r>
-      <w:r>
-        <w:rPr>
-          <w:sz w:val="20"/>
-          <w:szCs w:val="20"/>
-        </w:rPr>
-        <w:t xml:space="preserve">☐  2 tabelas     ☐  3 tabelas (assoc: ____________)</w:t>
+        <w:t xml:space="preserve">Passo C — Decisão: </w:t>
+      </w:r>
+      <w:r>
+        <w:rPr>
+          <w:sz w:val="20"/>
+          <w:szCs w:val="20"/>
+        </w:rPr>
+        <w:t xml:space="preserve">☐  Fica assim (2 tabelas)     ☐  Criar tabela associativa: _______________ (3 tabelas)</w:t>
       </w:r>
     </w:p>
     <w:p>
@@ -1070,7 +1094,7 @@
           <w:sz w:val="20"/>
           <w:szCs w:val="20"/>
         </w:rPr>
-        <w:t xml:space="preserve">Passo D — Regra: _____</w:t>
+        <w:t xml:space="preserve">Passo D — Regra aplicada: Regra _____</w:t>
       </w:r>
     </w:p>
     <w:p>
@@ -1105,7 +1129,7 @@
     </w:p>
     <w:p>
       <w:pPr>
-        <w:spacing w:after="100"/>
+        <w:spacing w:after="80"/>
       </w:pPr>
       <w:r>
         <w:rPr>
@@ -1135,7 +1159,14 @@
           <w:sz w:val="20"/>
           <w:szCs w:val="20"/>
         </w:rPr>
-        <w:t xml:space="preserve">Passo A — Tentativa: escreva 3 linhas de dados com a FK no lado que lhe parece natural.</w:t>
+        <w:t xml:space="preserve">Passo A — Tentativa já feita. </w:t>
+      </w:r>
+      <w:r>
+        <w:rPr>
+          <w:sz w:val="20"/>
+          <w:szCs w:val="20"/>
+        </w:rPr>
+        <w:t xml:space="preserve">Colocámos codDep na tabela PROJECTO:</w:t>
       </w:r>
     </w:p>
     <w:tbl>
@@ -1186,7 +1217,7 @@
                 <w:sz w:val="20"/>
                 <w:szCs w:val="20"/>
               </w:rPr>
-              <w:t xml:space="preserve"/>
+              <w:t xml:space="preserve">codProj</w:t>
             </w:r>
           </w:p>
         </w:tc>
@@ -1216,7 +1247,7 @@
                 <w:sz w:val="20"/>
                 <w:szCs w:val="20"/>
               </w:rPr>
-              <w:t xml:space="preserve"/>
+              <w:t xml:space="preserve">nome</w:t>
             </w:r>
           </w:p>
         </w:tc>
@@ -1246,7 +1277,7 @@
                 <w:sz w:val="20"/>
                 <w:szCs w:val="20"/>
               </w:rPr>
-              <w:t xml:space="preserve"/>
+              <w:t xml:space="preserve">orcamento</w:t>
             </w:r>
           </w:p>
         </w:tc>
@@ -1276,7 +1307,7 @@
                 <w:sz w:val="20"/>
                 <w:szCs w:val="20"/>
               </w:rPr>
-              <w:t xml:space="preserve"/>
+              <w:t xml:space="preserve">codDep</w:t>
             </w:r>
           </w:p>
         </w:tc>
@@ -1299,86 +1330,90 @@
             </w:tcMar>
           </w:tcPr>
           <w:p>
-            <w:pPr>
-              <w:spacing w:after="300"/>
-            </w:pPr>
-            <w:r>
-              <w:t xml:space="preserve"/>
-            </w:r>
-          </w:p>
-        </w:tc>
-        <w:tc>
-          <w:tcPr>
-            <w:tcW w:type="dxa" w:w="2410"/>
-            <w:tcBorders>
-              <w:top w:val="single" w:color="AAAAAA" w:sz="4"/>
-              <w:left w:val="single" w:color="AAAAAA" w:sz="4"/>
-              <w:bottom w:val="single" w:color="AAAAAA" w:sz="4"/>
-              <w:right w:val="single" w:color="AAAAAA" w:sz="4"/>
-            </w:tcBorders>
-            <w:tcMar>
-              <w:top w:type="dxa" w:w="80"/>
-              <w:left w:type="dxa" w:w="120"/>
-              <w:bottom w:type="dxa" w:w="80"/>
-              <w:right w:type="dxa" w:w="120"/>
-            </w:tcMar>
-          </w:tcPr>
-          <w:p>
-            <w:pPr>
-              <w:spacing w:after="300"/>
-            </w:pPr>
-            <w:r>
-              <w:t xml:space="preserve"/>
-            </w:r>
-          </w:p>
-        </w:tc>
-        <w:tc>
-          <w:tcPr>
-            <w:tcW w:type="dxa" w:w="2409"/>
-            <w:tcBorders>
-              <w:top w:val="single" w:color="AAAAAA" w:sz="4"/>
-              <w:left w:val="single" w:color="AAAAAA" w:sz="4"/>
-              <w:bottom w:val="single" w:color="AAAAAA" w:sz="4"/>
-              <w:right w:val="single" w:color="AAAAAA" w:sz="4"/>
-            </w:tcBorders>
-            <w:tcMar>
-              <w:top w:type="dxa" w:w="80"/>
-              <w:left w:type="dxa" w:w="120"/>
-              <w:bottom w:type="dxa" w:w="80"/>
-              <w:right w:type="dxa" w:w="120"/>
-            </w:tcMar>
-          </w:tcPr>
-          <w:p>
-            <w:pPr>
-              <w:spacing w:after="300"/>
-            </w:pPr>
-            <w:r>
-              <w:t xml:space="preserve"/>
-            </w:r>
-          </w:p>
-        </w:tc>
-        <w:tc>
-          <w:tcPr>
-            <w:tcW w:type="dxa" w:w="2409"/>
-            <w:tcBorders>
-              <w:top w:val="single" w:color="AAAAAA" w:sz="4"/>
-              <w:left w:val="single" w:color="AAAAAA" w:sz="4"/>
-              <w:bottom w:val="single" w:color="AAAAAA" w:sz="4"/>
-              <w:right w:val="single" w:color="AAAAAA" w:sz="4"/>
-            </w:tcBorders>
-            <w:tcMar>
-              <w:top w:type="dxa" w:w="80"/>
-              <w:left w:type="dxa" w:w="120"/>
-              <w:bottom w:type="dxa" w:w="80"/>
-              <w:right w:type="dxa" w:w="120"/>
-            </w:tcMar>
-          </w:tcPr>
-          <w:p>
-            <w:pPr>
-              <w:spacing w:after="300"/>
-            </w:pPr>
-            <w:r>
-              <w:t xml:space="preserve"/>
+            <w:r>
+              <w:rPr>
+                <w:sz w:val="20"/>
+                <w:szCs w:val="20"/>
+              </w:rPr>
+              <w:t xml:space="preserve">P01</w:t>
+            </w:r>
+          </w:p>
+        </w:tc>
+        <w:tc>
+          <w:tcPr>
+            <w:tcW w:type="dxa" w:w="2410"/>
+            <w:tcBorders>
+              <w:top w:val="single" w:color="AAAAAA" w:sz="4"/>
+              <w:left w:val="single" w:color="AAAAAA" w:sz="4"/>
+              <w:bottom w:val="single" w:color="AAAAAA" w:sz="4"/>
+              <w:right w:val="single" w:color="AAAAAA" w:sz="4"/>
+            </w:tcBorders>
+            <w:tcMar>
+              <w:top w:type="dxa" w:w="80"/>
+              <w:left w:type="dxa" w:w="120"/>
+              <w:bottom w:type="dxa" w:w="80"/>
+              <w:right w:type="dxa" w:w="120"/>
+            </w:tcMar>
+          </w:tcPr>
+          <w:p>
+            <w:r>
+              <w:rPr>
+                <w:sz w:val="20"/>
+                <w:szCs w:val="20"/>
+              </w:rPr>
+              <w:t xml:space="preserve">Modernização IT</w:t>
+            </w:r>
+          </w:p>
+        </w:tc>
+        <w:tc>
+          <w:tcPr>
+            <w:tcW w:type="dxa" w:w="2409"/>
+            <w:tcBorders>
+              <w:top w:val="single" w:color="AAAAAA" w:sz="4"/>
+              <w:left w:val="single" w:color="AAAAAA" w:sz="4"/>
+              <w:bottom w:val="single" w:color="AAAAAA" w:sz="4"/>
+              <w:right w:val="single" w:color="AAAAAA" w:sz="4"/>
+            </w:tcBorders>
+            <w:tcMar>
+              <w:top w:type="dxa" w:w="80"/>
+              <w:left w:type="dxa" w:w="120"/>
+              <w:bottom w:type="dxa" w:w="80"/>
+              <w:right w:type="dxa" w:w="120"/>
+            </w:tcMar>
+          </w:tcPr>
+          <w:p>
+            <w:r>
+              <w:rPr>
+                <w:sz w:val="20"/>
+                <w:szCs w:val="20"/>
+              </w:rPr>
+              <w:t xml:space="preserve">50.000€</w:t>
+            </w:r>
+          </w:p>
+        </w:tc>
+        <w:tc>
+          <w:tcPr>
+            <w:tcW w:type="dxa" w:w="2409"/>
+            <w:tcBorders>
+              <w:top w:val="single" w:color="AAAAAA" w:sz="4"/>
+              <w:left w:val="single" w:color="AAAAAA" w:sz="4"/>
+              <w:bottom w:val="single" w:color="AAAAAA" w:sz="4"/>
+              <w:right w:val="single" w:color="AAAAAA" w:sz="4"/>
+            </w:tcBorders>
+            <w:tcMar>
+              <w:top w:type="dxa" w:w="80"/>
+              <w:left w:type="dxa" w:w="120"/>
+              <w:bottom w:type="dxa" w:w="80"/>
+              <w:right w:type="dxa" w:w="120"/>
+            </w:tcMar>
+          </w:tcPr>
+          <w:p>
+            <w:r>
+              <w:rPr>
+                <w:sz w:val="20"/>
+                <w:szCs w:val="20"/>
+              </w:rPr>
+              <w:t xml:space="preserve">2</w:t>
             </w:r>
           </w:p>
         </w:tc>
@@ -1401,86 +1436,90 @@
             </w:tcMar>
           </w:tcPr>
           <w:p>
-            <w:pPr>
-              <w:spacing w:after="300"/>
-            </w:pPr>
-            <w:r>
-              <w:t xml:space="preserve"/>
-            </w:r>
-          </w:p>
-        </w:tc>
-        <w:tc>
-          <w:tcPr>
-            <w:tcW w:type="dxa" w:w="2410"/>
-            <w:tcBorders>
-              <w:top w:val="single" w:color="AAAAAA" w:sz="4"/>
-              <w:left w:val="single" w:color="AAAAAA" w:sz="4"/>
-              <w:bottom w:val="single" w:color="AAAAAA" w:sz="4"/>
-              <w:right w:val="single" w:color="AAAAAA" w:sz="4"/>
-            </w:tcBorders>
-            <w:tcMar>
-              <w:top w:type="dxa" w:w="80"/>
-              <w:left w:type="dxa" w:w="120"/>
-              <w:bottom w:type="dxa" w:w="80"/>
-              <w:right w:type="dxa" w:w="120"/>
-            </w:tcMar>
-          </w:tcPr>
-          <w:p>
-            <w:pPr>
-              <w:spacing w:after="300"/>
-            </w:pPr>
-            <w:r>
-              <w:t xml:space="preserve"/>
-            </w:r>
-          </w:p>
-        </w:tc>
-        <w:tc>
-          <w:tcPr>
-            <w:tcW w:type="dxa" w:w="2409"/>
-            <w:tcBorders>
-              <w:top w:val="single" w:color="AAAAAA" w:sz="4"/>
-              <w:left w:val="single" w:color="AAAAAA" w:sz="4"/>
-              <w:bottom w:val="single" w:color="AAAAAA" w:sz="4"/>
-              <w:right w:val="single" w:color="AAAAAA" w:sz="4"/>
-            </w:tcBorders>
-            <w:tcMar>
-              <w:top w:type="dxa" w:w="80"/>
-              <w:left w:type="dxa" w:w="120"/>
-              <w:bottom w:type="dxa" w:w="80"/>
-              <w:right w:type="dxa" w:w="120"/>
-            </w:tcMar>
-          </w:tcPr>
-          <w:p>
-            <w:pPr>
-              <w:spacing w:after="300"/>
-            </w:pPr>
-            <w:r>
-              <w:t xml:space="preserve"/>
-            </w:r>
-          </w:p>
-        </w:tc>
-        <w:tc>
-          <w:tcPr>
-            <w:tcW w:type="dxa" w:w="2409"/>
-            <w:tcBorders>
-              <w:top w:val="single" w:color="AAAAAA" w:sz="4"/>
-              <w:left w:val="single" w:color="AAAAAA" w:sz="4"/>
-              <w:bottom w:val="single" w:color="AAAAAA" w:sz="4"/>
-              <w:right w:val="single" w:color="AAAAAA" w:sz="4"/>
-            </w:tcBorders>
-            <w:tcMar>
-              <w:top w:type="dxa" w:w="80"/>
-              <w:left w:type="dxa" w:w="120"/>
-              <w:bottom w:type="dxa" w:w="80"/>
-              <w:right w:type="dxa" w:w="120"/>
-            </w:tcMar>
-          </w:tcPr>
-          <w:p>
-            <w:pPr>
-              <w:spacing w:after="300"/>
-            </w:pPr>
-            <w:r>
-              <w:t xml:space="preserve"/>
+            <w:r>
+              <w:rPr>
+                <w:sz w:val="20"/>
+                <w:szCs w:val="20"/>
+              </w:rPr>
+              <w:t xml:space="preserve">P01</w:t>
+            </w:r>
+          </w:p>
+        </w:tc>
+        <w:tc>
+          <w:tcPr>
+            <w:tcW w:type="dxa" w:w="2410"/>
+            <w:tcBorders>
+              <w:top w:val="single" w:color="AAAAAA" w:sz="4"/>
+              <w:left w:val="single" w:color="AAAAAA" w:sz="4"/>
+              <w:bottom w:val="single" w:color="AAAAAA" w:sz="4"/>
+              <w:right w:val="single" w:color="AAAAAA" w:sz="4"/>
+            </w:tcBorders>
+            <w:tcMar>
+              <w:top w:type="dxa" w:w="80"/>
+              <w:left w:type="dxa" w:w="120"/>
+              <w:bottom w:type="dxa" w:w="80"/>
+              <w:right w:type="dxa" w:w="120"/>
+            </w:tcMar>
+          </w:tcPr>
+          <w:p>
+            <w:r>
+              <w:rPr>
+                <w:sz w:val="20"/>
+                <w:szCs w:val="20"/>
+              </w:rPr>
+              <w:t xml:space="preserve">Modernização IT</w:t>
+            </w:r>
+          </w:p>
+        </w:tc>
+        <w:tc>
+          <w:tcPr>
+            <w:tcW w:type="dxa" w:w="2409"/>
+            <w:tcBorders>
+              <w:top w:val="single" w:color="AAAAAA" w:sz="4"/>
+              <w:left w:val="single" w:color="AAAAAA" w:sz="4"/>
+              <w:bottom w:val="single" w:color="AAAAAA" w:sz="4"/>
+              <w:right w:val="single" w:color="AAAAAA" w:sz="4"/>
+            </w:tcBorders>
+            <w:tcMar>
+              <w:top w:type="dxa" w:w="80"/>
+              <w:left w:type="dxa" w:w="120"/>
+              <w:bottom w:type="dxa" w:w="80"/>
+              <w:right w:type="dxa" w:w="120"/>
+            </w:tcMar>
+          </w:tcPr>
+          <w:p>
+            <w:r>
+              <w:rPr>
+                <w:sz w:val="20"/>
+                <w:szCs w:val="20"/>
+              </w:rPr>
+              <w:t xml:space="preserve">50.000€</w:t>
+            </w:r>
+          </w:p>
+        </w:tc>
+        <w:tc>
+          <w:tcPr>
+            <w:tcW w:type="dxa" w:w="2409"/>
+            <w:tcBorders>
+              <w:top w:val="single" w:color="AAAAAA" w:sz="4"/>
+              <w:left w:val="single" w:color="AAAAAA" w:sz="4"/>
+              <w:bottom w:val="single" w:color="AAAAAA" w:sz="4"/>
+              <w:right w:val="single" w:color="AAAAAA" w:sz="4"/>
+            </w:tcBorders>
+            <w:tcMar>
+              <w:top w:type="dxa" w:w="80"/>
+              <w:left w:type="dxa" w:w="120"/>
+              <w:bottom w:type="dxa" w:w="80"/>
+              <w:right w:type="dxa" w:w="120"/>
+            </w:tcMar>
+          </w:tcPr>
+          <w:p>
+            <w:r>
+              <w:rPr>
+                <w:sz w:val="20"/>
+                <w:szCs w:val="20"/>
+              </w:rPr>
+              <w:t xml:space="preserve">5</w:t>
             </w:r>
           </w:p>
         </w:tc>
@@ -1503,86 +1542,90 @@
             </w:tcMar>
           </w:tcPr>
           <w:p>
-            <w:pPr>
-              <w:spacing w:after="300"/>
-            </w:pPr>
-            <w:r>
-              <w:t xml:space="preserve"/>
-            </w:r>
-          </w:p>
-        </w:tc>
-        <w:tc>
-          <w:tcPr>
-            <w:tcW w:type="dxa" w:w="2410"/>
-            <w:tcBorders>
-              <w:top w:val="single" w:color="AAAAAA" w:sz="4"/>
-              <w:left w:val="single" w:color="AAAAAA" w:sz="4"/>
-              <w:bottom w:val="single" w:color="AAAAAA" w:sz="4"/>
-              <w:right w:val="single" w:color="AAAAAA" w:sz="4"/>
-            </w:tcBorders>
-            <w:tcMar>
-              <w:top w:type="dxa" w:w="80"/>
-              <w:left w:type="dxa" w:w="120"/>
-              <w:bottom w:type="dxa" w:w="80"/>
-              <w:right w:type="dxa" w:w="120"/>
-            </w:tcMar>
-          </w:tcPr>
-          <w:p>
-            <w:pPr>
-              <w:spacing w:after="300"/>
-            </w:pPr>
-            <w:r>
-              <w:t xml:space="preserve"/>
-            </w:r>
-          </w:p>
-        </w:tc>
-        <w:tc>
-          <w:tcPr>
-            <w:tcW w:type="dxa" w:w="2409"/>
-            <w:tcBorders>
-              <w:top w:val="single" w:color="AAAAAA" w:sz="4"/>
-              <w:left w:val="single" w:color="AAAAAA" w:sz="4"/>
-              <w:bottom w:val="single" w:color="AAAAAA" w:sz="4"/>
-              <w:right w:val="single" w:color="AAAAAA" w:sz="4"/>
-            </w:tcBorders>
-            <w:tcMar>
-              <w:top w:type="dxa" w:w="80"/>
-              <w:left w:type="dxa" w:w="120"/>
-              <w:bottom w:type="dxa" w:w="80"/>
-              <w:right w:type="dxa" w:w="120"/>
-            </w:tcMar>
-          </w:tcPr>
-          <w:p>
-            <w:pPr>
-              <w:spacing w:after="300"/>
-            </w:pPr>
-            <w:r>
-              <w:t xml:space="preserve"/>
-            </w:r>
-          </w:p>
-        </w:tc>
-        <w:tc>
-          <w:tcPr>
-            <w:tcW w:type="dxa" w:w="2409"/>
-            <w:tcBorders>
-              <w:top w:val="single" w:color="AAAAAA" w:sz="4"/>
-              <w:left w:val="single" w:color="AAAAAA" w:sz="4"/>
-              <w:bottom w:val="single" w:color="AAAAAA" w:sz="4"/>
-              <w:right w:val="single" w:color="AAAAAA" w:sz="4"/>
-            </w:tcBorders>
-            <w:tcMar>
-              <w:top w:type="dxa" w:w="80"/>
-              <w:left w:type="dxa" w:w="120"/>
-              <w:bottom w:type="dxa" w:w="80"/>
-              <w:right w:type="dxa" w:w="120"/>
-            </w:tcMar>
-          </w:tcPr>
-          <w:p>
-            <w:pPr>
-              <w:spacing w:after="300"/>
-            </w:pPr>
-            <w:r>
-              <w:t xml:space="preserve"/>
+            <w:r>
+              <w:rPr>
+                <w:sz w:val="20"/>
+                <w:szCs w:val="20"/>
+              </w:rPr>
+              <w:t xml:space="preserve">P02</w:t>
+            </w:r>
+          </w:p>
+        </w:tc>
+        <w:tc>
+          <w:tcPr>
+            <w:tcW w:type="dxa" w:w="2410"/>
+            <w:tcBorders>
+              <w:top w:val="single" w:color="AAAAAA" w:sz="4"/>
+              <w:left w:val="single" w:color="AAAAAA" w:sz="4"/>
+              <w:bottom w:val="single" w:color="AAAAAA" w:sz="4"/>
+              <w:right w:val="single" w:color="AAAAAA" w:sz="4"/>
+            </w:tcBorders>
+            <w:tcMar>
+              <w:top w:type="dxa" w:w="80"/>
+              <w:left w:type="dxa" w:w="120"/>
+              <w:bottom w:type="dxa" w:w="80"/>
+              <w:right w:type="dxa" w:w="120"/>
+            </w:tcMar>
+          </w:tcPr>
+          <w:p>
+            <w:r>
+              <w:rPr>
+                <w:sz w:val="20"/>
+                <w:szCs w:val="20"/>
+              </w:rPr>
+              <w:t xml:space="preserve">Sede Nova</w:t>
+            </w:r>
+          </w:p>
+        </w:tc>
+        <w:tc>
+          <w:tcPr>
+            <w:tcW w:type="dxa" w:w="2409"/>
+            <w:tcBorders>
+              <w:top w:val="single" w:color="AAAAAA" w:sz="4"/>
+              <w:left w:val="single" w:color="AAAAAA" w:sz="4"/>
+              <w:bottom w:val="single" w:color="AAAAAA" w:sz="4"/>
+              <w:right w:val="single" w:color="AAAAAA" w:sz="4"/>
+            </w:tcBorders>
+            <w:tcMar>
+              <w:top w:type="dxa" w:w="80"/>
+              <w:left w:type="dxa" w:w="120"/>
+              <w:bottom w:type="dxa" w:w="80"/>
+              <w:right w:type="dxa" w:w="120"/>
+            </w:tcMar>
+          </w:tcPr>
+          <w:p>
+            <w:r>
+              <w:rPr>
+                <w:sz w:val="20"/>
+                <w:szCs w:val="20"/>
+              </w:rPr>
+              <w:t xml:space="preserve">200.000€</w:t>
+            </w:r>
+          </w:p>
+        </w:tc>
+        <w:tc>
+          <w:tcPr>
+            <w:tcW w:type="dxa" w:w="2409"/>
+            <w:tcBorders>
+              <w:top w:val="single" w:color="AAAAAA" w:sz="4"/>
+              <w:left w:val="single" w:color="AAAAAA" w:sz="4"/>
+              <w:bottom w:val="single" w:color="AAAAAA" w:sz="4"/>
+              <w:right w:val="single" w:color="AAAAAA" w:sz="4"/>
+            </w:tcBorders>
+            <w:tcMar>
+              <w:top w:type="dxa" w:w="80"/>
+              <w:left w:type="dxa" w:w="120"/>
+              <w:bottom w:type="dxa" w:w="80"/>
+              <w:right w:type="dxa" w:w="120"/>
+            </w:tcMar>
+          </w:tcPr>
+          <w:p>
+            <w:r>
+              <w:rPr>
+                <w:sz w:val="20"/>
+                <w:szCs w:val="20"/>
+              </w:rPr>
+              <w:t xml:space="preserve">2</w:t>
             </w:r>
           </w:p>
         </w:tc>
@@ -1607,15 +1650,20 @@
           <w:sz w:val="20"/>
           <w:szCs w:val="20"/>
         </w:rPr>
-        <w:t xml:space="preserve">Passo B: </w:t>
-      </w:r>
-      <w:r>
-        <w:rPr>
-          <w:sz w:val="20"/>
-          <w:szCs w:val="20"/>
-        </w:rPr>
-        <w:t xml:space="preserve">☐  NULLs?     ☐  Repetições?            </w:t>
-      </w:r>
+        <w:t xml:space="preserve">Passo B — Observe: </w:t>
+      </w:r>
+      <w:r>
+        <w:rPr>
+          <w:sz w:val="20"/>
+          <w:szCs w:val="20"/>
+        </w:rPr>
+        <w:t xml:space="preserve">☐  Há NULLs?     ☐  Há repetições?            </w:t>
+      </w:r>
+    </w:p>
+    <w:p>
+      <w:pPr>
+        <w:spacing w:after="60"/>
+      </w:pPr>
       <w:r>
         <w:rPr>
           <w:b/>
@@ -1623,14 +1671,14 @@
           <w:sz w:val="20"/>
           <w:szCs w:val="20"/>
         </w:rPr>
-        <w:t xml:space="preserve">Passo C: </w:t>
-      </w:r>
-      <w:r>
-        <w:rPr>
-          <w:sz w:val="20"/>
-          <w:szCs w:val="20"/>
-        </w:rPr>
-        <w:t xml:space="preserve">☐  2 tabelas     ☐  3 tabelas (assoc: ____________)</w:t>
+        <w:t xml:space="preserve">Passo C — Decisão: </w:t>
+      </w:r>
+      <w:r>
+        <w:rPr>
+          <w:sz w:val="20"/>
+          <w:szCs w:val="20"/>
+        </w:rPr>
+        <w:t xml:space="preserve">☐  Fica assim (2 tabelas)     ☐  Criar tabela associativa: _______________ (3 tabelas)</w:t>
       </w:r>
     </w:p>
     <w:p>
@@ -1644,7 +1692,7 @@
           <w:sz w:val="20"/>
           <w:szCs w:val="20"/>
         </w:rPr>
-        <w:t xml:space="preserve">Passo D — Regra: _____</w:t>
+        <w:t xml:space="preserve">Passo D — Regra aplicada: Regra _____</w:t>
       </w:r>
     </w:p>
     <w:p>
@@ -1679,7 +1727,7 @@
     </w:p>
     <w:p>
       <w:pPr>
-        <w:spacing w:after="100"/>
+        <w:spacing w:after="80"/>
       </w:pPr>
       <w:r>
         <w:rPr>
@@ -1709,7 +1757,14 @@
           <w:sz w:val="20"/>
           <w:szCs w:val="20"/>
         </w:rPr>
-        <w:t xml:space="preserve">Passo A — Tentativa: escreva 3 linhas de dados com a FK no lado que lhe parece natural.</w:t>
+        <w:t xml:space="preserve">Passo A — Tentativa já feita. </w:t>
+      </w:r>
+      <w:r>
+        <w:rPr>
+          <w:sz w:val="20"/>
+          <w:szCs w:val="20"/>
+        </w:rPr>
+        <w:t xml:space="preserve">Colocámos cedulaAdv na tabela CIDADÃO (já que o advogado é opcional):</w:t>
       </w:r>
     </w:p>
     <w:tbl>
@@ -1760,7 +1815,7 @@
                 <w:sz w:val="20"/>
                 <w:szCs w:val="20"/>
               </w:rPr>
-              <w:t xml:space="preserve"/>
+              <w:t xml:space="preserve">NIF</w:t>
             </w:r>
           </w:p>
         </w:tc>
@@ -1790,7 +1845,7 @@
                 <w:sz w:val="20"/>
                 <w:szCs w:val="20"/>
               </w:rPr>
-              <w:t xml:space="preserve"/>
+              <w:t xml:space="preserve">nome</w:t>
             </w:r>
           </w:p>
         </w:tc>
@@ -1820,7 +1875,7 @@
                 <w:sz w:val="20"/>
                 <w:szCs w:val="20"/>
               </w:rPr>
-              <w:t xml:space="preserve"/>
+              <w:t xml:space="preserve">morada</w:t>
             </w:r>
           </w:p>
         </w:tc>
@@ -1850,7 +1905,7 @@
                 <w:sz w:val="20"/>
                 <w:szCs w:val="20"/>
               </w:rPr>
-              <w:t xml:space="preserve"/>
+              <w:t xml:space="preserve">cedulaAdv</w:t>
             </w:r>
           </w:p>
         </w:tc>
@@ -1873,86 +1928,90 @@
             </w:tcMar>
           </w:tcPr>
           <w:p>
-            <w:pPr>
-              <w:spacing w:after="300"/>
-            </w:pPr>
-            <w:r>
-              <w:t xml:space="preserve"/>
-            </w:r>
-          </w:p>
-        </w:tc>
-        <w:tc>
-          <w:tcPr>
-            <w:tcW w:type="dxa" w:w="2410"/>
-            <w:tcBorders>
-              <w:top w:val="single" w:color="AAAAAA" w:sz="4"/>
-              <w:left w:val="single" w:color="AAAAAA" w:sz="4"/>
-              <w:bottom w:val="single" w:color="AAAAAA" w:sz="4"/>
-              <w:right w:val="single" w:color="AAAAAA" w:sz="4"/>
-            </w:tcBorders>
-            <w:tcMar>
-              <w:top w:type="dxa" w:w="80"/>
-              <w:left w:type="dxa" w:w="120"/>
-              <w:bottom w:type="dxa" w:w="80"/>
-              <w:right w:type="dxa" w:w="120"/>
-            </w:tcMar>
-          </w:tcPr>
-          <w:p>
-            <w:pPr>
-              <w:spacing w:after="300"/>
-            </w:pPr>
-            <w:r>
-              <w:t xml:space="preserve"/>
-            </w:r>
-          </w:p>
-        </w:tc>
-        <w:tc>
-          <w:tcPr>
-            <w:tcW w:type="dxa" w:w="2409"/>
-            <w:tcBorders>
-              <w:top w:val="single" w:color="AAAAAA" w:sz="4"/>
-              <w:left w:val="single" w:color="AAAAAA" w:sz="4"/>
-              <w:bottom w:val="single" w:color="AAAAAA" w:sz="4"/>
-              <w:right w:val="single" w:color="AAAAAA" w:sz="4"/>
-            </w:tcBorders>
-            <w:tcMar>
-              <w:top w:type="dxa" w:w="80"/>
-              <w:left w:type="dxa" w:w="120"/>
-              <w:bottom w:type="dxa" w:w="80"/>
-              <w:right w:type="dxa" w:w="120"/>
-            </w:tcMar>
-          </w:tcPr>
-          <w:p>
-            <w:pPr>
-              <w:spacing w:after="300"/>
-            </w:pPr>
-            <w:r>
-              <w:t xml:space="preserve"/>
-            </w:r>
-          </w:p>
-        </w:tc>
-        <w:tc>
-          <w:tcPr>
-            <w:tcW w:type="dxa" w:w="2409"/>
-            <w:tcBorders>
-              <w:top w:val="single" w:color="AAAAAA" w:sz="4"/>
-              <w:left w:val="single" w:color="AAAAAA" w:sz="4"/>
-              <w:bottom w:val="single" w:color="AAAAAA" w:sz="4"/>
-              <w:right w:val="single" w:color="AAAAAA" w:sz="4"/>
-            </w:tcBorders>
-            <w:tcMar>
-              <w:top w:type="dxa" w:w="80"/>
-              <w:left w:type="dxa" w:w="120"/>
-              <w:bottom w:type="dxa" w:w="80"/>
-              <w:right w:type="dxa" w:w="120"/>
-            </w:tcMar>
-          </w:tcPr>
-          <w:p>
-            <w:pPr>
-              <w:spacing w:after="300"/>
-            </w:pPr>
-            <w:r>
-              <w:t xml:space="preserve"/>
+            <w:r>
+              <w:rPr>
+                <w:sz w:val="20"/>
+                <w:szCs w:val="20"/>
+              </w:rPr>
+              <w:t xml:space="preserve">100111222</w:t>
+            </w:r>
+          </w:p>
+        </w:tc>
+        <w:tc>
+          <w:tcPr>
+            <w:tcW w:type="dxa" w:w="2410"/>
+            <w:tcBorders>
+              <w:top w:val="single" w:color="AAAAAA" w:sz="4"/>
+              <w:left w:val="single" w:color="AAAAAA" w:sz="4"/>
+              <w:bottom w:val="single" w:color="AAAAAA" w:sz="4"/>
+              <w:right w:val="single" w:color="AAAAAA" w:sz="4"/>
+            </w:tcBorders>
+            <w:tcMar>
+              <w:top w:type="dxa" w:w="80"/>
+              <w:left w:type="dxa" w:w="120"/>
+              <w:bottom w:type="dxa" w:w="80"/>
+              <w:right w:type="dxa" w:w="120"/>
+            </w:tcMar>
+          </w:tcPr>
+          <w:p>
+            <w:r>
+              <w:rPr>
+                <w:sz w:val="20"/>
+                <w:szCs w:val="20"/>
+              </w:rPr>
+              <w:t xml:space="preserve">João Silva</w:t>
+            </w:r>
+          </w:p>
+        </w:tc>
+        <w:tc>
+          <w:tcPr>
+            <w:tcW w:type="dxa" w:w="2409"/>
+            <w:tcBorders>
+              <w:top w:val="single" w:color="AAAAAA" w:sz="4"/>
+              <w:left w:val="single" w:color="AAAAAA" w:sz="4"/>
+              <w:bottom w:val="single" w:color="AAAAAA" w:sz="4"/>
+              <w:right w:val="single" w:color="AAAAAA" w:sz="4"/>
+            </w:tcBorders>
+            <w:tcMar>
+              <w:top w:type="dxa" w:w="80"/>
+              <w:left w:type="dxa" w:w="120"/>
+              <w:bottom w:type="dxa" w:w="80"/>
+              <w:right w:type="dxa" w:w="120"/>
+            </w:tcMar>
+          </w:tcPr>
+          <w:p>
+            <w:r>
+              <w:rPr>
+                <w:sz w:val="20"/>
+                <w:szCs w:val="20"/>
+              </w:rPr>
+              <w:t xml:space="preserve">R. X, Vila Feliz</w:t>
+            </w:r>
+          </w:p>
+        </w:tc>
+        <w:tc>
+          <w:tcPr>
+            <w:tcW w:type="dxa" w:w="2409"/>
+            <w:tcBorders>
+              <w:top w:val="single" w:color="AAAAAA" w:sz="4"/>
+              <w:left w:val="single" w:color="AAAAAA" w:sz="4"/>
+              <w:bottom w:val="single" w:color="AAAAAA" w:sz="4"/>
+              <w:right w:val="single" w:color="AAAAAA" w:sz="4"/>
+            </w:tcBorders>
+            <w:tcMar>
+              <w:top w:type="dxa" w:w="80"/>
+              <w:left w:type="dxa" w:w="120"/>
+              <w:bottom w:type="dxa" w:w="80"/>
+              <w:right w:type="dxa" w:w="120"/>
+            </w:tcMar>
+          </w:tcPr>
+          <w:p>
+            <w:r>
+              <w:rPr>
+                <w:sz w:val="20"/>
+                <w:szCs w:val="20"/>
+              </w:rPr>
+              <w:t xml:space="preserve">A-234</w:t>
             </w:r>
           </w:p>
         </w:tc>
@@ -1975,86 +2034,90 @@
             </w:tcMar>
           </w:tcPr>
           <w:p>
-            <w:pPr>
-              <w:spacing w:after="300"/>
-            </w:pPr>
-            <w:r>
-              <w:t xml:space="preserve"/>
-            </w:r>
-          </w:p>
-        </w:tc>
-        <w:tc>
-          <w:tcPr>
-            <w:tcW w:type="dxa" w:w="2410"/>
-            <w:tcBorders>
-              <w:top w:val="single" w:color="AAAAAA" w:sz="4"/>
-              <w:left w:val="single" w:color="AAAAAA" w:sz="4"/>
-              <w:bottom w:val="single" w:color="AAAAAA" w:sz="4"/>
-              <w:right w:val="single" w:color="AAAAAA" w:sz="4"/>
-            </w:tcBorders>
-            <w:tcMar>
-              <w:top w:type="dxa" w:w="80"/>
-              <w:left w:type="dxa" w:w="120"/>
-              <w:bottom w:type="dxa" w:w="80"/>
-              <w:right w:type="dxa" w:w="120"/>
-            </w:tcMar>
-          </w:tcPr>
-          <w:p>
-            <w:pPr>
-              <w:spacing w:after="300"/>
-            </w:pPr>
-            <w:r>
-              <w:t xml:space="preserve"/>
-            </w:r>
-          </w:p>
-        </w:tc>
-        <w:tc>
-          <w:tcPr>
-            <w:tcW w:type="dxa" w:w="2409"/>
-            <w:tcBorders>
-              <w:top w:val="single" w:color="AAAAAA" w:sz="4"/>
-              <w:left w:val="single" w:color="AAAAAA" w:sz="4"/>
-              <w:bottom w:val="single" w:color="AAAAAA" w:sz="4"/>
-              <w:right w:val="single" w:color="AAAAAA" w:sz="4"/>
-            </w:tcBorders>
-            <w:tcMar>
-              <w:top w:type="dxa" w:w="80"/>
-              <w:left w:type="dxa" w:w="120"/>
-              <w:bottom w:type="dxa" w:w="80"/>
-              <w:right w:type="dxa" w:w="120"/>
-            </w:tcMar>
-          </w:tcPr>
-          <w:p>
-            <w:pPr>
-              <w:spacing w:after="300"/>
-            </w:pPr>
-            <w:r>
-              <w:t xml:space="preserve"/>
-            </w:r>
-          </w:p>
-        </w:tc>
-        <w:tc>
-          <w:tcPr>
-            <w:tcW w:type="dxa" w:w="2409"/>
-            <w:tcBorders>
-              <w:top w:val="single" w:color="AAAAAA" w:sz="4"/>
-              <w:left w:val="single" w:color="AAAAAA" w:sz="4"/>
-              <w:bottom w:val="single" w:color="AAAAAA" w:sz="4"/>
-              <w:right w:val="single" w:color="AAAAAA" w:sz="4"/>
-            </w:tcBorders>
-            <w:tcMar>
-              <w:top w:type="dxa" w:w="80"/>
-              <w:left w:type="dxa" w:w="120"/>
-              <w:bottom w:type="dxa" w:w="80"/>
-              <w:right w:type="dxa" w:w="120"/>
-            </w:tcMar>
-          </w:tcPr>
-          <w:p>
-            <w:pPr>
-              <w:spacing w:after="300"/>
-            </w:pPr>
-            <w:r>
-              <w:t xml:space="preserve"/>
+            <w:r>
+              <w:rPr>
+                <w:sz w:val="20"/>
+                <w:szCs w:val="20"/>
+              </w:rPr>
+              <w:t xml:space="preserve">200222333</w:t>
+            </w:r>
+          </w:p>
+        </w:tc>
+        <w:tc>
+          <w:tcPr>
+            <w:tcW w:type="dxa" w:w="2410"/>
+            <w:tcBorders>
+              <w:top w:val="single" w:color="AAAAAA" w:sz="4"/>
+              <w:left w:val="single" w:color="AAAAAA" w:sz="4"/>
+              <w:bottom w:val="single" w:color="AAAAAA" w:sz="4"/>
+              <w:right w:val="single" w:color="AAAAAA" w:sz="4"/>
+            </w:tcBorders>
+            <w:tcMar>
+              <w:top w:type="dxa" w:w="80"/>
+              <w:left w:type="dxa" w:w="120"/>
+              <w:bottom w:type="dxa" w:w="80"/>
+              <w:right w:type="dxa" w:w="120"/>
+            </w:tcMar>
+          </w:tcPr>
+          <w:p>
+            <w:r>
+              <w:rPr>
+                <w:sz w:val="20"/>
+                <w:szCs w:val="20"/>
+              </w:rPr>
+              <w:t xml:space="preserve">Maria Costa</w:t>
+            </w:r>
+          </w:p>
+        </w:tc>
+        <w:tc>
+          <w:tcPr>
+            <w:tcW w:type="dxa" w:w="2409"/>
+            <w:tcBorders>
+              <w:top w:val="single" w:color="AAAAAA" w:sz="4"/>
+              <w:left w:val="single" w:color="AAAAAA" w:sz="4"/>
+              <w:bottom w:val="single" w:color="AAAAAA" w:sz="4"/>
+              <w:right w:val="single" w:color="AAAAAA" w:sz="4"/>
+            </w:tcBorders>
+            <w:tcMar>
+              <w:top w:type="dxa" w:w="80"/>
+              <w:left w:type="dxa" w:w="120"/>
+              <w:bottom w:type="dxa" w:w="80"/>
+              <w:right w:type="dxa" w:w="120"/>
+            </w:tcMar>
+          </w:tcPr>
+          <w:p>
+            <w:r>
+              <w:rPr>
+                <w:sz w:val="20"/>
+                <w:szCs w:val="20"/>
+              </w:rPr>
+              <w:t xml:space="preserve">Av. Y, Vila Feliz</w:t>
+            </w:r>
+          </w:p>
+        </w:tc>
+        <w:tc>
+          <w:tcPr>
+            <w:tcW w:type="dxa" w:w="2409"/>
+            <w:tcBorders>
+              <w:top w:val="single" w:color="AAAAAA" w:sz="4"/>
+              <w:left w:val="single" w:color="AAAAAA" w:sz="4"/>
+              <w:bottom w:val="single" w:color="AAAAAA" w:sz="4"/>
+              <w:right w:val="single" w:color="AAAAAA" w:sz="4"/>
+            </w:tcBorders>
+            <w:tcMar>
+              <w:top w:type="dxa" w:w="80"/>
+              <w:left w:type="dxa" w:w="120"/>
+              <w:bottom w:type="dxa" w:w="80"/>
+              <w:right w:type="dxa" w:w="120"/>
+            </w:tcMar>
+          </w:tcPr>
+          <w:p>
+            <w:r>
+              <w:rPr>
+                <w:sz w:val="20"/>
+                <w:szCs w:val="20"/>
+              </w:rPr>
+              <w:t xml:space="preserve">(vazio)</w:t>
             </w:r>
           </w:p>
         </w:tc>
@@ -2077,86 +2140,90 @@
             </w:tcMar>
           </w:tcPr>
           <w:p>
-            <w:pPr>
-              <w:spacing w:after="300"/>
-            </w:pPr>
-            <w:r>
-              <w:t xml:space="preserve"/>
-            </w:r>
-          </w:p>
-        </w:tc>
-        <w:tc>
-          <w:tcPr>
-            <w:tcW w:type="dxa" w:w="2410"/>
-            <w:tcBorders>
-              <w:top w:val="single" w:color="AAAAAA" w:sz="4"/>
-              <w:left w:val="single" w:color="AAAAAA" w:sz="4"/>
-              <w:bottom w:val="single" w:color="AAAAAA" w:sz="4"/>
-              <w:right w:val="single" w:color="AAAAAA" w:sz="4"/>
-            </w:tcBorders>
-            <w:tcMar>
-              <w:top w:type="dxa" w:w="80"/>
-              <w:left w:type="dxa" w:w="120"/>
-              <w:bottom w:type="dxa" w:w="80"/>
-              <w:right w:type="dxa" w:w="120"/>
-            </w:tcMar>
-          </w:tcPr>
-          <w:p>
-            <w:pPr>
-              <w:spacing w:after="300"/>
-            </w:pPr>
-            <w:r>
-              <w:t xml:space="preserve"/>
-            </w:r>
-          </w:p>
-        </w:tc>
-        <w:tc>
-          <w:tcPr>
-            <w:tcW w:type="dxa" w:w="2409"/>
-            <w:tcBorders>
-              <w:top w:val="single" w:color="AAAAAA" w:sz="4"/>
-              <w:left w:val="single" w:color="AAAAAA" w:sz="4"/>
-              <w:bottom w:val="single" w:color="AAAAAA" w:sz="4"/>
-              <w:right w:val="single" w:color="AAAAAA" w:sz="4"/>
-            </w:tcBorders>
-            <w:tcMar>
-              <w:top w:type="dxa" w:w="80"/>
-              <w:left w:type="dxa" w:w="120"/>
-              <w:bottom w:type="dxa" w:w="80"/>
-              <w:right w:type="dxa" w:w="120"/>
-            </w:tcMar>
-          </w:tcPr>
-          <w:p>
-            <w:pPr>
-              <w:spacing w:after="300"/>
-            </w:pPr>
-            <w:r>
-              <w:t xml:space="preserve"/>
-            </w:r>
-          </w:p>
-        </w:tc>
-        <w:tc>
-          <w:tcPr>
-            <w:tcW w:type="dxa" w:w="2409"/>
-            <w:tcBorders>
-              <w:top w:val="single" w:color="AAAAAA" w:sz="4"/>
-              <w:left w:val="single" w:color="AAAAAA" w:sz="4"/>
-              <w:bottom w:val="single" w:color="AAAAAA" w:sz="4"/>
-              <w:right w:val="single" w:color="AAAAAA" w:sz="4"/>
-            </w:tcBorders>
-            <w:tcMar>
-              <w:top w:type="dxa" w:w="80"/>
-              <w:left w:type="dxa" w:w="120"/>
-              <w:bottom w:type="dxa" w:w="80"/>
-              <w:right w:type="dxa" w:w="120"/>
-            </w:tcMar>
-          </w:tcPr>
-          <w:p>
-            <w:pPr>
-              <w:spacing w:after="300"/>
-            </w:pPr>
-            <w:r>
-              <w:t xml:space="preserve"/>
+            <w:r>
+              <w:rPr>
+                <w:sz w:val="20"/>
+                <w:szCs w:val="20"/>
+              </w:rPr>
+              <w:t xml:space="preserve">300333444</w:t>
+            </w:r>
+          </w:p>
+        </w:tc>
+        <w:tc>
+          <w:tcPr>
+            <w:tcW w:type="dxa" w:w="2410"/>
+            <w:tcBorders>
+              <w:top w:val="single" w:color="AAAAAA" w:sz="4"/>
+              <w:left w:val="single" w:color="AAAAAA" w:sz="4"/>
+              <w:bottom w:val="single" w:color="AAAAAA" w:sz="4"/>
+              <w:right w:val="single" w:color="AAAAAA" w:sz="4"/>
+            </w:tcBorders>
+            <w:tcMar>
+              <w:top w:type="dxa" w:w="80"/>
+              <w:left w:type="dxa" w:w="120"/>
+              <w:bottom w:type="dxa" w:w="80"/>
+              <w:right w:type="dxa" w:w="120"/>
+            </w:tcMar>
+          </w:tcPr>
+          <w:p>
+            <w:r>
+              <w:rPr>
+                <w:sz w:val="20"/>
+                <w:szCs w:val="20"/>
+              </w:rPr>
+              <w:t xml:space="preserve">Pedro Lima</w:t>
+            </w:r>
+          </w:p>
+        </w:tc>
+        <w:tc>
+          <w:tcPr>
+            <w:tcW w:type="dxa" w:w="2409"/>
+            <w:tcBorders>
+              <w:top w:val="single" w:color="AAAAAA" w:sz="4"/>
+              <w:left w:val="single" w:color="AAAAAA" w:sz="4"/>
+              <w:bottom w:val="single" w:color="AAAAAA" w:sz="4"/>
+              <w:right w:val="single" w:color="AAAAAA" w:sz="4"/>
+            </w:tcBorders>
+            <w:tcMar>
+              <w:top w:type="dxa" w:w="80"/>
+              <w:left w:type="dxa" w:w="120"/>
+              <w:bottom w:type="dxa" w:w="80"/>
+              <w:right w:type="dxa" w:w="120"/>
+            </w:tcMar>
+          </w:tcPr>
+          <w:p>
+            <w:r>
+              <w:rPr>
+                <w:sz w:val="20"/>
+                <w:szCs w:val="20"/>
+              </w:rPr>
+              <w:t xml:space="preserve">R. Z, Vila Feliz</w:t>
+            </w:r>
+          </w:p>
+        </w:tc>
+        <w:tc>
+          <w:tcPr>
+            <w:tcW w:type="dxa" w:w="2409"/>
+            <w:tcBorders>
+              <w:top w:val="single" w:color="AAAAAA" w:sz="4"/>
+              <w:left w:val="single" w:color="AAAAAA" w:sz="4"/>
+              <w:bottom w:val="single" w:color="AAAAAA" w:sz="4"/>
+              <w:right w:val="single" w:color="AAAAAA" w:sz="4"/>
+            </w:tcBorders>
+            <w:tcMar>
+              <w:top w:type="dxa" w:w="80"/>
+              <w:left w:type="dxa" w:w="120"/>
+              <w:bottom w:type="dxa" w:w="80"/>
+              <w:right w:type="dxa" w:w="120"/>
+            </w:tcMar>
+          </w:tcPr>
+          <w:p>
+            <w:r>
+              <w:rPr>
+                <w:sz w:val="20"/>
+                <w:szCs w:val="20"/>
+              </w:rPr>
+              <w:t xml:space="preserve">(vazio)</w:t>
             </w:r>
           </w:p>
         </w:tc>
@@ -2181,15 +2248,20 @@
           <w:sz w:val="20"/>
           <w:szCs w:val="20"/>
         </w:rPr>
-        <w:t xml:space="preserve">Passo B: </w:t>
-      </w:r>
-      <w:r>
-        <w:rPr>
-          <w:sz w:val="20"/>
-          <w:szCs w:val="20"/>
-        </w:rPr>
-        <w:t xml:space="preserve">☐  NULLs?     ☐  Repetições?            </w:t>
-      </w:r>
+        <w:t xml:space="preserve">Passo B — Observe: </w:t>
+      </w:r>
+      <w:r>
+        <w:rPr>
+          <w:sz w:val="20"/>
+          <w:szCs w:val="20"/>
+        </w:rPr>
+        <w:t xml:space="preserve">☐  Há NULLs?     ☐  Há repetições?            </w:t>
+      </w:r>
+    </w:p>
+    <w:p>
+      <w:pPr>
+        <w:spacing w:after="60"/>
+      </w:pPr>
       <w:r>
         <w:rPr>
           <w:b/>
@@ -2197,14 +2269,14 @@
           <w:sz w:val="20"/>
           <w:szCs w:val="20"/>
         </w:rPr>
-        <w:t xml:space="preserve">Passo C: </w:t>
-      </w:r>
-      <w:r>
-        <w:rPr>
-          <w:sz w:val="20"/>
-          <w:szCs w:val="20"/>
-        </w:rPr>
-        <w:t xml:space="preserve">☐  2 tabelas     ☐  3 tabelas (assoc: ____________)</w:t>
+        <w:t xml:space="preserve">Passo C — Decisão: </w:t>
+      </w:r>
+      <w:r>
+        <w:rPr>
+          <w:sz w:val="20"/>
+          <w:szCs w:val="20"/>
+        </w:rPr>
+        <w:t xml:space="preserve">☐  Fica assim (2 tabelas)     ☐  Criar tabela associativa: _______________ (3 tabelas)</w:t>
       </w:r>
     </w:p>
     <w:p>
@@ -2218,7 +2290,7 @@
           <w:sz w:val="20"/>
           <w:szCs w:val="20"/>
         </w:rPr>
-        <w:t xml:space="preserve">Passo D — Regra: _____</w:t>
+        <w:t xml:space="preserve">Passo D — Regra aplicada: Regra _____</w:t>
       </w:r>
     </w:p>
     <w:p>
@@ -2253,7 +2325,7 @@
     </w:p>
     <w:p>
       <w:pPr>
-        <w:spacing w:after="100"/>
+        <w:spacing w:after="80"/>
       </w:pPr>
       <w:r>
         <w:rPr>
@@ -2283,7 +2355,14 @@
           <w:sz w:val="20"/>
           <w:szCs w:val="20"/>
         </w:rPr>
-        <w:t xml:space="preserve">Passo A — Tentativa: escreva 3 linhas de dados com a FK no lado que lhe parece natural.</w:t>
+        <w:t xml:space="preserve">Passo A — Tentativa já feita. </w:t>
+      </w:r>
+      <w:r>
+        <w:rPr>
+          <w:sz w:val="20"/>
+          <w:szCs w:val="20"/>
+        </w:rPr>
+        <w:t xml:space="preserve">Colocámos NIFForn na tabela FACTURA:</w:t>
       </w:r>
     </w:p>
     <w:tbl>
@@ -2334,7 +2413,7 @@
                 <w:sz w:val="20"/>
                 <w:szCs w:val="20"/>
               </w:rPr>
-              <w:t xml:space="preserve"/>
+              <w:t xml:space="preserve">numFact</w:t>
             </w:r>
           </w:p>
         </w:tc>
@@ -2364,7 +2443,7 @@
                 <w:sz w:val="20"/>
                 <w:szCs w:val="20"/>
               </w:rPr>
-              <w:t xml:space="preserve"/>
+              <w:t xml:space="preserve">data</w:t>
             </w:r>
           </w:p>
         </w:tc>
@@ -2394,7 +2473,7 @@
                 <w:sz w:val="20"/>
                 <w:szCs w:val="20"/>
               </w:rPr>
-              <w:t xml:space="preserve"/>
+              <w:t xml:space="preserve">valor</w:t>
             </w:r>
           </w:p>
         </w:tc>
@@ -2424,7 +2503,7 @@
                 <w:sz w:val="20"/>
                 <w:szCs w:val="20"/>
               </w:rPr>
-              <w:t xml:space="preserve"/>
+              <w:t xml:space="preserve">NIFForn</w:t>
             </w:r>
           </w:p>
         </w:tc>
@@ -2447,86 +2526,90 @@
             </w:tcMar>
           </w:tcPr>
           <w:p>
-            <w:pPr>
-              <w:spacing w:after="300"/>
-            </w:pPr>
-            <w:r>
-              <w:t xml:space="preserve"/>
-            </w:r>
-          </w:p>
-        </w:tc>
-        <w:tc>
-          <w:tcPr>
-            <w:tcW w:type="dxa" w:w="2410"/>
-            <w:tcBorders>
-              <w:top w:val="single" w:color="AAAAAA" w:sz="4"/>
-              <w:left w:val="single" w:color="AAAAAA" w:sz="4"/>
-              <w:bottom w:val="single" w:color="AAAAAA" w:sz="4"/>
-              <w:right w:val="single" w:color="AAAAAA" w:sz="4"/>
-            </w:tcBorders>
-            <w:tcMar>
-              <w:top w:type="dxa" w:w="80"/>
-              <w:left w:type="dxa" w:w="120"/>
-              <w:bottom w:type="dxa" w:w="80"/>
-              <w:right w:type="dxa" w:w="120"/>
-            </w:tcMar>
-          </w:tcPr>
-          <w:p>
-            <w:pPr>
-              <w:spacing w:after="300"/>
-            </w:pPr>
-            <w:r>
-              <w:t xml:space="preserve"/>
-            </w:r>
-          </w:p>
-        </w:tc>
-        <w:tc>
-          <w:tcPr>
-            <w:tcW w:type="dxa" w:w="2409"/>
-            <w:tcBorders>
-              <w:top w:val="single" w:color="AAAAAA" w:sz="4"/>
-              <w:left w:val="single" w:color="AAAAAA" w:sz="4"/>
-              <w:bottom w:val="single" w:color="AAAAAA" w:sz="4"/>
-              <w:right w:val="single" w:color="AAAAAA" w:sz="4"/>
-            </w:tcBorders>
-            <w:tcMar>
-              <w:top w:type="dxa" w:w="80"/>
-              <w:left w:type="dxa" w:w="120"/>
-              <w:bottom w:type="dxa" w:w="80"/>
-              <w:right w:type="dxa" w:w="120"/>
-            </w:tcMar>
-          </w:tcPr>
-          <w:p>
-            <w:pPr>
-              <w:spacing w:after="300"/>
-            </w:pPr>
-            <w:r>
-              <w:t xml:space="preserve"/>
-            </w:r>
-          </w:p>
-        </w:tc>
-        <w:tc>
-          <w:tcPr>
-            <w:tcW w:type="dxa" w:w="2409"/>
-            <w:tcBorders>
-              <w:top w:val="single" w:color="AAAAAA" w:sz="4"/>
-              <w:left w:val="single" w:color="AAAAAA" w:sz="4"/>
-              <w:bottom w:val="single" w:color="AAAAAA" w:sz="4"/>
-              <w:right w:val="single" w:color="AAAAAA" w:sz="4"/>
-            </w:tcBorders>
-            <w:tcMar>
-              <w:top w:type="dxa" w:w="80"/>
-              <w:left w:type="dxa" w:w="120"/>
-              <w:bottom w:type="dxa" w:w="80"/>
-              <w:right w:type="dxa" w:w="120"/>
-            </w:tcMar>
-          </w:tcPr>
-          <w:p>
-            <w:pPr>
-              <w:spacing w:after="300"/>
-            </w:pPr>
-            <w:r>
-              <w:t xml:space="preserve"/>
+            <w:r>
+              <w:rPr>
+                <w:sz w:val="20"/>
+                <w:szCs w:val="20"/>
+              </w:rPr>
+              <w:t xml:space="preserve">F-001</w:t>
+            </w:r>
+          </w:p>
+        </w:tc>
+        <w:tc>
+          <w:tcPr>
+            <w:tcW w:type="dxa" w:w="2410"/>
+            <w:tcBorders>
+              <w:top w:val="single" w:color="AAAAAA" w:sz="4"/>
+              <w:left w:val="single" w:color="AAAAAA" w:sz="4"/>
+              <w:bottom w:val="single" w:color="AAAAAA" w:sz="4"/>
+              <w:right w:val="single" w:color="AAAAAA" w:sz="4"/>
+            </w:tcBorders>
+            <w:tcMar>
+              <w:top w:type="dxa" w:w="80"/>
+              <w:left w:type="dxa" w:w="120"/>
+              <w:bottom w:type="dxa" w:w="80"/>
+              <w:right w:type="dxa" w:w="120"/>
+            </w:tcMar>
+          </w:tcPr>
+          <w:p>
+            <w:r>
+              <w:rPr>
+                <w:sz w:val="20"/>
+                <w:szCs w:val="20"/>
+              </w:rPr>
+              <w:t xml:space="preserve">2025-01-10</w:t>
+            </w:r>
+          </w:p>
+        </w:tc>
+        <w:tc>
+          <w:tcPr>
+            <w:tcW w:type="dxa" w:w="2409"/>
+            <w:tcBorders>
+              <w:top w:val="single" w:color="AAAAAA" w:sz="4"/>
+              <w:left w:val="single" w:color="AAAAAA" w:sz="4"/>
+              <w:bottom w:val="single" w:color="AAAAAA" w:sz="4"/>
+              <w:right w:val="single" w:color="AAAAAA" w:sz="4"/>
+            </w:tcBorders>
+            <w:tcMar>
+              <w:top w:type="dxa" w:w="80"/>
+              <w:left w:type="dxa" w:w="120"/>
+              <w:bottom w:type="dxa" w:w="80"/>
+              <w:right w:type="dxa" w:w="120"/>
+            </w:tcMar>
+          </w:tcPr>
+          <w:p>
+            <w:r>
+              <w:rPr>
+                <w:sz w:val="20"/>
+                <w:szCs w:val="20"/>
+              </w:rPr>
+              <w:t xml:space="preserve">1.200€</w:t>
+            </w:r>
+          </w:p>
+        </w:tc>
+        <w:tc>
+          <w:tcPr>
+            <w:tcW w:type="dxa" w:w="2409"/>
+            <w:tcBorders>
+              <w:top w:val="single" w:color="AAAAAA" w:sz="4"/>
+              <w:left w:val="single" w:color="AAAAAA" w:sz="4"/>
+              <w:bottom w:val="single" w:color="AAAAAA" w:sz="4"/>
+              <w:right w:val="single" w:color="AAAAAA" w:sz="4"/>
+            </w:tcBorders>
+            <w:tcMar>
+              <w:top w:type="dxa" w:w="80"/>
+              <w:left w:type="dxa" w:w="120"/>
+              <w:bottom w:type="dxa" w:w="80"/>
+              <w:right w:type="dxa" w:w="120"/>
+            </w:tcMar>
+          </w:tcPr>
+          <w:p>
+            <w:r>
+              <w:rPr>
+                <w:sz w:val="20"/>
+                <w:szCs w:val="20"/>
+              </w:rPr>
+              <w:t xml:space="preserve">500111222</w:t>
             </w:r>
           </w:p>
         </w:tc>
@@ -2549,86 +2632,90 @@
             </w:tcMar>
           </w:tcPr>
           <w:p>
-            <w:pPr>
-              <w:spacing w:after="300"/>
-            </w:pPr>
-            <w:r>
-              <w:t xml:space="preserve"/>
-            </w:r>
-          </w:p>
-        </w:tc>
-        <w:tc>
-          <w:tcPr>
-            <w:tcW w:type="dxa" w:w="2410"/>
-            <w:tcBorders>
-              <w:top w:val="single" w:color="AAAAAA" w:sz="4"/>
-              <w:left w:val="single" w:color="AAAAAA" w:sz="4"/>
-              <w:bottom w:val="single" w:color="AAAAAA" w:sz="4"/>
-              <w:right w:val="single" w:color="AAAAAA" w:sz="4"/>
-            </w:tcBorders>
-            <w:tcMar>
-              <w:top w:type="dxa" w:w="80"/>
-              <w:left w:type="dxa" w:w="120"/>
-              <w:bottom w:type="dxa" w:w="80"/>
-              <w:right w:type="dxa" w:w="120"/>
-            </w:tcMar>
-          </w:tcPr>
-          <w:p>
-            <w:pPr>
-              <w:spacing w:after="300"/>
-            </w:pPr>
-            <w:r>
-              <w:t xml:space="preserve"/>
-            </w:r>
-          </w:p>
-        </w:tc>
-        <w:tc>
-          <w:tcPr>
-            <w:tcW w:type="dxa" w:w="2409"/>
-            <w:tcBorders>
-              <w:top w:val="single" w:color="AAAAAA" w:sz="4"/>
-              <w:left w:val="single" w:color="AAAAAA" w:sz="4"/>
-              <w:bottom w:val="single" w:color="AAAAAA" w:sz="4"/>
-              <w:right w:val="single" w:color="AAAAAA" w:sz="4"/>
-            </w:tcBorders>
-            <w:tcMar>
-              <w:top w:type="dxa" w:w="80"/>
-              <w:left w:type="dxa" w:w="120"/>
-              <w:bottom w:type="dxa" w:w="80"/>
-              <w:right w:type="dxa" w:w="120"/>
-            </w:tcMar>
-          </w:tcPr>
-          <w:p>
-            <w:pPr>
-              <w:spacing w:after="300"/>
-            </w:pPr>
-            <w:r>
-              <w:t xml:space="preserve"/>
-            </w:r>
-          </w:p>
-        </w:tc>
-        <w:tc>
-          <w:tcPr>
-            <w:tcW w:type="dxa" w:w="2409"/>
-            <w:tcBorders>
-              <w:top w:val="single" w:color="AAAAAA" w:sz="4"/>
-              <w:left w:val="single" w:color="AAAAAA" w:sz="4"/>
-              <w:bottom w:val="single" w:color="AAAAAA" w:sz="4"/>
-              <w:right w:val="single" w:color="AAAAAA" w:sz="4"/>
-            </w:tcBorders>
-            <w:tcMar>
-              <w:top w:type="dxa" w:w="80"/>
-              <w:left w:type="dxa" w:w="120"/>
-              <w:bottom w:type="dxa" w:w="80"/>
-              <w:right w:type="dxa" w:w="120"/>
-            </w:tcMar>
-          </w:tcPr>
-          <w:p>
-            <w:pPr>
-              <w:spacing w:after="300"/>
-            </w:pPr>
-            <w:r>
-              <w:t xml:space="preserve"/>
+            <w:r>
+              <w:rPr>
+                <w:sz w:val="20"/>
+                <w:szCs w:val="20"/>
+              </w:rPr>
+              <w:t xml:space="preserve">F-002</w:t>
+            </w:r>
+          </w:p>
+        </w:tc>
+        <w:tc>
+          <w:tcPr>
+            <w:tcW w:type="dxa" w:w="2410"/>
+            <w:tcBorders>
+              <w:top w:val="single" w:color="AAAAAA" w:sz="4"/>
+              <w:left w:val="single" w:color="AAAAAA" w:sz="4"/>
+              <w:bottom w:val="single" w:color="AAAAAA" w:sz="4"/>
+              <w:right w:val="single" w:color="AAAAAA" w:sz="4"/>
+            </w:tcBorders>
+            <w:tcMar>
+              <w:top w:type="dxa" w:w="80"/>
+              <w:left w:type="dxa" w:w="120"/>
+              <w:bottom w:type="dxa" w:w="80"/>
+              <w:right w:type="dxa" w:w="120"/>
+            </w:tcMar>
+          </w:tcPr>
+          <w:p>
+            <w:r>
+              <w:rPr>
+                <w:sz w:val="20"/>
+                <w:szCs w:val="20"/>
+              </w:rPr>
+              <w:t xml:space="preserve">2025-01-15</w:t>
+            </w:r>
+          </w:p>
+        </w:tc>
+        <w:tc>
+          <w:tcPr>
+            <w:tcW w:type="dxa" w:w="2409"/>
+            <w:tcBorders>
+              <w:top w:val="single" w:color="AAAAAA" w:sz="4"/>
+              <w:left w:val="single" w:color="AAAAAA" w:sz="4"/>
+              <w:bottom w:val="single" w:color="AAAAAA" w:sz="4"/>
+              <w:right w:val="single" w:color="AAAAAA" w:sz="4"/>
+            </w:tcBorders>
+            <w:tcMar>
+              <w:top w:type="dxa" w:w="80"/>
+              <w:left w:type="dxa" w:w="120"/>
+              <w:bottom w:type="dxa" w:w="80"/>
+              <w:right w:type="dxa" w:w="120"/>
+            </w:tcMar>
+          </w:tcPr>
+          <w:p>
+            <w:r>
+              <w:rPr>
+                <w:sz w:val="20"/>
+                <w:szCs w:val="20"/>
+              </w:rPr>
+              <w:t xml:space="preserve">850€</w:t>
+            </w:r>
+          </w:p>
+        </w:tc>
+        <w:tc>
+          <w:tcPr>
+            <w:tcW w:type="dxa" w:w="2409"/>
+            <w:tcBorders>
+              <w:top w:val="single" w:color="AAAAAA" w:sz="4"/>
+              <w:left w:val="single" w:color="AAAAAA" w:sz="4"/>
+              <w:bottom w:val="single" w:color="AAAAAA" w:sz="4"/>
+              <w:right w:val="single" w:color="AAAAAA" w:sz="4"/>
+            </w:tcBorders>
+            <w:tcMar>
+              <w:top w:type="dxa" w:w="80"/>
+              <w:left w:type="dxa" w:w="120"/>
+              <w:bottom w:type="dxa" w:w="80"/>
+              <w:right w:type="dxa" w:w="120"/>
+            </w:tcMar>
+          </w:tcPr>
+          <w:p>
+            <w:r>
+              <w:rPr>
+                <w:sz w:val="20"/>
+                <w:szCs w:val="20"/>
+              </w:rPr>
+              <w:t xml:space="preserve">500111222</w:t>
             </w:r>
           </w:p>
         </w:tc>
@@ -2651,86 +2738,90 @@
             </w:tcMar>
           </w:tcPr>
           <w:p>
-            <w:pPr>
-              <w:spacing w:after="300"/>
-            </w:pPr>
-            <w:r>
-              <w:t xml:space="preserve"/>
-            </w:r>
-          </w:p>
-        </w:tc>
-        <w:tc>
-          <w:tcPr>
-            <w:tcW w:type="dxa" w:w="2410"/>
-            <w:tcBorders>
-              <w:top w:val="single" w:color="AAAAAA" w:sz="4"/>
-              <w:left w:val="single" w:color="AAAAAA" w:sz="4"/>
-              <w:bottom w:val="single" w:color="AAAAAA" w:sz="4"/>
-              <w:right w:val="single" w:color="AAAAAA" w:sz="4"/>
-            </w:tcBorders>
-            <w:tcMar>
-              <w:top w:type="dxa" w:w="80"/>
-              <w:left w:type="dxa" w:w="120"/>
-              <w:bottom w:type="dxa" w:w="80"/>
-              <w:right w:type="dxa" w:w="120"/>
-            </w:tcMar>
-          </w:tcPr>
-          <w:p>
-            <w:pPr>
-              <w:spacing w:after="300"/>
-            </w:pPr>
-            <w:r>
-              <w:t xml:space="preserve"/>
-            </w:r>
-          </w:p>
-        </w:tc>
-        <w:tc>
-          <w:tcPr>
-            <w:tcW w:type="dxa" w:w="2409"/>
-            <w:tcBorders>
-              <w:top w:val="single" w:color="AAAAAA" w:sz="4"/>
-              <w:left w:val="single" w:color="AAAAAA" w:sz="4"/>
-              <w:bottom w:val="single" w:color="AAAAAA" w:sz="4"/>
-              <w:right w:val="single" w:color="AAAAAA" w:sz="4"/>
-            </w:tcBorders>
-            <w:tcMar>
-              <w:top w:type="dxa" w:w="80"/>
-              <w:left w:type="dxa" w:w="120"/>
-              <w:bottom w:type="dxa" w:w="80"/>
-              <w:right w:type="dxa" w:w="120"/>
-            </w:tcMar>
-          </w:tcPr>
-          <w:p>
-            <w:pPr>
-              <w:spacing w:after="300"/>
-            </w:pPr>
-            <w:r>
-              <w:t xml:space="preserve"/>
-            </w:r>
-          </w:p>
-        </w:tc>
-        <w:tc>
-          <w:tcPr>
-            <w:tcW w:type="dxa" w:w="2409"/>
-            <w:tcBorders>
-              <w:top w:val="single" w:color="AAAAAA" w:sz="4"/>
-              <w:left w:val="single" w:color="AAAAAA" w:sz="4"/>
-              <w:bottom w:val="single" w:color="AAAAAA" w:sz="4"/>
-              <w:right w:val="single" w:color="AAAAAA" w:sz="4"/>
-            </w:tcBorders>
-            <w:tcMar>
-              <w:top w:type="dxa" w:w="80"/>
-              <w:left w:type="dxa" w:w="120"/>
-              <w:bottom w:type="dxa" w:w="80"/>
-              <w:right w:type="dxa" w:w="120"/>
-            </w:tcMar>
-          </w:tcPr>
-          <w:p>
-            <w:pPr>
-              <w:spacing w:after="300"/>
-            </w:pPr>
-            <w:r>
-              <w:t xml:space="preserve"/>
+            <w:r>
+              <w:rPr>
+                <w:sz w:val="20"/>
+                <w:szCs w:val="20"/>
+              </w:rPr>
+              <w:t xml:space="preserve">F-003</w:t>
+            </w:r>
+          </w:p>
+        </w:tc>
+        <w:tc>
+          <w:tcPr>
+            <w:tcW w:type="dxa" w:w="2410"/>
+            <w:tcBorders>
+              <w:top w:val="single" w:color="AAAAAA" w:sz="4"/>
+              <w:left w:val="single" w:color="AAAAAA" w:sz="4"/>
+              <w:bottom w:val="single" w:color="AAAAAA" w:sz="4"/>
+              <w:right w:val="single" w:color="AAAAAA" w:sz="4"/>
+            </w:tcBorders>
+            <w:tcMar>
+              <w:top w:type="dxa" w:w="80"/>
+              <w:left w:type="dxa" w:w="120"/>
+              <w:bottom w:type="dxa" w:w="80"/>
+              <w:right w:type="dxa" w:w="120"/>
+            </w:tcMar>
+          </w:tcPr>
+          <w:p>
+            <w:r>
+              <w:rPr>
+                <w:sz w:val="20"/>
+                <w:szCs w:val="20"/>
+              </w:rPr>
+              <w:t xml:space="preserve">2025-02-03</w:t>
+            </w:r>
+          </w:p>
+        </w:tc>
+        <w:tc>
+          <w:tcPr>
+            <w:tcW w:type="dxa" w:w="2409"/>
+            <w:tcBorders>
+              <w:top w:val="single" w:color="AAAAAA" w:sz="4"/>
+              <w:left w:val="single" w:color="AAAAAA" w:sz="4"/>
+              <w:bottom w:val="single" w:color="AAAAAA" w:sz="4"/>
+              <w:right w:val="single" w:color="AAAAAA" w:sz="4"/>
+            </w:tcBorders>
+            <w:tcMar>
+              <w:top w:type="dxa" w:w="80"/>
+              <w:left w:type="dxa" w:w="120"/>
+              <w:bottom w:type="dxa" w:w="80"/>
+              <w:right w:type="dxa" w:w="120"/>
+            </w:tcMar>
+          </w:tcPr>
+          <w:p>
+            <w:r>
+              <w:rPr>
+                <w:sz w:val="20"/>
+                <w:szCs w:val="20"/>
+              </w:rPr>
+              <w:t xml:space="preserve">2.400€</w:t>
+            </w:r>
+          </w:p>
+        </w:tc>
+        <w:tc>
+          <w:tcPr>
+            <w:tcW w:type="dxa" w:w="2409"/>
+            <w:tcBorders>
+              <w:top w:val="single" w:color="AAAAAA" w:sz="4"/>
+              <w:left w:val="single" w:color="AAAAAA" w:sz="4"/>
+              <w:bottom w:val="single" w:color="AAAAAA" w:sz="4"/>
+              <w:right w:val="single" w:color="AAAAAA" w:sz="4"/>
+            </w:tcBorders>
+            <w:tcMar>
+              <w:top w:type="dxa" w:w="80"/>
+              <w:left w:type="dxa" w:w="120"/>
+              <w:bottom w:type="dxa" w:w="80"/>
+              <w:right w:type="dxa" w:w="120"/>
+            </w:tcMar>
+          </w:tcPr>
+          <w:p>
+            <w:r>
+              <w:rPr>
+                <w:sz w:val="20"/>
+                <w:szCs w:val="20"/>
+              </w:rPr>
+              <w:t xml:space="preserve">509333444</w:t>
             </w:r>
           </w:p>
         </w:tc>
@@ -2755,15 +2846,20 @@
           <w:sz w:val="20"/>
           <w:szCs w:val="20"/>
         </w:rPr>
-        <w:t xml:space="preserve">Passo B: </w:t>
-      </w:r>
-      <w:r>
-        <w:rPr>
-          <w:sz w:val="20"/>
-          <w:szCs w:val="20"/>
-        </w:rPr>
-        <w:t xml:space="preserve">☐  NULLs?     ☐  Repetições?            </w:t>
-      </w:r>
+        <w:t xml:space="preserve">Passo B — Observe: </w:t>
+      </w:r>
+      <w:r>
+        <w:rPr>
+          <w:sz w:val="20"/>
+          <w:szCs w:val="20"/>
+        </w:rPr>
+        <w:t xml:space="preserve">☐  Há NULLs?     ☐  Há repetições?            </w:t>
+      </w:r>
+    </w:p>
+    <w:p>
+      <w:pPr>
+        <w:spacing w:after="60"/>
+      </w:pPr>
       <w:r>
         <w:rPr>
           <w:b/>
@@ -2771,14 +2867,14 @@
           <w:sz w:val="20"/>
           <w:szCs w:val="20"/>
         </w:rPr>
-        <w:t xml:space="preserve">Passo C: </w:t>
-      </w:r>
-      <w:r>
-        <w:rPr>
-          <w:sz w:val="20"/>
-          <w:szCs w:val="20"/>
-        </w:rPr>
-        <w:t xml:space="preserve">☐  2 tabelas     ☐  3 tabelas (assoc: ____________)</w:t>
+        <w:t xml:space="preserve">Passo C — Decisão: </w:t>
+      </w:r>
+      <w:r>
+        <w:rPr>
+          <w:sz w:val="20"/>
+          <w:szCs w:val="20"/>
+        </w:rPr>
+        <w:t xml:space="preserve">☐  Fica assim (2 tabelas)     ☐  Criar tabela associativa: _______________ (3 tabelas)</w:t>
       </w:r>
     </w:p>
     <w:p>
@@ -2792,7 +2888,7 @@
           <w:sz w:val="20"/>
           <w:szCs w:val="20"/>
         </w:rPr>
-        <w:t xml:space="preserve">Passo D — Regra: _____</w:t>
+        <w:t xml:space="preserve">Passo D — Regra aplicada: Regra _____</w:t>
       </w:r>
     </w:p>
     <w:p>
@@ -2827,7 +2923,7 @@
     </w:p>
     <w:p>
       <w:pPr>
-        <w:spacing w:after="100"/>
+        <w:spacing w:after="80"/>
       </w:pPr>
       <w:r>
         <w:rPr>
@@ -2857,7 +2953,14 @@
           <w:sz w:val="20"/>
           <w:szCs w:val="20"/>
         </w:rPr>
-        <w:t xml:space="preserve">Passo A — Tentativa: escreva 3 linhas de dados com a FK no lado que lhe parece natural.</w:t>
+        <w:t xml:space="preserve">Passo A — Tentativa já feita. </w:t>
+      </w:r>
+      <w:r>
+        <w:rPr>
+          <w:sz w:val="20"/>
+          <w:szCs w:val="20"/>
+        </w:rPr>
+        <w:t xml:space="preserve">Colocámos codUC na tabela ALUNO:</w:t>
       </w:r>
     </w:p>
     <w:tbl>
@@ -2908,7 +3011,7 @@
                 <w:sz w:val="20"/>
                 <w:szCs w:val="20"/>
               </w:rPr>
-              <w:t xml:space="preserve"/>
+              <w:t xml:space="preserve">numAluno</w:t>
             </w:r>
           </w:p>
         </w:tc>
@@ -2938,7 +3041,7 @@
                 <w:sz w:val="20"/>
                 <w:szCs w:val="20"/>
               </w:rPr>
-              <w:t xml:space="preserve"/>
+              <w:t xml:space="preserve">nome</w:t>
             </w:r>
           </w:p>
         </w:tc>
@@ -2968,7 +3071,7 @@
                 <w:sz w:val="20"/>
                 <w:szCs w:val="20"/>
               </w:rPr>
-              <w:t xml:space="preserve"/>
+              <w:t xml:space="preserve">curso</w:t>
             </w:r>
           </w:p>
         </w:tc>
@@ -2998,7 +3101,7 @@
                 <w:sz w:val="20"/>
                 <w:szCs w:val="20"/>
               </w:rPr>
-              <w:t xml:space="preserve"/>
+              <w:t xml:space="preserve">codUC</w:t>
             </w:r>
           </w:p>
         </w:tc>
@@ -3021,86 +3124,90 @@
             </w:tcMar>
           </w:tcPr>
           <w:p>
-            <w:pPr>
-              <w:spacing w:after="300"/>
-            </w:pPr>
-            <w:r>
-              <w:t xml:space="preserve"/>
-            </w:r>
-          </w:p>
-        </w:tc>
-        <w:tc>
-          <w:tcPr>
-            <w:tcW w:type="dxa" w:w="2410"/>
-            <w:tcBorders>
-              <w:top w:val="single" w:color="AAAAAA" w:sz="4"/>
-              <w:left w:val="single" w:color="AAAAAA" w:sz="4"/>
-              <w:bottom w:val="single" w:color="AAAAAA" w:sz="4"/>
-              <w:right w:val="single" w:color="AAAAAA" w:sz="4"/>
-            </w:tcBorders>
-            <w:tcMar>
-              <w:top w:type="dxa" w:w="80"/>
-              <w:left w:type="dxa" w:w="120"/>
-              <w:bottom w:type="dxa" w:w="80"/>
-              <w:right w:type="dxa" w:w="120"/>
-            </w:tcMar>
-          </w:tcPr>
-          <w:p>
-            <w:pPr>
-              <w:spacing w:after="300"/>
-            </w:pPr>
-            <w:r>
-              <w:t xml:space="preserve"/>
-            </w:r>
-          </w:p>
-        </w:tc>
-        <w:tc>
-          <w:tcPr>
-            <w:tcW w:type="dxa" w:w="2409"/>
-            <w:tcBorders>
-              <w:top w:val="single" w:color="AAAAAA" w:sz="4"/>
-              <w:left w:val="single" w:color="AAAAAA" w:sz="4"/>
-              <w:bottom w:val="single" w:color="AAAAAA" w:sz="4"/>
-              <w:right w:val="single" w:color="AAAAAA" w:sz="4"/>
-            </w:tcBorders>
-            <w:tcMar>
-              <w:top w:type="dxa" w:w="80"/>
-              <w:left w:type="dxa" w:w="120"/>
-              <w:bottom w:type="dxa" w:w="80"/>
-              <w:right w:type="dxa" w:w="120"/>
-            </w:tcMar>
-          </w:tcPr>
-          <w:p>
-            <w:pPr>
-              <w:spacing w:after="300"/>
-            </w:pPr>
-            <w:r>
-              <w:t xml:space="preserve"/>
-            </w:r>
-          </w:p>
-        </w:tc>
-        <w:tc>
-          <w:tcPr>
-            <w:tcW w:type="dxa" w:w="2409"/>
-            <w:tcBorders>
-              <w:top w:val="single" w:color="AAAAAA" w:sz="4"/>
-              <w:left w:val="single" w:color="AAAAAA" w:sz="4"/>
-              <w:bottom w:val="single" w:color="AAAAAA" w:sz="4"/>
-              <w:right w:val="single" w:color="AAAAAA" w:sz="4"/>
-            </w:tcBorders>
-            <w:tcMar>
-              <w:top w:type="dxa" w:w="80"/>
-              <w:left w:type="dxa" w:w="120"/>
-              <w:bottom w:type="dxa" w:w="80"/>
-              <w:right w:type="dxa" w:w="120"/>
-            </w:tcMar>
-          </w:tcPr>
-          <w:p>
-            <w:pPr>
-              <w:spacing w:after="300"/>
-            </w:pPr>
-            <w:r>
-              <w:t xml:space="preserve"/>
+            <w:r>
+              <w:rPr>
+                <w:sz w:val="20"/>
+                <w:szCs w:val="20"/>
+              </w:rPr>
+              <w:t xml:space="preserve">2100123</w:t>
+            </w:r>
+          </w:p>
+        </w:tc>
+        <w:tc>
+          <w:tcPr>
+            <w:tcW w:type="dxa" w:w="2410"/>
+            <w:tcBorders>
+              <w:top w:val="single" w:color="AAAAAA" w:sz="4"/>
+              <w:left w:val="single" w:color="AAAAAA" w:sz="4"/>
+              <w:bottom w:val="single" w:color="AAAAAA" w:sz="4"/>
+              <w:right w:val="single" w:color="AAAAAA" w:sz="4"/>
+            </w:tcBorders>
+            <w:tcMar>
+              <w:top w:type="dxa" w:w="80"/>
+              <w:left w:type="dxa" w:w="120"/>
+              <w:bottom w:type="dxa" w:w="80"/>
+              <w:right w:type="dxa" w:w="120"/>
+            </w:tcMar>
+          </w:tcPr>
+          <w:p>
+            <w:r>
+              <w:rPr>
+                <w:sz w:val="20"/>
+                <w:szCs w:val="20"/>
+              </w:rPr>
+              <w:t xml:space="preserve">João Silva</w:t>
+            </w:r>
+          </w:p>
+        </w:tc>
+        <w:tc>
+          <w:tcPr>
+            <w:tcW w:type="dxa" w:w="2409"/>
+            <w:tcBorders>
+              <w:top w:val="single" w:color="AAAAAA" w:sz="4"/>
+              <w:left w:val="single" w:color="AAAAAA" w:sz="4"/>
+              <w:bottom w:val="single" w:color="AAAAAA" w:sz="4"/>
+              <w:right w:val="single" w:color="AAAAAA" w:sz="4"/>
+            </w:tcBorders>
+            <w:tcMar>
+              <w:top w:type="dxa" w:w="80"/>
+              <w:left w:type="dxa" w:w="120"/>
+              <w:bottom w:type="dxa" w:w="80"/>
+              <w:right w:type="dxa" w:w="120"/>
+            </w:tcMar>
+          </w:tcPr>
+          <w:p>
+            <w:r>
+              <w:rPr>
+                <w:sz w:val="20"/>
+                <w:szCs w:val="20"/>
+              </w:rPr>
+              <w:t xml:space="preserve">GAP</w:t>
+            </w:r>
+          </w:p>
+        </w:tc>
+        <w:tc>
+          <w:tcPr>
+            <w:tcW w:type="dxa" w:w="2409"/>
+            <w:tcBorders>
+              <w:top w:val="single" w:color="AAAAAA" w:sz="4"/>
+              <w:left w:val="single" w:color="AAAAAA" w:sz="4"/>
+              <w:bottom w:val="single" w:color="AAAAAA" w:sz="4"/>
+              <w:right w:val="single" w:color="AAAAAA" w:sz="4"/>
+            </w:tcBorders>
+            <w:tcMar>
+              <w:top w:type="dxa" w:w="80"/>
+              <w:left w:type="dxa" w:w="120"/>
+              <w:bottom w:type="dxa" w:w="80"/>
+              <w:right w:type="dxa" w:w="120"/>
+            </w:tcMar>
+          </w:tcPr>
+          <w:p>
+            <w:r>
+              <w:rPr>
+                <w:sz w:val="20"/>
+                <w:szCs w:val="20"/>
+              </w:rPr>
+              <w:t xml:space="preserve">UC001</w:t>
             </w:r>
           </w:p>
         </w:tc>
@@ -3123,86 +3230,90 @@
             </w:tcMar>
           </w:tcPr>
           <w:p>
-            <w:pPr>
-              <w:spacing w:after="300"/>
-            </w:pPr>
-            <w:r>
-              <w:t xml:space="preserve"/>
-            </w:r>
-          </w:p>
-        </w:tc>
-        <w:tc>
-          <w:tcPr>
-            <w:tcW w:type="dxa" w:w="2410"/>
-            <w:tcBorders>
-              <w:top w:val="single" w:color="AAAAAA" w:sz="4"/>
-              <w:left w:val="single" w:color="AAAAAA" w:sz="4"/>
-              <w:bottom w:val="single" w:color="AAAAAA" w:sz="4"/>
-              <w:right w:val="single" w:color="AAAAAA" w:sz="4"/>
-            </w:tcBorders>
-            <w:tcMar>
-              <w:top w:type="dxa" w:w="80"/>
-              <w:left w:type="dxa" w:w="120"/>
-              <w:bottom w:type="dxa" w:w="80"/>
-              <w:right w:type="dxa" w:w="120"/>
-            </w:tcMar>
-          </w:tcPr>
-          <w:p>
-            <w:pPr>
-              <w:spacing w:after="300"/>
-            </w:pPr>
-            <w:r>
-              <w:t xml:space="preserve"/>
-            </w:r>
-          </w:p>
-        </w:tc>
-        <w:tc>
-          <w:tcPr>
-            <w:tcW w:type="dxa" w:w="2409"/>
-            <w:tcBorders>
-              <w:top w:val="single" w:color="AAAAAA" w:sz="4"/>
-              <w:left w:val="single" w:color="AAAAAA" w:sz="4"/>
-              <w:bottom w:val="single" w:color="AAAAAA" w:sz="4"/>
-              <w:right w:val="single" w:color="AAAAAA" w:sz="4"/>
-            </w:tcBorders>
-            <w:tcMar>
-              <w:top w:type="dxa" w:w="80"/>
-              <w:left w:type="dxa" w:w="120"/>
-              <w:bottom w:type="dxa" w:w="80"/>
-              <w:right w:type="dxa" w:w="120"/>
-            </w:tcMar>
-          </w:tcPr>
-          <w:p>
-            <w:pPr>
-              <w:spacing w:after="300"/>
-            </w:pPr>
-            <w:r>
-              <w:t xml:space="preserve"/>
-            </w:r>
-          </w:p>
-        </w:tc>
-        <w:tc>
-          <w:tcPr>
-            <w:tcW w:type="dxa" w:w="2409"/>
-            <w:tcBorders>
-              <w:top w:val="single" w:color="AAAAAA" w:sz="4"/>
-              <w:left w:val="single" w:color="AAAAAA" w:sz="4"/>
-              <w:bottom w:val="single" w:color="AAAAAA" w:sz="4"/>
-              <w:right w:val="single" w:color="AAAAAA" w:sz="4"/>
-            </w:tcBorders>
-            <w:tcMar>
-              <w:top w:type="dxa" w:w="80"/>
-              <w:left w:type="dxa" w:w="120"/>
-              <w:bottom w:type="dxa" w:w="80"/>
-              <w:right w:type="dxa" w:w="120"/>
-            </w:tcMar>
-          </w:tcPr>
-          <w:p>
-            <w:pPr>
-              <w:spacing w:after="300"/>
-            </w:pPr>
-            <w:r>
-              <w:t xml:space="preserve"/>
+            <w:r>
+              <w:rPr>
+                <w:sz w:val="20"/>
+                <w:szCs w:val="20"/>
+              </w:rPr>
+              <w:t xml:space="preserve">2100123</w:t>
+            </w:r>
+          </w:p>
+        </w:tc>
+        <w:tc>
+          <w:tcPr>
+            <w:tcW w:type="dxa" w:w="2410"/>
+            <w:tcBorders>
+              <w:top w:val="single" w:color="AAAAAA" w:sz="4"/>
+              <w:left w:val="single" w:color="AAAAAA" w:sz="4"/>
+              <w:bottom w:val="single" w:color="AAAAAA" w:sz="4"/>
+              <w:right w:val="single" w:color="AAAAAA" w:sz="4"/>
+            </w:tcBorders>
+            <w:tcMar>
+              <w:top w:type="dxa" w:w="80"/>
+              <w:left w:type="dxa" w:w="120"/>
+              <w:bottom w:type="dxa" w:w="80"/>
+              <w:right w:type="dxa" w:w="120"/>
+            </w:tcMar>
+          </w:tcPr>
+          <w:p>
+            <w:r>
+              <w:rPr>
+                <w:sz w:val="20"/>
+                <w:szCs w:val="20"/>
+              </w:rPr>
+              <w:t xml:space="preserve">João Silva</w:t>
+            </w:r>
+          </w:p>
+        </w:tc>
+        <w:tc>
+          <w:tcPr>
+            <w:tcW w:type="dxa" w:w="2409"/>
+            <w:tcBorders>
+              <w:top w:val="single" w:color="AAAAAA" w:sz="4"/>
+              <w:left w:val="single" w:color="AAAAAA" w:sz="4"/>
+              <w:bottom w:val="single" w:color="AAAAAA" w:sz="4"/>
+              <w:right w:val="single" w:color="AAAAAA" w:sz="4"/>
+            </w:tcBorders>
+            <w:tcMar>
+              <w:top w:type="dxa" w:w="80"/>
+              <w:left w:type="dxa" w:w="120"/>
+              <w:bottom w:type="dxa" w:w="80"/>
+              <w:right w:type="dxa" w:w="120"/>
+            </w:tcMar>
+          </w:tcPr>
+          <w:p>
+            <w:r>
+              <w:rPr>
+                <w:sz w:val="20"/>
+                <w:szCs w:val="20"/>
+              </w:rPr>
+              <w:t xml:space="preserve">GAP</w:t>
+            </w:r>
+          </w:p>
+        </w:tc>
+        <w:tc>
+          <w:tcPr>
+            <w:tcW w:type="dxa" w:w="2409"/>
+            <w:tcBorders>
+              <w:top w:val="single" w:color="AAAAAA" w:sz="4"/>
+              <w:left w:val="single" w:color="AAAAAA" w:sz="4"/>
+              <w:bottom w:val="single" w:color="AAAAAA" w:sz="4"/>
+              <w:right w:val="single" w:color="AAAAAA" w:sz="4"/>
+            </w:tcBorders>
+            <w:tcMar>
+              <w:top w:type="dxa" w:w="80"/>
+              <w:left w:type="dxa" w:w="120"/>
+              <w:bottom w:type="dxa" w:w="80"/>
+              <w:right w:type="dxa" w:w="120"/>
+            </w:tcMar>
+          </w:tcPr>
+          <w:p>
+            <w:r>
+              <w:rPr>
+                <w:sz w:val="20"/>
+                <w:szCs w:val="20"/>
+              </w:rPr>
+              <w:t xml:space="preserve">UC002</w:t>
             </w:r>
           </w:p>
         </w:tc>
@@ -3225,86 +3336,90 @@
             </w:tcMar>
           </w:tcPr>
           <w:p>
-            <w:pPr>
-              <w:spacing w:after="300"/>
-            </w:pPr>
-            <w:r>
-              <w:t xml:space="preserve"/>
-            </w:r>
-          </w:p>
-        </w:tc>
-        <w:tc>
-          <w:tcPr>
-            <w:tcW w:type="dxa" w:w="2410"/>
-            <w:tcBorders>
-              <w:top w:val="single" w:color="AAAAAA" w:sz="4"/>
-              <w:left w:val="single" w:color="AAAAAA" w:sz="4"/>
-              <w:bottom w:val="single" w:color="AAAAAA" w:sz="4"/>
-              <w:right w:val="single" w:color="AAAAAA" w:sz="4"/>
-            </w:tcBorders>
-            <w:tcMar>
-              <w:top w:type="dxa" w:w="80"/>
-              <w:left w:type="dxa" w:w="120"/>
-              <w:bottom w:type="dxa" w:w="80"/>
-              <w:right w:type="dxa" w:w="120"/>
-            </w:tcMar>
-          </w:tcPr>
-          <w:p>
-            <w:pPr>
-              <w:spacing w:after="300"/>
-            </w:pPr>
-            <w:r>
-              <w:t xml:space="preserve"/>
-            </w:r>
-          </w:p>
-        </w:tc>
-        <w:tc>
-          <w:tcPr>
-            <w:tcW w:type="dxa" w:w="2409"/>
-            <w:tcBorders>
-              <w:top w:val="single" w:color="AAAAAA" w:sz="4"/>
-              <w:left w:val="single" w:color="AAAAAA" w:sz="4"/>
-              <w:bottom w:val="single" w:color="AAAAAA" w:sz="4"/>
-              <w:right w:val="single" w:color="AAAAAA" w:sz="4"/>
-            </w:tcBorders>
-            <w:tcMar>
-              <w:top w:type="dxa" w:w="80"/>
-              <w:left w:type="dxa" w:w="120"/>
-              <w:bottom w:type="dxa" w:w="80"/>
-              <w:right w:type="dxa" w:w="120"/>
-            </w:tcMar>
-          </w:tcPr>
-          <w:p>
-            <w:pPr>
-              <w:spacing w:after="300"/>
-            </w:pPr>
-            <w:r>
-              <w:t xml:space="preserve"/>
-            </w:r>
-          </w:p>
-        </w:tc>
-        <w:tc>
-          <w:tcPr>
-            <w:tcW w:type="dxa" w:w="2409"/>
-            <w:tcBorders>
-              <w:top w:val="single" w:color="AAAAAA" w:sz="4"/>
-              <w:left w:val="single" w:color="AAAAAA" w:sz="4"/>
-              <w:bottom w:val="single" w:color="AAAAAA" w:sz="4"/>
-              <w:right w:val="single" w:color="AAAAAA" w:sz="4"/>
-            </w:tcBorders>
-            <w:tcMar>
-              <w:top w:type="dxa" w:w="80"/>
-              <w:left w:type="dxa" w:w="120"/>
-              <w:bottom w:type="dxa" w:w="80"/>
-              <w:right w:type="dxa" w:w="120"/>
-            </w:tcMar>
-          </w:tcPr>
-          <w:p>
-            <w:pPr>
-              <w:spacing w:after="300"/>
-            </w:pPr>
-            <w:r>
-              <w:t xml:space="preserve"/>
+            <w:r>
+              <w:rPr>
+                <w:sz w:val="20"/>
+                <w:szCs w:val="20"/>
+              </w:rPr>
+              <w:t xml:space="preserve">2100456</w:t>
+            </w:r>
+          </w:p>
+        </w:tc>
+        <w:tc>
+          <w:tcPr>
+            <w:tcW w:type="dxa" w:w="2410"/>
+            <w:tcBorders>
+              <w:top w:val="single" w:color="AAAAAA" w:sz="4"/>
+              <w:left w:val="single" w:color="AAAAAA" w:sz="4"/>
+              <w:bottom w:val="single" w:color="AAAAAA" w:sz="4"/>
+              <w:right w:val="single" w:color="AAAAAA" w:sz="4"/>
+            </w:tcBorders>
+            <w:tcMar>
+              <w:top w:type="dxa" w:w="80"/>
+              <w:left w:type="dxa" w:w="120"/>
+              <w:bottom w:type="dxa" w:w="80"/>
+              <w:right w:type="dxa" w:w="120"/>
+            </w:tcMar>
+          </w:tcPr>
+          <w:p>
+            <w:r>
+              <w:rPr>
+                <w:sz w:val="20"/>
+                <w:szCs w:val="20"/>
+              </w:rPr>
+              <w:t xml:space="preserve">Maria Costa</w:t>
+            </w:r>
+          </w:p>
+        </w:tc>
+        <w:tc>
+          <w:tcPr>
+            <w:tcW w:type="dxa" w:w="2409"/>
+            <w:tcBorders>
+              <w:top w:val="single" w:color="AAAAAA" w:sz="4"/>
+              <w:left w:val="single" w:color="AAAAAA" w:sz="4"/>
+              <w:bottom w:val="single" w:color="AAAAAA" w:sz="4"/>
+              <w:right w:val="single" w:color="AAAAAA" w:sz="4"/>
+            </w:tcBorders>
+            <w:tcMar>
+              <w:top w:type="dxa" w:w="80"/>
+              <w:left w:type="dxa" w:w="120"/>
+              <w:bottom w:type="dxa" w:w="80"/>
+              <w:right w:type="dxa" w:w="120"/>
+            </w:tcMar>
+          </w:tcPr>
+          <w:p>
+            <w:r>
+              <w:rPr>
+                <w:sz w:val="20"/>
+                <w:szCs w:val="20"/>
+              </w:rPr>
+              <w:t xml:space="preserve">GAP</w:t>
+            </w:r>
+          </w:p>
+        </w:tc>
+        <w:tc>
+          <w:tcPr>
+            <w:tcW w:type="dxa" w:w="2409"/>
+            <w:tcBorders>
+              <w:top w:val="single" w:color="AAAAAA" w:sz="4"/>
+              <w:left w:val="single" w:color="AAAAAA" w:sz="4"/>
+              <w:bottom w:val="single" w:color="AAAAAA" w:sz="4"/>
+              <w:right w:val="single" w:color="AAAAAA" w:sz="4"/>
+            </w:tcBorders>
+            <w:tcMar>
+              <w:top w:type="dxa" w:w="80"/>
+              <w:left w:type="dxa" w:w="120"/>
+              <w:bottom w:type="dxa" w:w="80"/>
+              <w:right w:type="dxa" w:w="120"/>
+            </w:tcMar>
+          </w:tcPr>
+          <w:p>
+            <w:r>
+              <w:rPr>
+                <w:sz w:val="20"/>
+                <w:szCs w:val="20"/>
+              </w:rPr>
+              <w:t xml:space="preserve">UC001</w:t>
             </w:r>
           </w:p>
         </w:tc>
@@ -3329,15 +3444,20 @@
           <w:sz w:val="20"/>
           <w:szCs w:val="20"/>
         </w:rPr>
-        <w:t xml:space="preserve">Passo B: </w:t>
-      </w:r>
-      <w:r>
-        <w:rPr>
-          <w:sz w:val="20"/>
-          <w:szCs w:val="20"/>
-        </w:rPr>
-        <w:t xml:space="preserve">☐  NULLs?     ☐  Repetições?            </w:t>
-      </w:r>
+        <w:t xml:space="preserve">Passo B — Observe: </w:t>
+      </w:r>
+      <w:r>
+        <w:rPr>
+          <w:sz w:val="20"/>
+          <w:szCs w:val="20"/>
+        </w:rPr>
+        <w:t xml:space="preserve">☐  Há NULLs?     ☐  Há repetições?            </w:t>
+      </w:r>
+    </w:p>
+    <w:p>
+      <w:pPr>
+        <w:spacing w:after="60"/>
+      </w:pPr>
       <w:r>
         <w:rPr>
           <w:b/>
@@ -3345,14 +3465,14 @@
           <w:sz w:val="20"/>
           <w:szCs w:val="20"/>
         </w:rPr>
-        <w:t xml:space="preserve">Passo C: </w:t>
-      </w:r>
-      <w:r>
-        <w:rPr>
-          <w:sz w:val="20"/>
-          <w:szCs w:val="20"/>
-        </w:rPr>
-        <w:t xml:space="preserve">☐  2 tabelas     ☐  3 tabelas (assoc: ____________)</w:t>
+        <w:t xml:space="preserve">Passo C — Decisão: </w:t>
+      </w:r>
+      <w:r>
+        <w:rPr>
+          <w:sz w:val="20"/>
+          <w:szCs w:val="20"/>
+        </w:rPr>
+        <w:t xml:space="preserve">☐  Fica assim (2 tabelas)     ☐  Criar tabela associativa: _______________ (3 tabelas)</w:t>
       </w:r>
     </w:p>
     <w:p>
@@ -3366,7 +3486,7 @@
           <w:sz w:val="20"/>
           <w:szCs w:val="20"/>
         </w:rPr>
-        <w:t xml:space="preserve">Passo D — Regra: _____</w:t>
+        <w:t xml:space="preserve">Passo D — Regra aplicada: Regra _____</w:t>
       </w:r>
     </w:p>
     <w:p>
@@ -3401,7 +3521,7 @@
     </w:p>
     <w:p>
       <w:pPr>
-        <w:spacing w:after="100"/>
+        <w:spacing w:after="80"/>
       </w:pPr>
       <w:r>
         <w:rPr>
@@ -3431,7 +3551,14 @@
           <w:sz w:val="20"/>
           <w:szCs w:val="20"/>
         </w:rPr>
-        <w:t xml:space="preserve">Passo A — Tentativa: escreva 3 linhas de dados com a FK no lado que lhe parece natural.</w:t>
+        <w:t xml:space="preserve">Passo A — Tentativa já feita. </w:t>
+      </w:r>
+      <w:r>
+        <w:rPr>
+          <w:sz w:val="20"/>
+          <w:szCs w:val="20"/>
+        </w:rPr>
+        <w:t xml:space="preserve">Colocámos codMed na tabela RECEITA:</w:t>
       </w:r>
     </w:p>
     <w:tbl>
@@ -3482,7 +3609,7 @@
                 <w:sz w:val="20"/>
                 <w:szCs w:val="20"/>
               </w:rPr>
-              <w:t xml:space="preserve"/>
+              <w:t xml:space="preserve">numReceita</w:t>
             </w:r>
           </w:p>
         </w:tc>
@@ -3512,7 +3639,7 @@
                 <w:sz w:val="20"/>
                 <w:szCs w:val="20"/>
               </w:rPr>
-              <w:t xml:space="preserve"/>
+              <w:t xml:space="preserve">data</w:t>
             </w:r>
           </w:p>
         </w:tc>
@@ -3542,7 +3669,7 @@
                 <w:sz w:val="20"/>
                 <w:szCs w:val="20"/>
               </w:rPr>
-              <w:t xml:space="preserve"/>
+              <w:t xml:space="preserve">medico</w:t>
             </w:r>
           </w:p>
         </w:tc>
@@ -3572,7 +3699,7 @@
                 <w:sz w:val="20"/>
                 <w:szCs w:val="20"/>
               </w:rPr>
-              <w:t xml:space="preserve"/>
+              <w:t xml:space="preserve">codMed</w:t>
             </w:r>
           </w:p>
         </w:tc>
@@ -3595,86 +3722,90 @@
             </w:tcMar>
           </w:tcPr>
           <w:p>
-            <w:pPr>
-              <w:spacing w:after="300"/>
-            </w:pPr>
-            <w:r>
-              <w:t xml:space="preserve"/>
-            </w:r>
-          </w:p>
-        </w:tc>
-        <w:tc>
-          <w:tcPr>
-            <w:tcW w:type="dxa" w:w="2410"/>
-            <w:tcBorders>
-              <w:top w:val="single" w:color="AAAAAA" w:sz="4"/>
-              <w:left w:val="single" w:color="AAAAAA" w:sz="4"/>
-              <w:bottom w:val="single" w:color="AAAAAA" w:sz="4"/>
-              <w:right w:val="single" w:color="AAAAAA" w:sz="4"/>
-            </w:tcBorders>
-            <w:tcMar>
-              <w:top w:type="dxa" w:w="80"/>
-              <w:left w:type="dxa" w:w="120"/>
-              <w:bottom w:type="dxa" w:w="80"/>
-              <w:right w:type="dxa" w:w="120"/>
-            </w:tcMar>
-          </w:tcPr>
-          <w:p>
-            <w:pPr>
-              <w:spacing w:after="300"/>
-            </w:pPr>
-            <w:r>
-              <w:t xml:space="preserve"/>
-            </w:r>
-          </w:p>
-        </w:tc>
-        <w:tc>
-          <w:tcPr>
-            <w:tcW w:type="dxa" w:w="2409"/>
-            <w:tcBorders>
-              <w:top w:val="single" w:color="AAAAAA" w:sz="4"/>
-              <w:left w:val="single" w:color="AAAAAA" w:sz="4"/>
-              <w:bottom w:val="single" w:color="AAAAAA" w:sz="4"/>
-              <w:right w:val="single" w:color="AAAAAA" w:sz="4"/>
-            </w:tcBorders>
-            <w:tcMar>
-              <w:top w:type="dxa" w:w="80"/>
-              <w:left w:type="dxa" w:w="120"/>
-              <w:bottom w:type="dxa" w:w="80"/>
-              <w:right w:type="dxa" w:w="120"/>
-            </w:tcMar>
-          </w:tcPr>
-          <w:p>
-            <w:pPr>
-              <w:spacing w:after="300"/>
-            </w:pPr>
-            <w:r>
-              <w:t xml:space="preserve"/>
-            </w:r>
-          </w:p>
-        </w:tc>
-        <w:tc>
-          <w:tcPr>
-            <w:tcW w:type="dxa" w:w="2409"/>
-            <w:tcBorders>
-              <w:top w:val="single" w:color="AAAAAA" w:sz="4"/>
-              <w:left w:val="single" w:color="AAAAAA" w:sz="4"/>
-              <w:bottom w:val="single" w:color="AAAAAA" w:sz="4"/>
-              <w:right w:val="single" w:color="AAAAAA" w:sz="4"/>
-            </w:tcBorders>
-            <w:tcMar>
-              <w:top w:type="dxa" w:w="80"/>
-              <w:left w:type="dxa" w:w="120"/>
-              <w:bottom w:type="dxa" w:w="80"/>
-              <w:right w:type="dxa" w:w="120"/>
-            </w:tcMar>
-          </w:tcPr>
-          <w:p>
-            <w:pPr>
-              <w:spacing w:after="300"/>
-            </w:pPr>
-            <w:r>
-              <w:t xml:space="preserve"/>
+            <w:r>
+              <w:rPr>
+                <w:sz w:val="20"/>
+                <w:szCs w:val="20"/>
+              </w:rPr>
+              <w:t xml:space="preserve">R-100</w:t>
+            </w:r>
+          </w:p>
+        </w:tc>
+        <w:tc>
+          <w:tcPr>
+            <w:tcW w:type="dxa" w:w="2410"/>
+            <w:tcBorders>
+              <w:top w:val="single" w:color="AAAAAA" w:sz="4"/>
+              <w:left w:val="single" w:color="AAAAAA" w:sz="4"/>
+              <w:bottom w:val="single" w:color="AAAAAA" w:sz="4"/>
+              <w:right w:val="single" w:color="AAAAAA" w:sz="4"/>
+            </w:tcBorders>
+            <w:tcMar>
+              <w:top w:type="dxa" w:w="80"/>
+              <w:left w:type="dxa" w:w="120"/>
+              <w:bottom w:type="dxa" w:w="80"/>
+              <w:right w:type="dxa" w:w="120"/>
+            </w:tcMar>
+          </w:tcPr>
+          <w:p>
+            <w:r>
+              <w:rPr>
+                <w:sz w:val="20"/>
+                <w:szCs w:val="20"/>
+              </w:rPr>
+              <w:t xml:space="preserve">2025-03-01</w:t>
+            </w:r>
+          </w:p>
+        </w:tc>
+        <w:tc>
+          <w:tcPr>
+            <w:tcW w:type="dxa" w:w="2409"/>
+            <w:tcBorders>
+              <w:top w:val="single" w:color="AAAAAA" w:sz="4"/>
+              <w:left w:val="single" w:color="AAAAAA" w:sz="4"/>
+              <w:bottom w:val="single" w:color="AAAAAA" w:sz="4"/>
+              <w:right w:val="single" w:color="AAAAAA" w:sz="4"/>
+            </w:tcBorders>
+            <w:tcMar>
+              <w:top w:type="dxa" w:w="80"/>
+              <w:left w:type="dxa" w:w="120"/>
+              <w:bottom w:type="dxa" w:w="80"/>
+              <w:right w:type="dxa" w:w="120"/>
+            </w:tcMar>
+          </w:tcPr>
+          <w:p>
+            <w:r>
+              <w:rPr>
+                <w:sz w:val="20"/>
+                <w:szCs w:val="20"/>
+              </w:rPr>
+              <w:t xml:space="preserve">Dr. Silva</w:t>
+            </w:r>
+          </w:p>
+        </w:tc>
+        <w:tc>
+          <w:tcPr>
+            <w:tcW w:type="dxa" w:w="2409"/>
+            <w:tcBorders>
+              <w:top w:val="single" w:color="AAAAAA" w:sz="4"/>
+              <w:left w:val="single" w:color="AAAAAA" w:sz="4"/>
+              <w:bottom w:val="single" w:color="AAAAAA" w:sz="4"/>
+              <w:right w:val="single" w:color="AAAAAA" w:sz="4"/>
+            </w:tcBorders>
+            <w:tcMar>
+              <w:top w:type="dxa" w:w="80"/>
+              <w:left w:type="dxa" w:w="120"/>
+              <w:bottom w:type="dxa" w:w="80"/>
+              <w:right w:type="dxa" w:w="120"/>
+            </w:tcMar>
+          </w:tcPr>
+          <w:p>
+            <w:r>
+              <w:rPr>
+                <w:sz w:val="20"/>
+                <w:szCs w:val="20"/>
+              </w:rPr>
+              <w:t xml:space="preserve">M-11</w:t>
             </w:r>
           </w:p>
         </w:tc>
@@ -3697,86 +3828,90 @@
             </w:tcMar>
           </w:tcPr>
           <w:p>
-            <w:pPr>
-              <w:spacing w:after="300"/>
-            </w:pPr>
-            <w:r>
-              <w:t xml:space="preserve"/>
-            </w:r>
-          </w:p>
-        </w:tc>
-        <w:tc>
-          <w:tcPr>
-            <w:tcW w:type="dxa" w:w="2410"/>
-            <w:tcBorders>
-              <w:top w:val="single" w:color="AAAAAA" w:sz="4"/>
-              <w:left w:val="single" w:color="AAAAAA" w:sz="4"/>
-              <w:bottom w:val="single" w:color="AAAAAA" w:sz="4"/>
-              <w:right w:val="single" w:color="AAAAAA" w:sz="4"/>
-            </w:tcBorders>
-            <w:tcMar>
-              <w:top w:type="dxa" w:w="80"/>
-              <w:left w:type="dxa" w:w="120"/>
-              <w:bottom w:type="dxa" w:w="80"/>
-              <w:right w:type="dxa" w:w="120"/>
-            </w:tcMar>
-          </w:tcPr>
-          <w:p>
-            <w:pPr>
-              <w:spacing w:after="300"/>
-            </w:pPr>
-            <w:r>
-              <w:t xml:space="preserve"/>
-            </w:r>
-          </w:p>
-        </w:tc>
-        <w:tc>
-          <w:tcPr>
-            <w:tcW w:type="dxa" w:w="2409"/>
-            <w:tcBorders>
-              <w:top w:val="single" w:color="AAAAAA" w:sz="4"/>
-              <w:left w:val="single" w:color="AAAAAA" w:sz="4"/>
-              <w:bottom w:val="single" w:color="AAAAAA" w:sz="4"/>
-              <w:right w:val="single" w:color="AAAAAA" w:sz="4"/>
-            </w:tcBorders>
-            <w:tcMar>
-              <w:top w:type="dxa" w:w="80"/>
-              <w:left w:type="dxa" w:w="120"/>
-              <w:bottom w:type="dxa" w:w="80"/>
-              <w:right w:type="dxa" w:w="120"/>
-            </w:tcMar>
-          </w:tcPr>
-          <w:p>
-            <w:pPr>
-              <w:spacing w:after="300"/>
-            </w:pPr>
-            <w:r>
-              <w:t xml:space="preserve"/>
-            </w:r>
-          </w:p>
-        </w:tc>
-        <w:tc>
-          <w:tcPr>
-            <w:tcW w:type="dxa" w:w="2409"/>
-            <w:tcBorders>
-              <w:top w:val="single" w:color="AAAAAA" w:sz="4"/>
-              <w:left w:val="single" w:color="AAAAAA" w:sz="4"/>
-              <w:bottom w:val="single" w:color="AAAAAA" w:sz="4"/>
-              <w:right w:val="single" w:color="AAAAAA" w:sz="4"/>
-            </w:tcBorders>
-            <w:tcMar>
-              <w:top w:type="dxa" w:w="80"/>
-              <w:left w:type="dxa" w:w="120"/>
-              <w:bottom w:type="dxa" w:w="80"/>
-              <w:right w:type="dxa" w:w="120"/>
-            </w:tcMar>
-          </w:tcPr>
-          <w:p>
-            <w:pPr>
-              <w:spacing w:after="300"/>
-            </w:pPr>
-            <w:r>
-              <w:t xml:space="preserve"/>
+            <w:r>
+              <w:rPr>
+                <w:sz w:val="20"/>
+                <w:szCs w:val="20"/>
+              </w:rPr>
+              <w:t xml:space="preserve">R-100</w:t>
+            </w:r>
+          </w:p>
+        </w:tc>
+        <w:tc>
+          <w:tcPr>
+            <w:tcW w:type="dxa" w:w="2410"/>
+            <w:tcBorders>
+              <w:top w:val="single" w:color="AAAAAA" w:sz="4"/>
+              <w:left w:val="single" w:color="AAAAAA" w:sz="4"/>
+              <w:bottom w:val="single" w:color="AAAAAA" w:sz="4"/>
+              <w:right w:val="single" w:color="AAAAAA" w:sz="4"/>
+            </w:tcBorders>
+            <w:tcMar>
+              <w:top w:type="dxa" w:w="80"/>
+              <w:left w:type="dxa" w:w="120"/>
+              <w:bottom w:type="dxa" w:w="80"/>
+              <w:right w:type="dxa" w:w="120"/>
+            </w:tcMar>
+          </w:tcPr>
+          <w:p>
+            <w:r>
+              <w:rPr>
+                <w:sz w:val="20"/>
+                <w:szCs w:val="20"/>
+              </w:rPr>
+              <w:t xml:space="preserve">2025-03-01</w:t>
+            </w:r>
+          </w:p>
+        </w:tc>
+        <w:tc>
+          <w:tcPr>
+            <w:tcW w:type="dxa" w:w="2409"/>
+            <w:tcBorders>
+              <w:top w:val="single" w:color="AAAAAA" w:sz="4"/>
+              <w:left w:val="single" w:color="AAAAAA" w:sz="4"/>
+              <w:bottom w:val="single" w:color="AAAAAA" w:sz="4"/>
+              <w:right w:val="single" w:color="AAAAAA" w:sz="4"/>
+            </w:tcBorders>
+            <w:tcMar>
+              <w:top w:type="dxa" w:w="80"/>
+              <w:left w:type="dxa" w:w="120"/>
+              <w:bottom w:type="dxa" w:w="80"/>
+              <w:right w:type="dxa" w:w="120"/>
+            </w:tcMar>
+          </w:tcPr>
+          <w:p>
+            <w:r>
+              <w:rPr>
+                <w:sz w:val="20"/>
+                <w:szCs w:val="20"/>
+              </w:rPr>
+              <w:t xml:space="preserve">Dr. Silva</w:t>
+            </w:r>
+          </w:p>
+        </w:tc>
+        <w:tc>
+          <w:tcPr>
+            <w:tcW w:type="dxa" w:w="2409"/>
+            <w:tcBorders>
+              <w:top w:val="single" w:color="AAAAAA" w:sz="4"/>
+              <w:left w:val="single" w:color="AAAAAA" w:sz="4"/>
+              <w:bottom w:val="single" w:color="AAAAAA" w:sz="4"/>
+              <w:right w:val="single" w:color="AAAAAA" w:sz="4"/>
+            </w:tcBorders>
+            <w:tcMar>
+              <w:top w:type="dxa" w:w="80"/>
+              <w:left w:type="dxa" w:w="120"/>
+              <w:bottom w:type="dxa" w:w="80"/>
+              <w:right w:type="dxa" w:w="120"/>
+            </w:tcMar>
+          </w:tcPr>
+          <w:p>
+            <w:r>
+              <w:rPr>
+                <w:sz w:val="20"/>
+                <w:szCs w:val="20"/>
+              </w:rPr>
+              <w:t xml:space="preserve">M-23</w:t>
             </w:r>
           </w:p>
         </w:tc>
@@ -3799,86 +3934,90 @@
             </w:tcMar>
           </w:tcPr>
           <w:p>
-            <w:pPr>
-              <w:spacing w:after="300"/>
-            </w:pPr>
-            <w:r>
-              <w:t xml:space="preserve"/>
-            </w:r>
-          </w:p>
-        </w:tc>
-        <w:tc>
-          <w:tcPr>
-            <w:tcW w:type="dxa" w:w="2410"/>
-            <w:tcBorders>
-              <w:top w:val="single" w:color="AAAAAA" w:sz="4"/>
-              <w:left w:val="single" w:color="AAAAAA" w:sz="4"/>
-              <w:bottom w:val="single" w:color="AAAAAA" w:sz="4"/>
-              <w:right w:val="single" w:color="AAAAAA" w:sz="4"/>
-            </w:tcBorders>
-            <w:tcMar>
-              <w:top w:type="dxa" w:w="80"/>
-              <w:left w:type="dxa" w:w="120"/>
-              <w:bottom w:type="dxa" w:w="80"/>
-              <w:right w:type="dxa" w:w="120"/>
-            </w:tcMar>
-          </w:tcPr>
-          <w:p>
-            <w:pPr>
-              <w:spacing w:after="300"/>
-            </w:pPr>
-            <w:r>
-              <w:t xml:space="preserve"/>
-            </w:r>
-          </w:p>
-        </w:tc>
-        <w:tc>
-          <w:tcPr>
-            <w:tcW w:type="dxa" w:w="2409"/>
-            <w:tcBorders>
-              <w:top w:val="single" w:color="AAAAAA" w:sz="4"/>
-              <w:left w:val="single" w:color="AAAAAA" w:sz="4"/>
-              <w:bottom w:val="single" w:color="AAAAAA" w:sz="4"/>
-              <w:right w:val="single" w:color="AAAAAA" w:sz="4"/>
-            </w:tcBorders>
-            <w:tcMar>
-              <w:top w:type="dxa" w:w="80"/>
-              <w:left w:type="dxa" w:w="120"/>
-              <w:bottom w:type="dxa" w:w="80"/>
-              <w:right w:type="dxa" w:w="120"/>
-            </w:tcMar>
-          </w:tcPr>
-          <w:p>
-            <w:pPr>
-              <w:spacing w:after="300"/>
-            </w:pPr>
-            <w:r>
-              <w:t xml:space="preserve"/>
-            </w:r>
-          </w:p>
-        </w:tc>
-        <w:tc>
-          <w:tcPr>
-            <w:tcW w:type="dxa" w:w="2409"/>
-            <w:tcBorders>
-              <w:top w:val="single" w:color="AAAAAA" w:sz="4"/>
-              <w:left w:val="single" w:color="AAAAAA" w:sz="4"/>
-              <w:bottom w:val="single" w:color="AAAAAA" w:sz="4"/>
-              <w:right w:val="single" w:color="AAAAAA" w:sz="4"/>
-            </w:tcBorders>
-            <w:tcMar>
-              <w:top w:type="dxa" w:w="80"/>
-              <w:left w:type="dxa" w:w="120"/>
-              <w:bottom w:type="dxa" w:w="80"/>
-              <w:right w:type="dxa" w:w="120"/>
-            </w:tcMar>
-          </w:tcPr>
-          <w:p>
-            <w:pPr>
-              <w:spacing w:after="300"/>
-            </w:pPr>
-            <w:r>
-              <w:t xml:space="preserve"/>
+            <w:r>
+              <w:rPr>
+                <w:sz w:val="20"/>
+                <w:szCs w:val="20"/>
+              </w:rPr>
+              <w:t xml:space="preserve">R-101</w:t>
+            </w:r>
+          </w:p>
+        </w:tc>
+        <w:tc>
+          <w:tcPr>
+            <w:tcW w:type="dxa" w:w="2410"/>
+            <w:tcBorders>
+              <w:top w:val="single" w:color="AAAAAA" w:sz="4"/>
+              <w:left w:val="single" w:color="AAAAAA" w:sz="4"/>
+              <w:bottom w:val="single" w:color="AAAAAA" w:sz="4"/>
+              <w:right w:val="single" w:color="AAAAAA" w:sz="4"/>
+            </w:tcBorders>
+            <w:tcMar>
+              <w:top w:type="dxa" w:w="80"/>
+              <w:left w:type="dxa" w:w="120"/>
+              <w:bottom w:type="dxa" w:w="80"/>
+              <w:right w:type="dxa" w:w="120"/>
+            </w:tcMar>
+          </w:tcPr>
+          <w:p>
+            <w:r>
+              <w:rPr>
+                <w:sz w:val="20"/>
+                <w:szCs w:val="20"/>
+              </w:rPr>
+              <w:t xml:space="preserve">2025-03-02</w:t>
+            </w:r>
+          </w:p>
+        </w:tc>
+        <w:tc>
+          <w:tcPr>
+            <w:tcW w:type="dxa" w:w="2409"/>
+            <w:tcBorders>
+              <w:top w:val="single" w:color="AAAAAA" w:sz="4"/>
+              <w:left w:val="single" w:color="AAAAAA" w:sz="4"/>
+              <w:bottom w:val="single" w:color="AAAAAA" w:sz="4"/>
+              <w:right w:val="single" w:color="AAAAAA" w:sz="4"/>
+            </w:tcBorders>
+            <w:tcMar>
+              <w:top w:type="dxa" w:w="80"/>
+              <w:left w:type="dxa" w:w="120"/>
+              <w:bottom w:type="dxa" w:w="80"/>
+              <w:right w:type="dxa" w:w="120"/>
+            </w:tcMar>
+          </w:tcPr>
+          <w:p>
+            <w:r>
+              <w:rPr>
+                <w:sz w:val="20"/>
+                <w:szCs w:val="20"/>
+              </w:rPr>
+              <w:t xml:space="preserve">Dr. Costa</w:t>
+            </w:r>
+          </w:p>
+        </w:tc>
+        <w:tc>
+          <w:tcPr>
+            <w:tcW w:type="dxa" w:w="2409"/>
+            <w:tcBorders>
+              <w:top w:val="single" w:color="AAAAAA" w:sz="4"/>
+              <w:left w:val="single" w:color="AAAAAA" w:sz="4"/>
+              <w:bottom w:val="single" w:color="AAAAAA" w:sz="4"/>
+              <w:right w:val="single" w:color="AAAAAA" w:sz="4"/>
+            </w:tcBorders>
+            <w:tcMar>
+              <w:top w:type="dxa" w:w="80"/>
+              <w:left w:type="dxa" w:w="120"/>
+              <w:bottom w:type="dxa" w:w="80"/>
+              <w:right w:type="dxa" w:w="120"/>
+            </w:tcMar>
+          </w:tcPr>
+          <w:p>
+            <w:r>
+              <w:rPr>
+                <w:sz w:val="20"/>
+                <w:szCs w:val="20"/>
+              </w:rPr>
+              <w:t xml:space="preserve">M-11</w:t>
             </w:r>
           </w:p>
         </w:tc>
@@ -3903,15 +4042,20 @@
           <w:sz w:val="20"/>
           <w:szCs w:val="20"/>
         </w:rPr>
-        <w:t xml:space="preserve">Passo B: </w:t>
-      </w:r>
-      <w:r>
-        <w:rPr>
-          <w:sz w:val="20"/>
-          <w:szCs w:val="20"/>
-        </w:rPr>
-        <w:t xml:space="preserve">☐  NULLs?     ☐  Repetições?            </w:t>
-      </w:r>
+        <w:t xml:space="preserve">Passo B — Observe: </w:t>
+      </w:r>
+      <w:r>
+        <w:rPr>
+          <w:sz w:val="20"/>
+          <w:szCs w:val="20"/>
+        </w:rPr>
+        <w:t xml:space="preserve">☐  Há NULLs?     ☐  Há repetições?            </w:t>
+      </w:r>
+    </w:p>
+    <w:p>
+      <w:pPr>
+        <w:spacing w:after="60"/>
+      </w:pPr>
       <w:r>
         <w:rPr>
           <w:b/>
@@ -3919,14 +4063,14 @@
           <w:sz w:val="20"/>
           <w:szCs w:val="20"/>
         </w:rPr>
-        <w:t xml:space="preserve">Passo C: </w:t>
-      </w:r>
-      <w:r>
-        <w:rPr>
-          <w:sz w:val="20"/>
-          <w:szCs w:val="20"/>
-        </w:rPr>
-        <w:t xml:space="preserve">☐  2 tabelas     ☐  3 tabelas (assoc: ____________)</w:t>
+        <w:t xml:space="preserve">Passo C — Decisão: </w:t>
+      </w:r>
+      <w:r>
+        <w:rPr>
+          <w:sz w:val="20"/>
+          <w:szCs w:val="20"/>
+        </w:rPr>
+        <w:t xml:space="preserve">☐  Fica assim (2 tabelas)     ☐  Criar tabela associativa: _______________ (3 tabelas)</w:t>
       </w:r>
     </w:p>
     <w:p>
@@ -3940,7 +4084,7 @@
           <w:sz w:val="20"/>
           <w:szCs w:val="20"/>
         </w:rPr>
-        <w:t xml:space="preserve">Passo D — Regra: _____</w:t>
+        <w:t xml:space="preserve">Passo D — Regra aplicada: Regra _____</w:t>
       </w:r>
     </w:p>
     <w:p>
@@ -3975,7 +4119,7 @@
     </w:p>
     <w:p>
       <w:pPr>
-        <w:spacing w:after="100"/>
+        <w:spacing w:after="80"/>
       </w:pPr>
       <w:r>
         <w:rPr>
@@ -4005,7 +4149,14 @@
           <w:sz w:val="20"/>
           <w:szCs w:val="20"/>
         </w:rPr>
-        <w:t xml:space="preserve">Passo A — Tentativa: escreva 3 linhas de dados com a FK no lado que lhe parece natural.</w:t>
+        <w:t xml:space="preserve">Passo A — Tentativa já feita. </w:t>
+      </w:r>
+      <w:r>
+        <w:rPr>
+          <w:sz w:val="20"/>
+          <w:szCs w:val="20"/>
+        </w:rPr>
+        <w:t xml:space="preserve">Colocámos codEdif na tabela SALA:</w:t>
       </w:r>
     </w:p>
     <w:tbl>
@@ -4056,7 +4207,7 @@
                 <w:sz w:val="20"/>
                 <w:szCs w:val="20"/>
               </w:rPr>
-              <w:t xml:space="preserve"/>
+              <w:t xml:space="preserve">codSala</w:t>
             </w:r>
           </w:p>
         </w:tc>
@@ -4086,7 +4237,7 @@
                 <w:sz w:val="20"/>
                 <w:szCs w:val="20"/>
               </w:rPr>
-              <w:t xml:space="preserve"/>
+              <w:t xml:space="preserve">piso</w:t>
             </w:r>
           </w:p>
         </w:tc>
@@ -4116,7 +4267,7 @@
                 <w:sz w:val="20"/>
                 <w:szCs w:val="20"/>
               </w:rPr>
-              <w:t xml:space="preserve"/>
+              <w:t xml:space="preserve">capacidade</w:t>
             </w:r>
           </w:p>
         </w:tc>
@@ -4146,7 +4297,7 @@
                 <w:sz w:val="20"/>
                 <w:szCs w:val="20"/>
               </w:rPr>
-              <w:t xml:space="preserve"/>
+              <w:t xml:space="preserve">codEdif</w:t>
             </w:r>
           </w:p>
         </w:tc>
@@ -4169,86 +4320,90 @@
             </w:tcMar>
           </w:tcPr>
           <w:p>
-            <w:pPr>
-              <w:spacing w:after="300"/>
-            </w:pPr>
-            <w:r>
-              <w:t xml:space="preserve"/>
-            </w:r>
-          </w:p>
-        </w:tc>
-        <w:tc>
-          <w:tcPr>
-            <w:tcW w:type="dxa" w:w="2410"/>
-            <w:tcBorders>
-              <w:top w:val="single" w:color="AAAAAA" w:sz="4"/>
-              <w:left w:val="single" w:color="AAAAAA" w:sz="4"/>
-              <w:bottom w:val="single" w:color="AAAAAA" w:sz="4"/>
-              <w:right w:val="single" w:color="AAAAAA" w:sz="4"/>
-            </w:tcBorders>
-            <w:tcMar>
-              <w:top w:type="dxa" w:w="80"/>
-              <w:left w:type="dxa" w:w="120"/>
-              <w:bottom w:type="dxa" w:w="80"/>
-              <w:right w:type="dxa" w:w="120"/>
-            </w:tcMar>
-          </w:tcPr>
-          <w:p>
-            <w:pPr>
-              <w:spacing w:after="300"/>
-            </w:pPr>
-            <w:r>
-              <w:t xml:space="preserve"/>
-            </w:r>
-          </w:p>
-        </w:tc>
-        <w:tc>
-          <w:tcPr>
-            <w:tcW w:type="dxa" w:w="2409"/>
-            <w:tcBorders>
-              <w:top w:val="single" w:color="AAAAAA" w:sz="4"/>
-              <w:left w:val="single" w:color="AAAAAA" w:sz="4"/>
-              <w:bottom w:val="single" w:color="AAAAAA" w:sz="4"/>
-              <w:right w:val="single" w:color="AAAAAA" w:sz="4"/>
-            </w:tcBorders>
-            <w:tcMar>
-              <w:top w:type="dxa" w:w="80"/>
-              <w:left w:type="dxa" w:w="120"/>
-              <w:bottom w:type="dxa" w:w="80"/>
-              <w:right w:type="dxa" w:w="120"/>
-            </w:tcMar>
-          </w:tcPr>
-          <w:p>
-            <w:pPr>
-              <w:spacing w:after="300"/>
-            </w:pPr>
-            <w:r>
-              <w:t xml:space="preserve"/>
-            </w:r>
-          </w:p>
-        </w:tc>
-        <w:tc>
-          <w:tcPr>
-            <w:tcW w:type="dxa" w:w="2409"/>
-            <w:tcBorders>
-              <w:top w:val="single" w:color="AAAAAA" w:sz="4"/>
-              <w:left w:val="single" w:color="AAAAAA" w:sz="4"/>
-              <w:bottom w:val="single" w:color="AAAAAA" w:sz="4"/>
-              <w:right w:val="single" w:color="AAAAAA" w:sz="4"/>
-            </w:tcBorders>
-            <w:tcMar>
-              <w:top w:type="dxa" w:w="80"/>
-              <w:left w:type="dxa" w:w="120"/>
-              <w:bottom w:type="dxa" w:w="80"/>
-              <w:right w:type="dxa" w:w="120"/>
-            </w:tcMar>
-          </w:tcPr>
-          <w:p>
-            <w:pPr>
-              <w:spacing w:after="300"/>
-            </w:pPr>
-            <w:r>
-              <w:t xml:space="preserve"/>
+            <w:r>
+              <w:rPr>
+                <w:sz w:val="20"/>
+                <w:szCs w:val="20"/>
+              </w:rPr>
+              <w:t xml:space="preserve">S-101</w:t>
+            </w:r>
+          </w:p>
+        </w:tc>
+        <w:tc>
+          <w:tcPr>
+            <w:tcW w:type="dxa" w:w="2410"/>
+            <w:tcBorders>
+              <w:top w:val="single" w:color="AAAAAA" w:sz="4"/>
+              <w:left w:val="single" w:color="AAAAAA" w:sz="4"/>
+              <w:bottom w:val="single" w:color="AAAAAA" w:sz="4"/>
+              <w:right w:val="single" w:color="AAAAAA" w:sz="4"/>
+            </w:tcBorders>
+            <w:tcMar>
+              <w:top w:type="dxa" w:w="80"/>
+              <w:left w:type="dxa" w:w="120"/>
+              <w:bottom w:type="dxa" w:w="80"/>
+              <w:right w:type="dxa" w:w="120"/>
+            </w:tcMar>
+          </w:tcPr>
+          <w:p>
+            <w:r>
+              <w:rPr>
+                <w:sz w:val="20"/>
+                <w:szCs w:val="20"/>
+              </w:rPr>
+              <w:t xml:space="preserve">1</w:t>
+            </w:r>
+          </w:p>
+        </w:tc>
+        <w:tc>
+          <w:tcPr>
+            <w:tcW w:type="dxa" w:w="2409"/>
+            <w:tcBorders>
+              <w:top w:val="single" w:color="AAAAAA" w:sz="4"/>
+              <w:left w:val="single" w:color="AAAAAA" w:sz="4"/>
+              <w:bottom w:val="single" w:color="AAAAAA" w:sz="4"/>
+              <w:right w:val="single" w:color="AAAAAA" w:sz="4"/>
+            </w:tcBorders>
+            <w:tcMar>
+              <w:top w:type="dxa" w:w="80"/>
+              <w:left w:type="dxa" w:w="120"/>
+              <w:bottom w:type="dxa" w:w="80"/>
+              <w:right w:type="dxa" w:w="120"/>
+            </w:tcMar>
+          </w:tcPr>
+          <w:p>
+            <w:r>
+              <w:rPr>
+                <w:sz w:val="20"/>
+                <w:szCs w:val="20"/>
+              </w:rPr>
+              <w:t xml:space="preserve">30</w:t>
+            </w:r>
+          </w:p>
+        </w:tc>
+        <w:tc>
+          <w:tcPr>
+            <w:tcW w:type="dxa" w:w="2409"/>
+            <w:tcBorders>
+              <w:top w:val="single" w:color="AAAAAA" w:sz="4"/>
+              <w:left w:val="single" w:color="AAAAAA" w:sz="4"/>
+              <w:bottom w:val="single" w:color="AAAAAA" w:sz="4"/>
+              <w:right w:val="single" w:color="AAAAAA" w:sz="4"/>
+            </w:tcBorders>
+            <w:tcMar>
+              <w:top w:type="dxa" w:w="80"/>
+              <w:left w:type="dxa" w:w="120"/>
+              <w:bottom w:type="dxa" w:w="80"/>
+              <w:right w:type="dxa" w:w="120"/>
+            </w:tcMar>
+          </w:tcPr>
+          <w:p>
+            <w:r>
+              <w:rPr>
+                <w:sz w:val="20"/>
+                <w:szCs w:val="20"/>
+              </w:rPr>
+              <w:t xml:space="preserve">E-01</w:t>
             </w:r>
           </w:p>
         </w:tc>
@@ -4271,86 +4426,90 @@
             </w:tcMar>
           </w:tcPr>
           <w:p>
-            <w:pPr>
-              <w:spacing w:after="300"/>
-            </w:pPr>
-            <w:r>
-              <w:t xml:space="preserve"/>
-            </w:r>
-          </w:p>
-        </w:tc>
-        <w:tc>
-          <w:tcPr>
-            <w:tcW w:type="dxa" w:w="2410"/>
-            <w:tcBorders>
-              <w:top w:val="single" w:color="AAAAAA" w:sz="4"/>
-              <w:left w:val="single" w:color="AAAAAA" w:sz="4"/>
-              <w:bottom w:val="single" w:color="AAAAAA" w:sz="4"/>
-              <w:right w:val="single" w:color="AAAAAA" w:sz="4"/>
-            </w:tcBorders>
-            <w:tcMar>
-              <w:top w:type="dxa" w:w="80"/>
-              <w:left w:type="dxa" w:w="120"/>
-              <w:bottom w:type="dxa" w:w="80"/>
-              <w:right w:type="dxa" w:w="120"/>
-            </w:tcMar>
-          </w:tcPr>
-          <w:p>
-            <w:pPr>
-              <w:spacing w:after="300"/>
-            </w:pPr>
-            <w:r>
-              <w:t xml:space="preserve"/>
-            </w:r>
-          </w:p>
-        </w:tc>
-        <w:tc>
-          <w:tcPr>
-            <w:tcW w:type="dxa" w:w="2409"/>
-            <w:tcBorders>
-              <w:top w:val="single" w:color="AAAAAA" w:sz="4"/>
-              <w:left w:val="single" w:color="AAAAAA" w:sz="4"/>
-              <w:bottom w:val="single" w:color="AAAAAA" w:sz="4"/>
-              <w:right w:val="single" w:color="AAAAAA" w:sz="4"/>
-            </w:tcBorders>
-            <w:tcMar>
-              <w:top w:type="dxa" w:w="80"/>
-              <w:left w:type="dxa" w:w="120"/>
-              <w:bottom w:type="dxa" w:w="80"/>
-              <w:right w:type="dxa" w:w="120"/>
-            </w:tcMar>
-          </w:tcPr>
-          <w:p>
-            <w:pPr>
-              <w:spacing w:after="300"/>
-            </w:pPr>
-            <w:r>
-              <w:t xml:space="preserve"/>
-            </w:r>
-          </w:p>
-        </w:tc>
-        <w:tc>
-          <w:tcPr>
-            <w:tcW w:type="dxa" w:w="2409"/>
-            <w:tcBorders>
-              <w:top w:val="single" w:color="AAAAAA" w:sz="4"/>
-              <w:left w:val="single" w:color="AAAAAA" w:sz="4"/>
-              <w:bottom w:val="single" w:color="AAAAAA" w:sz="4"/>
-              <w:right w:val="single" w:color="AAAAAA" w:sz="4"/>
-            </w:tcBorders>
-            <w:tcMar>
-              <w:top w:type="dxa" w:w="80"/>
-              <w:left w:type="dxa" w:w="120"/>
-              <w:bottom w:type="dxa" w:w="80"/>
-              <w:right w:type="dxa" w:w="120"/>
-            </w:tcMar>
-          </w:tcPr>
-          <w:p>
-            <w:pPr>
-              <w:spacing w:after="300"/>
-            </w:pPr>
-            <w:r>
-              <w:t xml:space="preserve"/>
+            <w:r>
+              <w:rPr>
+                <w:sz w:val="20"/>
+                <w:szCs w:val="20"/>
+              </w:rPr>
+              <w:t xml:space="preserve">S-102</w:t>
+            </w:r>
+          </w:p>
+        </w:tc>
+        <w:tc>
+          <w:tcPr>
+            <w:tcW w:type="dxa" w:w="2410"/>
+            <w:tcBorders>
+              <w:top w:val="single" w:color="AAAAAA" w:sz="4"/>
+              <w:left w:val="single" w:color="AAAAAA" w:sz="4"/>
+              <w:bottom w:val="single" w:color="AAAAAA" w:sz="4"/>
+              <w:right w:val="single" w:color="AAAAAA" w:sz="4"/>
+            </w:tcBorders>
+            <w:tcMar>
+              <w:top w:type="dxa" w:w="80"/>
+              <w:left w:type="dxa" w:w="120"/>
+              <w:bottom w:type="dxa" w:w="80"/>
+              <w:right w:type="dxa" w:w="120"/>
+            </w:tcMar>
+          </w:tcPr>
+          <w:p>
+            <w:r>
+              <w:rPr>
+                <w:sz w:val="20"/>
+                <w:szCs w:val="20"/>
+              </w:rPr>
+              <w:t xml:space="preserve">1</w:t>
+            </w:r>
+          </w:p>
+        </w:tc>
+        <w:tc>
+          <w:tcPr>
+            <w:tcW w:type="dxa" w:w="2409"/>
+            <w:tcBorders>
+              <w:top w:val="single" w:color="AAAAAA" w:sz="4"/>
+              <w:left w:val="single" w:color="AAAAAA" w:sz="4"/>
+              <w:bottom w:val="single" w:color="AAAAAA" w:sz="4"/>
+              <w:right w:val="single" w:color="AAAAAA" w:sz="4"/>
+            </w:tcBorders>
+            <w:tcMar>
+              <w:top w:type="dxa" w:w="80"/>
+              <w:left w:type="dxa" w:w="120"/>
+              <w:bottom w:type="dxa" w:w="80"/>
+              <w:right w:type="dxa" w:w="120"/>
+            </w:tcMar>
+          </w:tcPr>
+          <w:p>
+            <w:r>
+              <w:rPr>
+                <w:sz w:val="20"/>
+                <w:szCs w:val="20"/>
+              </w:rPr>
+              <w:t xml:space="preserve">25</w:t>
+            </w:r>
+          </w:p>
+        </w:tc>
+        <w:tc>
+          <w:tcPr>
+            <w:tcW w:type="dxa" w:w="2409"/>
+            <w:tcBorders>
+              <w:top w:val="single" w:color="AAAAAA" w:sz="4"/>
+              <w:left w:val="single" w:color="AAAAAA" w:sz="4"/>
+              <w:bottom w:val="single" w:color="AAAAAA" w:sz="4"/>
+              <w:right w:val="single" w:color="AAAAAA" w:sz="4"/>
+            </w:tcBorders>
+            <w:tcMar>
+              <w:top w:type="dxa" w:w="80"/>
+              <w:left w:type="dxa" w:w="120"/>
+              <w:bottom w:type="dxa" w:w="80"/>
+              <w:right w:type="dxa" w:w="120"/>
+            </w:tcMar>
+          </w:tcPr>
+          <w:p>
+            <w:r>
+              <w:rPr>
+                <w:sz w:val="20"/>
+                <w:szCs w:val="20"/>
+              </w:rPr>
+              <w:t xml:space="preserve">E-01</w:t>
             </w:r>
           </w:p>
         </w:tc>
@@ -4373,86 +4532,90 @@
             </w:tcMar>
           </w:tcPr>
           <w:p>
-            <w:pPr>
-              <w:spacing w:after="300"/>
-            </w:pPr>
-            <w:r>
-              <w:t xml:space="preserve"/>
-            </w:r>
-          </w:p>
-        </w:tc>
-        <w:tc>
-          <w:tcPr>
-            <w:tcW w:type="dxa" w:w="2410"/>
-            <w:tcBorders>
-              <w:top w:val="single" w:color="AAAAAA" w:sz="4"/>
-              <w:left w:val="single" w:color="AAAAAA" w:sz="4"/>
-              <w:bottom w:val="single" w:color="AAAAAA" w:sz="4"/>
-              <w:right w:val="single" w:color="AAAAAA" w:sz="4"/>
-            </w:tcBorders>
-            <w:tcMar>
-              <w:top w:type="dxa" w:w="80"/>
-              <w:left w:type="dxa" w:w="120"/>
-              <w:bottom w:type="dxa" w:w="80"/>
-              <w:right w:type="dxa" w:w="120"/>
-            </w:tcMar>
-          </w:tcPr>
-          <w:p>
-            <w:pPr>
-              <w:spacing w:after="300"/>
-            </w:pPr>
-            <w:r>
-              <w:t xml:space="preserve"/>
-            </w:r>
-          </w:p>
-        </w:tc>
-        <w:tc>
-          <w:tcPr>
-            <w:tcW w:type="dxa" w:w="2409"/>
-            <w:tcBorders>
-              <w:top w:val="single" w:color="AAAAAA" w:sz="4"/>
-              <w:left w:val="single" w:color="AAAAAA" w:sz="4"/>
-              <w:bottom w:val="single" w:color="AAAAAA" w:sz="4"/>
-              <w:right w:val="single" w:color="AAAAAA" w:sz="4"/>
-            </w:tcBorders>
-            <w:tcMar>
-              <w:top w:type="dxa" w:w="80"/>
-              <w:left w:type="dxa" w:w="120"/>
-              <w:bottom w:type="dxa" w:w="80"/>
-              <w:right w:type="dxa" w:w="120"/>
-            </w:tcMar>
-          </w:tcPr>
-          <w:p>
-            <w:pPr>
-              <w:spacing w:after="300"/>
-            </w:pPr>
-            <w:r>
-              <w:t xml:space="preserve"/>
-            </w:r>
-          </w:p>
-        </w:tc>
-        <w:tc>
-          <w:tcPr>
-            <w:tcW w:type="dxa" w:w="2409"/>
-            <w:tcBorders>
-              <w:top w:val="single" w:color="AAAAAA" w:sz="4"/>
-              <w:left w:val="single" w:color="AAAAAA" w:sz="4"/>
-              <w:bottom w:val="single" w:color="AAAAAA" w:sz="4"/>
-              <w:right w:val="single" w:color="AAAAAA" w:sz="4"/>
-            </w:tcBorders>
-            <w:tcMar>
-              <w:top w:type="dxa" w:w="80"/>
-              <w:left w:type="dxa" w:w="120"/>
-              <w:bottom w:type="dxa" w:w="80"/>
-              <w:right w:type="dxa" w:w="120"/>
-            </w:tcMar>
-          </w:tcPr>
-          <w:p>
-            <w:pPr>
-              <w:spacing w:after="300"/>
-            </w:pPr>
-            <w:r>
-              <w:t xml:space="preserve"/>
+            <w:r>
+              <w:rPr>
+                <w:sz w:val="20"/>
+                <w:szCs w:val="20"/>
+              </w:rPr>
+              <w:t xml:space="preserve">S-201</w:t>
+            </w:r>
+          </w:p>
+        </w:tc>
+        <w:tc>
+          <w:tcPr>
+            <w:tcW w:type="dxa" w:w="2410"/>
+            <w:tcBorders>
+              <w:top w:val="single" w:color="AAAAAA" w:sz="4"/>
+              <w:left w:val="single" w:color="AAAAAA" w:sz="4"/>
+              <w:bottom w:val="single" w:color="AAAAAA" w:sz="4"/>
+              <w:right w:val="single" w:color="AAAAAA" w:sz="4"/>
+            </w:tcBorders>
+            <w:tcMar>
+              <w:top w:type="dxa" w:w="80"/>
+              <w:left w:type="dxa" w:w="120"/>
+              <w:bottom w:type="dxa" w:w="80"/>
+              <w:right w:type="dxa" w:w="120"/>
+            </w:tcMar>
+          </w:tcPr>
+          <w:p>
+            <w:r>
+              <w:rPr>
+                <w:sz w:val="20"/>
+                <w:szCs w:val="20"/>
+              </w:rPr>
+              <w:t xml:space="preserve">2</w:t>
+            </w:r>
+          </w:p>
+        </w:tc>
+        <w:tc>
+          <w:tcPr>
+            <w:tcW w:type="dxa" w:w="2409"/>
+            <w:tcBorders>
+              <w:top w:val="single" w:color="AAAAAA" w:sz="4"/>
+              <w:left w:val="single" w:color="AAAAAA" w:sz="4"/>
+              <w:bottom w:val="single" w:color="AAAAAA" w:sz="4"/>
+              <w:right w:val="single" w:color="AAAAAA" w:sz="4"/>
+            </w:tcBorders>
+            <w:tcMar>
+              <w:top w:type="dxa" w:w="80"/>
+              <w:left w:type="dxa" w:w="120"/>
+              <w:bottom w:type="dxa" w:w="80"/>
+              <w:right w:type="dxa" w:w="120"/>
+            </w:tcMar>
+          </w:tcPr>
+          <w:p>
+            <w:r>
+              <w:rPr>
+                <w:sz w:val="20"/>
+                <w:szCs w:val="20"/>
+              </w:rPr>
+              <w:t xml:space="preserve">40</w:t>
+            </w:r>
+          </w:p>
+        </w:tc>
+        <w:tc>
+          <w:tcPr>
+            <w:tcW w:type="dxa" w:w="2409"/>
+            <w:tcBorders>
+              <w:top w:val="single" w:color="AAAAAA" w:sz="4"/>
+              <w:left w:val="single" w:color="AAAAAA" w:sz="4"/>
+              <w:bottom w:val="single" w:color="AAAAAA" w:sz="4"/>
+              <w:right w:val="single" w:color="AAAAAA" w:sz="4"/>
+            </w:tcBorders>
+            <w:tcMar>
+              <w:top w:type="dxa" w:w="80"/>
+              <w:left w:type="dxa" w:w="120"/>
+              <w:bottom w:type="dxa" w:w="80"/>
+              <w:right w:type="dxa" w:w="120"/>
+            </w:tcMar>
+          </w:tcPr>
+          <w:p>
+            <w:r>
+              <w:rPr>
+                <w:sz w:val="20"/>
+                <w:szCs w:val="20"/>
+              </w:rPr>
+              <w:t xml:space="preserve">E-02</w:t>
             </w:r>
           </w:p>
         </w:tc>
@@ -4477,15 +4640,20 @@
           <w:sz w:val="20"/>
           <w:szCs w:val="20"/>
         </w:rPr>
-        <w:t xml:space="preserve">Passo B: </w:t>
-      </w:r>
-      <w:r>
-        <w:rPr>
-          <w:sz w:val="20"/>
-          <w:szCs w:val="20"/>
-        </w:rPr>
-        <w:t xml:space="preserve">☐  NULLs?     ☐  Repetições?            </w:t>
-      </w:r>
+        <w:t xml:space="preserve">Passo B — Observe: </w:t>
+      </w:r>
+      <w:r>
+        <w:rPr>
+          <w:sz w:val="20"/>
+          <w:szCs w:val="20"/>
+        </w:rPr>
+        <w:t xml:space="preserve">☐  Há NULLs?     ☐  Há repetições?            </w:t>
+      </w:r>
+    </w:p>
+    <w:p>
+      <w:pPr>
+        <w:spacing w:after="60"/>
+      </w:pPr>
       <w:r>
         <w:rPr>
           <w:b/>
@@ -4493,14 +4661,14 @@
           <w:sz w:val="20"/>
           <w:szCs w:val="20"/>
         </w:rPr>
-        <w:t xml:space="preserve">Passo C: </w:t>
-      </w:r>
-      <w:r>
-        <w:rPr>
-          <w:sz w:val="20"/>
-          <w:szCs w:val="20"/>
-        </w:rPr>
-        <w:t xml:space="preserve">☐  2 tabelas     ☐  3 tabelas (assoc: ____________)</w:t>
+        <w:t xml:space="preserve">Passo C — Decisão: </w:t>
+      </w:r>
+      <w:r>
+        <w:rPr>
+          <w:sz w:val="20"/>
+          <w:szCs w:val="20"/>
+        </w:rPr>
+        <w:t xml:space="preserve">☐  Fica assim (2 tabelas)     ☐  Criar tabela associativa: _______________ (3 tabelas)</w:t>
       </w:r>
     </w:p>
     <w:p>
@@ -4514,7 +4682,7 @@
           <w:sz w:val="20"/>
           <w:szCs w:val="20"/>
         </w:rPr>
-        <w:t xml:space="preserve">Passo D — Regra: _____</w:t>
+        <w:t xml:space="preserve">Passo D — Regra aplicada: Regra _____</w:t>
       </w:r>
     </w:p>
     <w:p>
@@ -4549,7 +4717,7 @@
     </w:p>
     <w:p>
       <w:pPr>
-        <w:spacing w:after="100"/>
+        <w:spacing w:after="80"/>
       </w:pPr>
       <w:r>
         <w:rPr>
@@ -4579,7 +4747,14 @@
           <w:sz w:val="20"/>
           <w:szCs w:val="20"/>
         </w:rPr>
-        <w:t xml:space="preserve">Passo A — Tentativa: escreva 3 linhas de dados com a FK no lado que lhe parece natural.</w:t>
+        <w:t xml:space="preserve">Passo A — Tentativa já feita. </w:t>
+      </w:r>
+      <w:r>
+        <w:rPr>
+          <w:sz w:val="20"/>
+          <w:szCs w:val="20"/>
+        </w:rPr>
+        <w:t xml:space="preserve">Colocámos codCoord na tabela OCORRÊNCIA:</w:t>
       </w:r>
     </w:p>
     <w:tbl>
@@ -4630,7 +4805,7 @@
                 <w:sz w:val="20"/>
                 <w:szCs w:val="20"/>
               </w:rPr>
-              <w:t xml:space="preserve"/>
+              <w:t xml:space="preserve">numOcor</w:t>
             </w:r>
           </w:p>
         </w:tc>
@@ -4660,7 +4835,7 @@
                 <w:sz w:val="20"/>
                 <w:szCs w:val="20"/>
               </w:rPr>
-              <w:t xml:space="preserve"/>
+              <w:t xml:space="preserve">tipo</w:t>
             </w:r>
           </w:p>
         </w:tc>
@@ -4690,7 +4865,7 @@
                 <w:sz w:val="20"/>
                 <w:szCs w:val="20"/>
               </w:rPr>
-              <w:t xml:space="preserve"/>
+              <w:t xml:space="preserve">data</w:t>
             </w:r>
           </w:p>
         </w:tc>
@@ -4720,7 +4895,7 @@
                 <w:sz w:val="20"/>
                 <w:szCs w:val="20"/>
               </w:rPr>
-              <w:t xml:space="preserve"/>
+              <w:t xml:space="preserve">codCoord</w:t>
             </w:r>
           </w:p>
         </w:tc>
@@ -4743,86 +4918,90 @@
             </w:tcMar>
           </w:tcPr>
           <w:p>
-            <w:pPr>
-              <w:spacing w:after="300"/>
-            </w:pPr>
-            <w:r>
-              <w:t xml:space="preserve"/>
-            </w:r>
-          </w:p>
-        </w:tc>
-        <w:tc>
-          <w:tcPr>
-            <w:tcW w:type="dxa" w:w="2410"/>
-            <w:tcBorders>
-              <w:top w:val="single" w:color="AAAAAA" w:sz="4"/>
-              <w:left w:val="single" w:color="AAAAAA" w:sz="4"/>
-              <w:bottom w:val="single" w:color="AAAAAA" w:sz="4"/>
-              <w:right w:val="single" w:color="AAAAAA" w:sz="4"/>
-            </w:tcBorders>
-            <w:tcMar>
-              <w:top w:type="dxa" w:w="80"/>
-              <w:left w:type="dxa" w:w="120"/>
-              <w:bottom w:type="dxa" w:w="80"/>
-              <w:right w:type="dxa" w:w="120"/>
-            </w:tcMar>
-          </w:tcPr>
-          <w:p>
-            <w:pPr>
-              <w:spacing w:after="300"/>
-            </w:pPr>
-            <w:r>
-              <w:t xml:space="preserve"/>
-            </w:r>
-          </w:p>
-        </w:tc>
-        <w:tc>
-          <w:tcPr>
-            <w:tcW w:type="dxa" w:w="2409"/>
-            <w:tcBorders>
-              <w:top w:val="single" w:color="AAAAAA" w:sz="4"/>
-              <w:left w:val="single" w:color="AAAAAA" w:sz="4"/>
-              <w:bottom w:val="single" w:color="AAAAAA" w:sz="4"/>
-              <w:right w:val="single" w:color="AAAAAA" w:sz="4"/>
-            </w:tcBorders>
-            <w:tcMar>
-              <w:top w:type="dxa" w:w="80"/>
-              <w:left w:type="dxa" w:w="120"/>
-              <w:bottom w:type="dxa" w:w="80"/>
-              <w:right w:type="dxa" w:w="120"/>
-            </w:tcMar>
-          </w:tcPr>
-          <w:p>
-            <w:pPr>
-              <w:spacing w:after="300"/>
-            </w:pPr>
-            <w:r>
-              <w:t xml:space="preserve"/>
-            </w:r>
-          </w:p>
-        </w:tc>
-        <w:tc>
-          <w:tcPr>
-            <w:tcW w:type="dxa" w:w="2409"/>
-            <w:tcBorders>
-              <w:top w:val="single" w:color="AAAAAA" w:sz="4"/>
-              <w:left w:val="single" w:color="AAAAAA" w:sz="4"/>
-              <w:bottom w:val="single" w:color="AAAAAA" w:sz="4"/>
-              <w:right w:val="single" w:color="AAAAAA" w:sz="4"/>
-            </w:tcBorders>
-            <w:tcMar>
-              <w:top w:type="dxa" w:w="80"/>
-              <w:left w:type="dxa" w:w="120"/>
-              <w:bottom w:type="dxa" w:w="80"/>
-              <w:right w:type="dxa" w:w="120"/>
-            </w:tcMar>
-          </w:tcPr>
-          <w:p>
-            <w:pPr>
-              <w:spacing w:after="300"/>
-            </w:pPr>
-            <w:r>
-              <w:t xml:space="preserve"/>
+            <w:r>
+              <w:rPr>
+                <w:sz w:val="20"/>
+                <w:szCs w:val="20"/>
+              </w:rPr>
+              <w:t xml:space="preserve">O-001</w:t>
+            </w:r>
+          </w:p>
+        </w:tc>
+        <w:tc>
+          <w:tcPr>
+            <w:tcW w:type="dxa" w:w="2410"/>
+            <w:tcBorders>
+              <w:top w:val="single" w:color="AAAAAA" w:sz="4"/>
+              <w:left w:val="single" w:color="AAAAAA" w:sz="4"/>
+              <w:bottom w:val="single" w:color="AAAAAA" w:sz="4"/>
+              <w:right w:val="single" w:color="AAAAAA" w:sz="4"/>
+            </w:tcBorders>
+            <w:tcMar>
+              <w:top w:type="dxa" w:w="80"/>
+              <w:left w:type="dxa" w:w="120"/>
+              <w:bottom w:type="dxa" w:w="80"/>
+              <w:right w:type="dxa" w:w="120"/>
+            </w:tcMar>
+          </w:tcPr>
+          <w:p>
+            <w:r>
+              <w:rPr>
+                <w:sz w:val="20"/>
+                <w:szCs w:val="20"/>
+              </w:rPr>
+              <w:t xml:space="preserve">Inundação</w:t>
+            </w:r>
+          </w:p>
+        </w:tc>
+        <w:tc>
+          <w:tcPr>
+            <w:tcW w:type="dxa" w:w="2409"/>
+            <w:tcBorders>
+              <w:top w:val="single" w:color="AAAAAA" w:sz="4"/>
+              <w:left w:val="single" w:color="AAAAAA" w:sz="4"/>
+              <w:bottom w:val="single" w:color="AAAAAA" w:sz="4"/>
+              <w:right w:val="single" w:color="AAAAAA" w:sz="4"/>
+            </w:tcBorders>
+            <w:tcMar>
+              <w:top w:type="dxa" w:w="80"/>
+              <w:left w:type="dxa" w:w="120"/>
+              <w:bottom w:type="dxa" w:w="80"/>
+              <w:right w:type="dxa" w:w="120"/>
+            </w:tcMar>
+          </w:tcPr>
+          <w:p>
+            <w:r>
+              <w:rPr>
+                <w:sz w:val="20"/>
+                <w:szCs w:val="20"/>
+              </w:rPr>
+              <w:t xml:space="preserve">2025-01-15</w:t>
+            </w:r>
+          </w:p>
+        </w:tc>
+        <w:tc>
+          <w:tcPr>
+            <w:tcW w:type="dxa" w:w="2409"/>
+            <w:tcBorders>
+              <w:top w:val="single" w:color="AAAAAA" w:sz="4"/>
+              <w:left w:val="single" w:color="AAAAAA" w:sz="4"/>
+              <w:bottom w:val="single" w:color="AAAAAA" w:sz="4"/>
+              <w:right w:val="single" w:color="AAAAAA" w:sz="4"/>
+            </w:tcBorders>
+            <w:tcMar>
+              <w:top w:type="dxa" w:w="80"/>
+              <w:left w:type="dxa" w:w="120"/>
+              <w:bottom w:type="dxa" w:w="80"/>
+              <w:right w:type="dxa" w:w="120"/>
+            </w:tcMar>
+          </w:tcPr>
+          <w:p>
+            <w:r>
+              <w:rPr>
+                <w:sz w:val="20"/>
+                <w:szCs w:val="20"/>
+              </w:rPr>
+              <w:t xml:space="preserve">C-11</w:t>
             </w:r>
           </w:p>
         </w:tc>
@@ -4845,86 +5024,90 @@
             </w:tcMar>
           </w:tcPr>
           <w:p>
-            <w:pPr>
-              <w:spacing w:after="300"/>
-            </w:pPr>
-            <w:r>
-              <w:t xml:space="preserve"/>
-            </w:r>
-          </w:p>
-        </w:tc>
-        <w:tc>
-          <w:tcPr>
-            <w:tcW w:type="dxa" w:w="2410"/>
-            <w:tcBorders>
-              <w:top w:val="single" w:color="AAAAAA" w:sz="4"/>
-              <w:left w:val="single" w:color="AAAAAA" w:sz="4"/>
-              <w:bottom w:val="single" w:color="AAAAAA" w:sz="4"/>
-              <w:right w:val="single" w:color="AAAAAA" w:sz="4"/>
-            </w:tcBorders>
-            <w:tcMar>
-              <w:top w:type="dxa" w:w="80"/>
-              <w:left w:type="dxa" w:w="120"/>
-              <w:bottom w:type="dxa" w:w="80"/>
-              <w:right w:type="dxa" w:w="120"/>
-            </w:tcMar>
-          </w:tcPr>
-          <w:p>
-            <w:pPr>
-              <w:spacing w:after="300"/>
-            </w:pPr>
-            <w:r>
-              <w:t xml:space="preserve"/>
-            </w:r>
-          </w:p>
-        </w:tc>
-        <w:tc>
-          <w:tcPr>
-            <w:tcW w:type="dxa" w:w="2409"/>
-            <w:tcBorders>
-              <w:top w:val="single" w:color="AAAAAA" w:sz="4"/>
-              <w:left w:val="single" w:color="AAAAAA" w:sz="4"/>
-              <w:bottom w:val="single" w:color="AAAAAA" w:sz="4"/>
-              <w:right w:val="single" w:color="AAAAAA" w:sz="4"/>
-            </w:tcBorders>
-            <w:tcMar>
-              <w:top w:type="dxa" w:w="80"/>
-              <w:left w:type="dxa" w:w="120"/>
-              <w:bottom w:type="dxa" w:w="80"/>
-              <w:right w:type="dxa" w:w="120"/>
-            </w:tcMar>
-          </w:tcPr>
-          <w:p>
-            <w:pPr>
-              <w:spacing w:after="300"/>
-            </w:pPr>
-            <w:r>
-              <w:t xml:space="preserve"/>
-            </w:r>
-          </w:p>
-        </w:tc>
-        <w:tc>
-          <w:tcPr>
-            <w:tcW w:type="dxa" w:w="2409"/>
-            <w:tcBorders>
-              <w:top w:val="single" w:color="AAAAAA" w:sz="4"/>
-              <w:left w:val="single" w:color="AAAAAA" w:sz="4"/>
-              <w:bottom w:val="single" w:color="AAAAAA" w:sz="4"/>
-              <w:right w:val="single" w:color="AAAAAA" w:sz="4"/>
-            </w:tcBorders>
-            <w:tcMar>
-              <w:top w:type="dxa" w:w="80"/>
-              <w:left w:type="dxa" w:w="120"/>
-              <w:bottom w:type="dxa" w:w="80"/>
-              <w:right w:type="dxa" w:w="120"/>
-            </w:tcMar>
-          </w:tcPr>
-          <w:p>
-            <w:pPr>
-              <w:spacing w:after="300"/>
-            </w:pPr>
-            <w:r>
-              <w:t xml:space="preserve"/>
+            <w:r>
+              <w:rPr>
+                <w:sz w:val="20"/>
+                <w:szCs w:val="20"/>
+              </w:rPr>
+              <w:t xml:space="preserve">O-002</w:t>
+            </w:r>
+          </w:p>
+        </w:tc>
+        <w:tc>
+          <w:tcPr>
+            <w:tcW w:type="dxa" w:w="2410"/>
+            <w:tcBorders>
+              <w:top w:val="single" w:color="AAAAAA" w:sz="4"/>
+              <w:left w:val="single" w:color="AAAAAA" w:sz="4"/>
+              <w:bottom w:val="single" w:color="AAAAAA" w:sz="4"/>
+              <w:right w:val="single" w:color="AAAAAA" w:sz="4"/>
+            </w:tcBorders>
+            <w:tcMar>
+              <w:top w:type="dxa" w:w="80"/>
+              <w:left w:type="dxa" w:w="120"/>
+              <w:bottom w:type="dxa" w:w="80"/>
+              <w:right w:type="dxa" w:w="120"/>
+            </w:tcMar>
+          </w:tcPr>
+          <w:p>
+            <w:r>
+              <w:rPr>
+                <w:sz w:val="20"/>
+                <w:szCs w:val="20"/>
+              </w:rPr>
+              <w:t xml:space="preserve">Árvore caída</w:t>
+            </w:r>
+          </w:p>
+        </w:tc>
+        <w:tc>
+          <w:tcPr>
+            <w:tcW w:type="dxa" w:w="2409"/>
+            <w:tcBorders>
+              <w:top w:val="single" w:color="AAAAAA" w:sz="4"/>
+              <w:left w:val="single" w:color="AAAAAA" w:sz="4"/>
+              <w:bottom w:val="single" w:color="AAAAAA" w:sz="4"/>
+              <w:right w:val="single" w:color="AAAAAA" w:sz="4"/>
+            </w:tcBorders>
+            <w:tcMar>
+              <w:top w:type="dxa" w:w="80"/>
+              <w:left w:type="dxa" w:w="120"/>
+              <w:bottom w:type="dxa" w:w="80"/>
+              <w:right w:type="dxa" w:w="120"/>
+            </w:tcMar>
+          </w:tcPr>
+          <w:p>
+            <w:r>
+              <w:rPr>
+                <w:sz w:val="20"/>
+                <w:szCs w:val="20"/>
+              </w:rPr>
+              <w:t xml:space="preserve">2025-02-03</w:t>
+            </w:r>
+          </w:p>
+        </w:tc>
+        <w:tc>
+          <w:tcPr>
+            <w:tcW w:type="dxa" w:w="2409"/>
+            <w:tcBorders>
+              <w:top w:val="single" w:color="AAAAAA" w:sz="4"/>
+              <w:left w:val="single" w:color="AAAAAA" w:sz="4"/>
+              <w:bottom w:val="single" w:color="AAAAAA" w:sz="4"/>
+              <w:right w:val="single" w:color="AAAAAA" w:sz="4"/>
+            </w:tcBorders>
+            <w:tcMar>
+              <w:top w:type="dxa" w:w="80"/>
+              <w:left w:type="dxa" w:w="120"/>
+              <w:bottom w:type="dxa" w:w="80"/>
+              <w:right w:type="dxa" w:w="120"/>
+            </w:tcMar>
+          </w:tcPr>
+          <w:p>
+            <w:r>
+              <w:rPr>
+                <w:sz w:val="20"/>
+                <w:szCs w:val="20"/>
+              </w:rPr>
+              <w:t xml:space="preserve">C-11</w:t>
             </w:r>
           </w:p>
         </w:tc>
@@ -4947,86 +5130,90 @@
             </w:tcMar>
           </w:tcPr>
           <w:p>
-            <w:pPr>
-              <w:spacing w:after="300"/>
-            </w:pPr>
-            <w:r>
-              <w:t xml:space="preserve"/>
-            </w:r>
-          </w:p>
-        </w:tc>
-        <w:tc>
-          <w:tcPr>
-            <w:tcW w:type="dxa" w:w="2410"/>
-            <w:tcBorders>
-              <w:top w:val="single" w:color="AAAAAA" w:sz="4"/>
-              <w:left w:val="single" w:color="AAAAAA" w:sz="4"/>
-              <w:bottom w:val="single" w:color="AAAAAA" w:sz="4"/>
-              <w:right w:val="single" w:color="AAAAAA" w:sz="4"/>
-            </w:tcBorders>
-            <w:tcMar>
-              <w:top w:type="dxa" w:w="80"/>
-              <w:left w:type="dxa" w:w="120"/>
-              <w:bottom w:type="dxa" w:w="80"/>
-              <w:right w:type="dxa" w:w="120"/>
-            </w:tcMar>
-          </w:tcPr>
-          <w:p>
-            <w:pPr>
-              <w:spacing w:after="300"/>
-            </w:pPr>
-            <w:r>
-              <w:t xml:space="preserve"/>
-            </w:r>
-          </w:p>
-        </w:tc>
-        <w:tc>
-          <w:tcPr>
-            <w:tcW w:type="dxa" w:w="2409"/>
-            <w:tcBorders>
-              <w:top w:val="single" w:color="AAAAAA" w:sz="4"/>
-              <w:left w:val="single" w:color="AAAAAA" w:sz="4"/>
-              <w:bottom w:val="single" w:color="AAAAAA" w:sz="4"/>
-              <w:right w:val="single" w:color="AAAAAA" w:sz="4"/>
-            </w:tcBorders>
-            <w:tcMar>
-              <w:top w:type="dxa" w:w="80"/>
-              <w:left w:type="dxa" w:w="120"/>
-              <w:bottom w:type="dxa" w:w="80"/>
-              <w:right w:type="dxa" w:w="120"/>
-            </w:tcMar>
-          </w:tcPr>
-          <w:p>
-            <w:pPr>
-              <w:spacing w:after="300"/>
-            </w:pPr>
-            <w:r>
-              <w:t xml:space="preserve"/>
-            </w:r>
-          </w:p>
-        </w:tc>
-        <w:tc>
-          <w:tcPr>
-            <w:tcW w:type="dxa" w:w="2409"/>
-            <w:tcBorders>
-              <w:top w:val="single" w:color="AAAAAA" w:sz="4"/>
-              <w:left w:val="single" w:color="AAAAAA" w:sz="4"/>
-              <w:bottom w:val="single" w:color="AAAAAA" w:sz="4"/>
-              <w:right w:val="single" w:color="AAAAAA" w:sz="4"/>
-            </w:tcBorders>
-            <w:tcMar>
-              <w:top w:type="dxa" w:w="80"/>
-              <w:left w:type="dxa" w:w="120"/>
-              <w:bottom w:type="dxa" w:w="80"/>
-              <w:right w:type="dxa" w:w="120"/>
-            </w:tcMar>
-          </w:tcPr>
-          <w:p>
-            <w:pPr>
-              <w:spacing w:after="300"/>
-            </w:pPr>
-            <w:r>
-              <w:t xml:space="preserve"/>
+            <w:r>
+              <w:rPr>
+                <w:sz w:val="20"/>
+                <w:szCs w:val="20"/>
+              </w:rPr>
+              <w:t xml:space="preserve">O-003</w:t>
+            </w:r>
+          </w:p>
+        </w:tc>
+        <w:tc>
+          <w:tcPr>
+            <w:tcW w:type="dxa" w:w="2410"/>
+            <w:tcBorders>
+              <w:top w:val="single" w:color="AAAAAA" w:sz="4"/>
+              <w:left w:val="single" w:color="AAAAAA" w:sz="4"/>
+              <w:bottom w:val="single" w:color="AAAAAA" w:sz="4"/>
+              <w:right w:val="single" w:color="AAAAAA" w:sz="4"/>
+            </w:tcBorders>
+            <w:tcMar>
+              <w:top w:type="dxa" w:w="80"/>
+              <w:left w:type="dxa" w:w="120"/>
+              <w:bottom w:type="dxa" w:w="80"/>
+              <w:right w:type="dxa" w:w="120"/>
+            </w:tcMar>
+          </w:tcPr>
+          <w:p>
+            <w:r>
+              <w:rPr>
+                <w:sz w:val="20"/>
+                <w:szCs w:val="20"/>
+              </w:rPr>
+              <w:t xml:space="preserve">Incêndio</w:t>
+            </w:r>
+          </w:p>
+        </w:tc>
+        <w:tc>
+          <w:tcPr>
+            <w:tcW w:type="dxa" w:w="2409"/>
+            <w:tcBorders>
+              <w:top w:val="single" w:color="AAAAAA" w:sz="4"/>
+              <w:left w:val="single" w:color="AAAAAA" w:sz="4"/>
+              <w:bottom w:val="single" w:color="AAAAAA" w:sz="4"/>
+              <w:right w:val="single" w:color="AAAAAA" w:sz="4"/>
+            </w:tcBorders>
+            <w:tcMar>
+              <w:top w:type="dxa" w:w="80"/>
+              <w:left w:type="dxa" w:w="120"/>
+              <w:bottom w:type="dxa" w:w="80"/>
+              <w:right w:type="dxa" w:w="120"/>
+            </w:tcMar>
+          </w:tcPr>
+          <w:p>
+            <w:r>
+              <w:rPr>
+                <w:sz w:val="20"/>
+                <w:szCs w:val="20"/>
+              </w:rPr>
+              <w:t xml:space="preserve">2025-02-20</w:t>
+            </w:r>
+          </w:p>
+        </w:tc>
+        <w:tc>
+          <w:tcPr>
+            <w:tcW w:type="dxa" w:w="2409"/>
+            <w:tcBorders>
+              <w:top w:val="single" w:color="AAAAAA" w:sz="4"/>
+              <w:left w:val="single" w:color="AAAAAA" w:sz="4"/>
+              <w:bottom w:val="single" w:color="AAAAAA" w:sz="4"/>
+              <w:right w:val="single" w:color="AAAAAA" w:sz="4"/>
+            </w:tcBorders>
+            <w:tcMar>
+              <w:top w:type="dxa" w:w="80"/>
+              <w:left w:type="dxa" w:w="120"/>
+              <w:bottom w:type="dxa" w:w="80"/>
+              <w:right w:type="dxa" w:w="120"/>
+            </w:tcMar>
+          </w:tcPr>
+          <w:p>
+            <w:r>
+              <w:rPr>
+                <w:sz w:val="20"/>
+                <w:szCs w:val="20"/>
+              </w:rPr>
+              <w:t xml:space="preserve">C-22</w:t>
             </w:r>
           </w:p>
         </w:tc>
@@ -5051,15 +5238,20 @@
           <w:sz w:val="20"/>
           <w:szCs w:val="20"/>
         </w:rPr>
-        <w:t xml:space="preserve">Passo B: </w:t>
-      </w:r>
-      <w:r>
-        <w:rPr>
-          <w:sz w:val="20"/>
-          <w:szCs w:val="20"/>
-        </w:rPr>
-        <w:t xml:space="preserve">☐  NULLs?     ☐  Repetições?            </w:t>
-      </w:r>
+        <w:t xml:space="preserve">Passo B — Observe: </w:t>
+      </w:r>
+      <w:r>
+        <w:rPr>
+          <w:sz w:val="20"/>
+          <w:szCs w:val="20"/>
+        </w:rPr>
+        <w:t xml:space="preserve">☐  Há NULLs?     ☐  Há repetições?            </w:t>
+      </w:r>
+    </w:p>
+    <w:p>
+      <w:pPr>
+        <w:spacing w:after="60"/>
+      </w:pPr>
       <w:r>
         <w:rPr>
           <w:b/>
@@ -5067,14 +5259,14 @@
           <w:sz w:val="20"/>
           <w:szCs w:val="20"/>
         </w:rPr>
-        <w:t xml:space="preserve">Passo C: </w:t>
-      </w:r>
-      <w:r>
-        <w:rPr>
-          <w:sz w:val="20"/>
-          <w:szCs w:val="20"/>
-        </w:rPr>
-        <w:t xml:space="preserve">☐  2 tabelas     ☐  3 tabelas (assoc: ____________)</w:t>
+        <w:t xml:space="preserve">Passo C — Decisão: </w:t>
+      </w:r>
+      <w:r>
+        <w:rPr>
+          <w:sz w:val="20"/>
+          <w:szCs w:val="20"/>
+        </w:rPr>
+        <w:t xml:space="preserve">☐  Fica assim (2 tabelas)     ☐  Criar tabela associativa: _______________ (3 tabelas)</w:t>
       </w:r>
     </w:p>
     <w:p>
@@ -5088,7 +5280,7 @@
           <w:sz w:val="20"/>
           <w:szCs w:val="20"/>
         </w:rPr>
-        <w:t xml:space="preserve">Passo D — Regra: _____</w:t>
+        <w:t xml:space="preserve">Passo D — Regra aplicada: Regra _____</w:t>
       </w:r>
     </w:p>
     <w:p>
@@ -5123,7 +5315,7 @@
     </w:p>
     <w:p>
       <w:pPr>
-        <w:spacing w:after="100"/>
+        <w:spacing w:after="80"/>
       </w:pPr>
       <w:r>
         <w:rPr>
@@ -5153,7 +5345,14 @@
           <w:sz w:val="20"/>
           <w:szCs w:val="20"/>
         </w:rPr>
-        <w:t xml:space="preserve">Passo A — Tentativa: escreva 3 linhas de dados com a FK no lado que lhe parece natural.</w:t>
+        <w:t xml:space="preserve">Passo A — Tentativa já feita. </w:t>
+      </w:r>
+      <w:r>
+        <w:rPr>
+          <w:sz w:val="20"/>
+          <w:szCs w:val="20"/>
+        </w:rPr>
+        <w:t xml:space="preserve">Colocámos matricula na tabela MOTORISTA:</w:t>
       </w:r>
     </w:p>
     <w:tbl>
@@ -5204,7 +5403,7 @@
                 <w:sz w:val="20"/>
                 <w:szCs w:val="20"/>
               </w:rPr>
-              <w:t xml:space="preserve"/>
+              <w:t xml:space="preserve">codMot</w:t>
             </w:r>
           </w:p>
         </w:tc>
@@ -5234,7 +5433,7 @@
                 <w:sz w:val="20"/>
                 <w:szCs w:val="20"/>
               </w:rPr>
-              <w:t xml:space="preserve"/>
+              <w:t xml:space="preserve">nome</w:t>
             </w:r>
           </w:p>
         </w:tc>
@@ -5264,7 +5463,7 @@
                 <w:sz w:val="20"/>
                 <w:szCs w:val="20"/>
               </w:rPr>
-              <w:t xml:space="preserve"/>
+              <w:t xml:space="preserve">carta</w:t>
             </w:r>
           </w:p>
         </w:tc>
@@ -5294,7 +5493,7 @@
                 <w:sz w:val="20"/>
                 <w:szCs w:val="20"/>
               </w:rPr>
-              <w:t xml:space="preserve"/>
+              <w:t xml:space="preserve">matricula</w:t>
             </w:r>
           </w:p>
         </w:tc>
@@ -5317,86 +5516,90 @@
             </w:tcMar>
           </w:tcPr>
           <w:p>
-            <w:pPr>
-              <w:spacing w:after="300"/>
-            </w:pPr>
-            <w:r>
-              <w:t xml:space="preserve"/>
-            </w:r>
-          </w:p>
-        </w:tc>
-        <w:tc>
-          <w:tcPr>
-            <w:tcW w:type="dxa" w:w="2410"/>
-            <w:tcBorders>
-              <w:top w:val="single" w:color="AAAAAA" w:sz="4"/>
-              <w:left w:val="single" w:color="AAAAAA" w:sz="4"/>
-              <w:bottom w:val="single" w:color="AAAAAA" w:sz="4"/>
-              <w:right w:val="single" w:color="AAAAAA" w:sz="4"/>
-            </w:tcBorders>
-            <w:tcMar>
-              <w:top w:type="dxa" w:w="80"/>
-              <w:left w:type="dxa" w:w="120"/>
-              <w:bottom w:type="dxa" w:w="80"/>
-              <w:right w:type="dxa" w:w="120"/>
-            </w:tcMar>
-          </w:tcPr>
-          <w:p>
-            <w:pPr>
-              <w:spacing w:after="300"/>
-            </w:pPr>
-            <w:r>
-              <w:t xml:space="preserve"/>
-            </w:r>
-          </w:p>
-        </w:tc>
-        <w:tc>
-          <w:tcPr>
-            <w:tcW w:type="dxa" w:w="2409"/>
-            <w:tcBorders>
-              <w:top w:val="single" w:color="AAAAAA" w:sz="4"/>
-              <w:left w:val="single" w:color="AAAAAA" w:sz="4"/>
-              <w:bottom w:val="single" w:color="AAAAAA" w:sz="4"/>
-              <w:right w:val="single" w:color="AAAAAA" w:sz="4"/>
-            </w:tcBorders>
-            <w:tcMar>
-              <w:top w:type="dxa" w:w="80"/>
-              <w:left w:type="dxa" w:w="120"/>
-              <w:bottom w:type="dxa" w:w="80"/>
-              <w:right w:type="dxa" w:w="120"/>
-            </w:tcMar>
-          </w:tcPr>
-          <w:p>
-            <w:pPr>
-              <w:spacing w:after="300"/>
-            </w:pPr>
-            <w:r>
-              <w:t xml:space="preserve"/>
-            </w:r>
-          </w:p>
-        </w:tc>
-        <w:tc>
-          <w:tcPr>
-            <w:tcW w:type="dxa" w:w="2409"/>
-            <w:tcBorders>
-              <w:top w:val="single" w:color="AAAAAA" w:sz="4"/>
-              <w:left w:val="single" w:color="AAAAAA" w:sz="4"/>
-              <w:bottom w:val="single" w:color="AAAAAA" w:sz="4"/>
-              <w:right w:val="single" w:color="AAAAAA" w:sz="4"/>
-            </w:tcBorders>
-            <w:tcMar>
-              <w:top w:type="dxa" w:w="80"/>
-              <w:left w:type="dxa" w:w="120"/>
-              <w:bottom w:type="dxa" w:w="80"/>
-              <w:right w:type="dxa" w:w="120"/>
-            </w:tcMar>
-          </w:tcPr>
-          <w:p>
-            <w:pPr>
-              <w:spacing w:after="300"/>
-            </w:pPr>
-            <w:r>
-              <w:t xml:space="preserve"/>
+            <w:r>
+              <w:rPr>
+                <w:sz w:val="20"/>
+                <w:szCs w:val="20"/>
+              </w:rPr>
+              <w:t xml:space="preserve">M-01</w:t>
+            </w:r>
+          </w:p>
+        </w:tc>
+        <w:tc>
+          <w:tcPr>
+            <w:tcW w:type="dxa" w:w="2410"/>
+            <w:tcBorders>
+              <w:top w:val="single" w:color="AAAAAA" w:sz="4"/>
+              <w:left w:val="single" w:color="AAAAAA" w:sz="4"/>
+              <w:bottom w:val="single" w:color="AAAAAA" w:sz="4"/>
+              <w:right w:val="single" w:color="AAAAAA" w:sz="4"/>
+            </w:tcBorders>
+            <w:tcMar>
+              <w:top w:type="dxa" w:w="80"/>
+              <w:left w:type="dxa" w:w="120"/>
+              <w:bottom w:type="dxa" w:w="80"/>
+              <w:right w:type="dxa" w:w="120"/>
+            </w:tcMar>
+          </w:tcPr>
+          <w:p>
+            <w:r>
+              <w:rPr>
+                <w:sz w:val="20"/>
+                <w:szCs w:val="20"/>
+              </w:rPr>
+              <w:t xml:space="preserve">João Silva</w:t>
+            </w:r>
+          </w:p>
+        </w:tc>
+        <w:tc>
+          <w:tcPr>
+            <w:tcW w:type="dxa" w:w="2409"/>
+            <w:tcBorders>
+              <w:top w:val="single" w:color="AAAAAA" w:sz="4"/>
+              <w:left w:val="single" w:color="AAAAAA" w:sz="4"/>
+              <w:bottom w:val="single" w:color="AAAAAA" w:sz="4"/>
+              <w:right w:val="single" w:color="AAAAAA" w:sz="4"/>
+            </w:tcBorders>
+            <w:tcMar>
+              <w:top w:type="dxa" w:w="80"/>
+              <w:left w:type="dxa" w:w="120"/>
+              <w:bottom w:type="dxa" w:w="80"/>
+              <w:right w:type="dxa" w:w="120"/>
+            </w:tcMar>
+          </w:tcPr>
+          <w:p>
+            <w:r>
+              <w:rPr>
+                <w:sz w:val="20"/>
+                <w:szCs w:val="20"/>
+              </w:rPr>
+              <w:t xml:space="preserve">B</w:t>
+            </w:r>
+          </w:p>
+        </w:tc>
+        <w:tc>
+          <w:tcPr>
+            <w:tcW w:type="dxa" w:w="2409"/>
+            <w:tcBorders>
+              <w:top w:val="single" w:color="AAAAAA" w:sz="4"/>
+              <w:left w:val="single" w:color="AAAAAA" w:sz="4"/>
+              <w:bottom w:val="single" w:color="AAAAAA" w:sz="4"/>
+              <w:right w:val="single" w:color="AAAAAA" w:sz="4"/>
+            </w:tcBorders>
+            <w:tcMar>
+              <w:top w:type="dxa" w:w="80"/>
+              <w:left w:type="dxa" w:w="120"/>
+              <w:bottom w:type="dxa" w:w="80"/>
+              <w:right w:type="dxa" w:w="120"/>
+            </w:tcMar>
+          </w:tcPr>
+          <w:p>
+            <w:r>
+              <w:rPr>
+                <w:sz w:val="20"/>
+                <w:szCs w:val="20"/>
+              </w:rPr>
+              <w:t xml:space="preserve">12-AB-34</w:t>
             </w:r>
           </w:p>
         </w:tc>
@@ -5419,86 +5622,90 @@
             </w:tcMar>
           </w:tcPr>
           <w:p>
-            <w:pPr>
-              <w:spacing w:after="300"/>
-            </w:pPr>
-            <w:r>
-              <w:t xml:space="preserve"/>
-            </w:r>
-          </w:p>
-        </w:tc>
-        <w:tc>
-          <w:tcPr>
-            <w:tcW w:type="dxa" w:w="2410"/>
-            <w:tcBorders>
-              <w:top w:val="single" w:color="AAAAAA" w:sz="4"/>
-              <w:left w:val="single" w:color="AAAAAA" w:sz="4"/>
-              <w:bottom w:val="single" w:color="AAAAAA" w:sz="4"/>
-              <w:right w:val="single" w:color="AAAAAA" w:sz="4"/>
-            </w:tcBorders>
-            <w:tcMar>
-              <w:top w:type="dxa" w:w="80"/>
-              <w:left w:type="dxa" w:w="120"/>
-              <w:bottom w:type="dxa" w:w="80"/>
-              <w:right w:type="dxa" w:w="120"/>
-            </w:tcMar>
-          </w:tcPr>
-          <w:p>
-            <w:pPr>
-              <w:spacing w:after="300"/>
-            </w:pPr>
-            <w:r>
-              <w:t xml:space="preserve"/>
-            </w:r>
-          </w:p>
-        </w:tc>
-        <w:tc>
-          <w:tcPr>
-            <w:tcW w:type="dxa" w:w="2409"/>
-            <w:tcBorders>
-              <w:top w:val="single" w:color="AAAAAA" w:sz="4"/>
-              <w:left w:val="single" w:color="AAAAAA" w:sz="4"/>
-              <w:bottom w:val="single" w:color="AAAAAA" w:sz="4"/>
-              <w:right w:val="single" w:color="AAAAAA" w:sz="4"/>
-            </w:tcBorders>
-            <w:tcMar>
-              <w:top w:type="dxa" w:w="80"/>
-              <w:left w:type="dxa" w:w="120"/>
-              <w:bottom w:type="dxa" w:w="80"/>
-              <w:right w:type="dxa" w:w="120"/>
-            </w:tcMar>
-          </w:tcPr>
-          <w:p>
-            <w:pPr>
-              <w:spacing w:after="300"/>
-            </w:pPr>
-            <w:r>
-              <w:t xml:space="preserve"/>
-            </w:r>
-          </w:p>
-        </w:tc>
-        <w:tc>
-          <w:tcPr>
-            <w:tcW w:type="dxa" w:w="2409"/>
-            <w:tcBorders>
-              <w:top w:val="single" w:color="AAAAAA" w:sz="4"/>
-              <w:left w:val="single" w:color="AAAAAA" w:sz="4"/>
-              <w:bottom w:val="single" w:color="AAAAAA" w:sz="4"/>
-              <w:right w:val="single" w:color="AAAAAA" w:sz="4"/>
-            </w:tcBorders>
-            <w:tcMar>
-              <w:top w:type="dxa" w:w="80"/>
-              <w:left w:type="dxa" w:w="120"/>
-              <w:bottom w:type="dxa" w:w="80"/>
-              <w:right w:type="dxa" w:w="120"/>
-            </w:tcMar>
-          </w:tcPr>
-          <w:p>
-            <w:pPr>
-              <w:spacing w:after="300"/>
-            </w:pPr>
-            <w:r>
-              <w:t xml:space="preserve"/>
+            <w:r>
+              <w:rPr>
+                <w:sz w:val="20"/>
+                <w:szCs w:val="20"/>
+              </w:rPr>
+              <w:t xml:space="preserve">M-01</w:t>
+            </w:r>
+          </w:p>
+        </w:tc>
+        <w:tc>
+          <w:tcPr>
+            <w:tcW w:type="dxa" w:w="2410"/>
+            <w:tcBorders>
+              <w:top w:val="single" w:color="AAAAAA" w:sz="4"/>
+              <w:left w:val="single" w:color="AAAAAA" w:sz="4"/>
+              <w:bottom w:val="single" w:color="AAAAAA" w:sz="4"/>
+              <w:right w:val="single" w:color="AAAAAA" w:sz="4"/>
+            </w:tcBorders>
+            <w:tcMar>
+              <w:top w:type="dxa" w:w="80"/>
+              <w:left w:type="dxa" w:w="120"/>
+              <w:bottom w:type="dxa" w:w="80"/>
+              <w:right w:type="dxa" w:w="120"/>
+            </w:tcMar>
+          </w:tcPr>
+          <w:p>
+            <w:r>
+              <w:rPr>
+                <w:sz w:val="20"/>
+                <w:szCs w:val="20"/>
+              </w:rPr>
+              <w:t xml:space="preserve">João Silva</w:t>
+            </w:r>
+          </w:p>
+        </w:tc>
+        <w:tc>
+          <w:tcPr>
+            <w:tcW w:type="dxa" w:w="2409"/>
+            <w:tcBorders>
+              <w:top w:val="single" w:color="AAAAAA" w:sz="4"/>
+              <w:left w:val="single" w:color="AAAAAA" w:sz="4"/>
+              <w:bottom w:val="single" w:color="AAAAAA" w:sz="4"/>
+              <w:right w:val="single" w:color="AAAAAA" w:sz="4"/>
+            </w:tcBorders>
+            <w:tcMar>
+              <w:top w:type="dxa" w:w="80"/>
+              <w:left w:type="dxa" w:w="120"/>
+              <w:bottom w:type="dxa" w:w="80"/>
+              <w:right w:type="dxa" w:w="120"/>
+            </w:tcMar>
+          </w:tcPr>
+          <w:p>
+            <w:r>
+              <w:rPr>
+                <w:sz w:val="20"/>
+                <w:szCs w:val="20"/>
+              </w:rPr>
+              <w:t xml:space="preserve">B</w:t>
+            </w:r>
+          </w:p>
+        </w:tc>
+        <w:tc>
+          <w:tcPr>
+            <w:tcW w:type="dxa" w:w="2409"/>
+            <w:tcBorders>
+              <w:top w:val="single" w:color="AAAAAA" w:sz="4"/>
+              <w:left w:val="single" w:color="AAAAAA" w:sz="4"/>
+              <w:bottom w:val="single" w:color="AAAAAA" w:sz="4"/>
+              <w:right w:val="single" w:color="AAAAAA" w:sz="4"/>
+            </w:tcBorders>
+            <w:tcMar>
+              <w:top w:type="dxa" w:w="80"/>
+              <w:left w:type="dxa" w:w="120"/>
+              <w:bottom w:type="dxa" w:w="80"/>
+              <w:right w:type="dxa" w:w="120"/>
+            </w:tcMar>
+          </w:tcPr>
+          <w:p>
+            <w:r>
+              <w:rPr>
+                <w:sz w:val="20"/>
+                <w:szCs w:val="20"/>
+              </w:rPr>
+              <w:t xml:space="preserve">56-CD-78</w:t>
             </w:r>
           </w:p>
         </w:tc>
@@ -5521,86 +5728,90 @@
             </w:tcMar>
           </w:tcPr>
           <w:p>
-            <w:pPr>
-              <w:spacing w:after="300"/>
-            </w:pPr>
-            <w:r>
-              <w:t xml:space="preserve"/>
-            </w:r>
-          </w:p>
-        </w:tc>
-        <w:tc>
-          <w:tcPr>
-            <w:tcW w:type="dxa" w:w="2410"/>
-            <w:tcBorders>
-              <w:top w:val="single" w:color="AAAAAA" w:sz="4"/>
-              <w:left w:val="single" w:color="AAAAAA" w:sz="4"/>
-              <w:bottom w:val="single" w:color="AAAAAA" w:sz="4"/>
-              <w:right w:val="single" w:color="AAAAAA" w:sz="4"/>
-            </w:tcBorders>
-            <w:tcMar>
-              <w:top w:type="dxa" w:w="80"/>
-              <w:left w:type="dxa" w:w="120"/>
-              <w:bottom w:type="dxa" w:w="80"/>
-              <w:right w:type="dxa" w:w="120"/>
-            </w:tcMar>
-          </w:tcPr>
-          <w:p>
-            <w:pPr>
-              <w:spacing w:after="300"/>
-            </w:pPr>
-            <w:r>
-              <w:t xml:space="preserve"/>
-            </w:r>
-          </w:p>
-        </w:tc>
-        <w:tc>
-          <w:tcPr>
-            <w:tcW w:type="dxa" w:w="2409"/>
-            <w:tcBorders>
-              <w:top w:val="single" w:color="AAAAAA" w:sz="4"/>
-              <w:left w:val="single" w:color="AAAAAA" w:sz="4"/>
-              <w:bottom w:val="single" w:color="AAAAAA" w:sz="4"/>
-              <w:right w:val="single" w:color="AAAAAA" w:sz="4"/>
-            </w:tcBorders>
-            <w:tcMar>
-              <w:top w:type="dxa" w:w="80"/>
-              <w:left w:type="dxa" w:w="120"/>
-              <w:bottom w:type="dxa" w:w="80"/>
-              <w:right w:type="dxa" w:w="120"/>
-            </w:tcMar>
-          </w:tcPr>
-          <w:p>
-            <w:pPr>
-              <w:spacing w:after="300"/>
-            </w:pPr>
-            <w:r>
-              <w:t xml:space="preserve"/>
-            </w:r>
-          </w:p>
-        </w:tc>
-        <w:tc>
-          <w:tcPr>
-            <w:tcW w:type="dxa" w:w="2409"/>
-            <w:tcBorders>
-              <w:top w:val="single" w:color="AAAAAA" w:sz="4"/>
-              <w:left w:val="single" w:color="AAAAAA" w:sz="4"/>
-              <w:bottom w:val="single" w:color="AAAAAA" w:sz="4"/>
-              <w:right w:val="single" w:color="AAAAAA" w:sz="4"/>
-            </w:tcBorders>
-            <w:tcMar>
-              <w:top w:type="dxa" w:w="80"/>
-              <w:left w:type="dxa" w:w="120"/>
-              <w:bottom w:type="dxa" w:w="80"/>
-              <w:right w:type="dxa" w:w="120"/>
-            </w:tcMar>
-          </w:tcPr>
-          <w:p>
-            <w:pPr>
-              <w:spacing w:after="300"/>
-            </w:pPr>
-            <w:r>
-              <w:t xml:space="preserve"/>
+            <w:r>
+              <w:rPr>
+                <w:sz w:val="20"/>
+                <w:szCs w:val="20"/>
+              </w:rPr>
+              <w:t xml:space="preserve">M-02</w:t>
+            </w:r>
+          </w:p>
+        </w:tc>
+        <w:tc>
+          <w:tcPr>
+            <w:tcW w:type="dxa" w:w="2410"/>
+            <w:tcBorders>
+              <w:top w:val="single" w:color="AAAAAA" w:sz="4"/>
+              <w:left w:val="single" w:color="AAAAAA" w:sz="4"/>
+              <w:bottom w:val="single" w:color="AAAAAA" w:sz="4"/>
+              <w:right w:val="single" w:color="AAAAAA" w:sz="4"/>
+            </w:tcBorders>
+            <w:tcMar>
+              <w:top w:type="dxa" w:w="80"/>
+              <w:left w:type="dxa" w:w="120"/>
+              <w:bottom w:type="dxa" w:w="80"/>
+              <w:right w:type="dxa" w:w="120"/>
+            </w:tcMar>
+          </w:tcPr>
+          <w:p>
+            <w:r>
+              <w:rPr>
+                <w:sz w:val="20"/>
+                <w:szCs w:val="20"/>
+              </w:rPr>
+              <w:t xml:space="preserve">Ana Costa</w:t>
+            </w:r>
+          </w:p>
+        </w:tc>
+        <w:tc>
+          <w:tcPr>
+            <w:tcW w:type="dxa" w:w="2409"/>
+            <w:tcBorders>
+              <w:top w:val="single" w:color="AAAAAA" w:sz="4"/>
+              <w:left w:val="single" w:color="AAAAAA" w:sz="4"/>
+              <w:bottom w:val="single" w:color="AAAAAA" w:sz="4"/>
+              <w:right w:val="single" w:color="AAAAAA" w:sz="4"/>
+            </w:tcBorders>
+            <w:tcMar>
+              <w:top w:type="dxa" w:w="80"/>
+              <w:left w:type="dxa" w:w="120"/>
+              <w:bottom w:type="dxa" w:w="80"/>
+              <w:right w:type="dxa" w:w="120"/>
+            </w:tcMar>
+          </w:tcPr>
+          <w:p>
+            <w:r>
+              <w:rPr>
+                <w:sz w:val="20"/>
+                <w:szCs w:val="20"/>
+              </w:rPr>
+              <w:t xml:space="preserve">B</w:t>
+            </w:r>
+          </w:p>
+        </w:tc>
+        <w:tc>
+          <w:tcPr>
+            <w:tcW w:type="dxa" w:w="2409"/>
+            <w:tcBorders>
+              <w:top w:val="single" w:color="AAAAAA" w:sz="4"/>
+              <w:left w:val="single" w:color="AAAAAA" w:sz="4"/>
+              <w:bottom w:val="single" w:color="AAAAAA" w:sz="4"/>
+              <w:right w:val="single" w:color="AAAAAA" w:sz="4"/>
+            </w:tcBorders>
+            <w:tcMar>
+              <w:top w:type="dxa" w:w="80"/>
+              <w:left w:type="dxa" w:w="120"/>
+              <w:bottom w:type="dxa" w:w="80"/>
+              <w:right w:type="dxa" w:w="120"/>
+            </w:tcMar>
+          </w:tcPr>
+          <w:p>
+            <w:r>
+              <w:rPr>
+                <w:sz w:val="20"/>
+                <w:szCs w:val="20"/>
+              </w:rPr>
+              <w:t xml:space="preserve">12-AB-34</w:t>
             </w:r>
           </w:p>
         </w:tc>
@@ -5625,15 +5836,20 @@
           <w:sz w:val="20"/>
           <w:szCs w:val="20"/>
         </w:rPr>
-        <w:t xml:space="preserve">Passo B: </w:t>
-      </w:r>
-      <w:r>
-        <w:rPr>
-          <w:sz w:val="20"/>
-          <w:szCs w:val="20"/>
-        </w:rPr>
-        <w:t xml:space="preserve">☐  NULLs?     ☐  Repetições?            </w:t>
-      </w:r>
+        <w:t xml:space="preserve">Passo B — Observe: </w:t>
+      </w:r>
+      <w:r>
+        <w:rPr>
+          <w:sz w:val="20"/>
+          <w:szCs w:val="20"/>
+        </w:rPr>
+        <w:t xml:space="preserve">☐  Há NULLs?     ☐  Há repetições?            </w:t>
+      </w:r>
+    </w:p>
+    <w:p>
+      <w:pPr>
+        <w:spacing w:after="60"/>
+      </w:pPr>
       <w:r>
         <w:rPr>
           <w:b/>
@@ -5641,14 +5857,14 @@
           <w:sz w:val="20"/>
           <w:szCs w:val="20"/>
         </w:rPr>
-        <w:t xml:space="preserve">Passo C: </w:t>
-      </w:r>
-      <w:r>
-        <w:rPr>
-          <w:sz w:val="20"/>
-          <w:szCs w:val="20"/>
-        </w:rPr>
-        <w:t xml:space="preserve">☐  2 tabelas     ☐  3 tabelas (assoc: ____________)</w:t>
+        <w:t xml:space="preserve">Passo C — Decisão: </w:t>
+      </w:r>
+      <w:r>
+        <w:rPr>
+          <w:sz w:val="20"/>
+          <w:szCs w:val="20"/>
+        </w:rPr>
+        <w:t xml:space="preserve">☐  Fica assim (2 tabelas)     ☐  Criar tabela associativa: _______________ (3 tabelas)</w:t>
       </w:r>
     </w:p>
     <w:p>
@@ -5662,7 +5878,7 @@
           <w:sz w:val="20"/>
           <w:szCs w:val="20"/>
         </w:rPr>
-        <w:t xml:space="preserve">Passo D — Regra: _____</w:t>
+        <w:t xml:space="preserve">Passo D — Regra aplicada: Regra _____</w:t>
       </w:r>
     </w:p>
     <w:p>
@@ -5697,7 +5913,7 @@
     </w:p>
     <w:p>
       <w:pPr>
-        <w:spacing w:after="100"/>
+        <w:spacing w:after="80"/>
       </w:pPr>
       <w:r>
         <w:rPr>
@@ -5727,7 +5943,14 @@
           <w:sz w:val="20"/>
           <w:szCs w:val="20"/>
         </w:rPr>
-        <w:t xml:space="preserve">Passo A — Tentativa: escreva 3 linhas de dados com a FK no lado que lhe parece natural.</w:t>
+        <w:t xml:space="preserve">Passo A — Tentativa já feita. </w:t>
+      </w:r>
+      <w:r>
+        <w:rPr>
+          <w:sz w:val="20"/>
+          <w:szCs w:val="20"/>
+        </w:rPr>
+        <w:t xml:space="preserve">Colocámos codEd na tabela LIVRO:</w:t>
       </w:r>
     </w:p>
     <w:tbl>
@@ -5778,7 +6001,7 @@
                 <w:sz w:val="20"/>
                 <w:szCs w:val="20"/>
               </w:rPr>
-              <w:t xml:space="preserve"/>
+              <w:t xml:space="preserve">ISBN</w:t>
             </w:r>
           </w:p>
         </w:tc>
@@ -5808,7 +6031,7 @@
                 <w:sz w:val="20"/>
                 <w:szCs w:val="20"/>
               </w:rPr>
-              <w:t xml:space="preserve"/>
+              <w:t xml:space="preserve">titulo</w:t>
             </w:r>
           </w:p>
         </w:tc>
@@ -5838,7 +6061,7 @@
                 <w:sz w:val="20"/>
                 <w:szCs w:val="20"/>
               </w:rPr>
-              <w:t xml:space="preserve"/>
+              <w:t xml:space="preserve">ano</w:t>
             </w:r>
           </w:p>
         </w:tc>
@@ -5868,7 +6091,7 @@
                 <w:sz w:val="20"/>
                 <w:szCs w:val="20"/>
               </w:rPr>
-              <w:t xml:space="preserve"/>
+              <w:t xml:space="preserve">codEd</w:t>
             </w:r>
           </w:p>
         </w:tc>
@@ -5891,86 +6114,90 @@
             </w:tcMar>
           </w:tcPr>
           <w:p>
-            <w:pPr>
-              <w:spacing w:after="300"/>
-            </w:pPr>
-            <w:r>
-              <w:t xml:space="preserve"/>
-            </w:r>
-          </w:p>
-        </w:tc>
-        <w:tc>
-          <w:tcPr>
-            <w:tcW w:type="dxa" w:w="2410"/>
-            <w:tcBorders>
-              <w:top w:val="single" w:color="AAAAAA" w:sz="4"/>
-              <w:left w:val="single" w:color="AAAAAA" w:sz="4"/>
-              <w:bottom w:val="single" w:color="AAAAAA" w:sz="4"/>
-              <w:right w:val="single" w:color="AAAAAA" w:sz="4"/>
-            </w:tcBorders>
-            <w:tcMar>
-              <w:top w:type="dxa" w:w="80"/>
-              <w:left w:type="dxa" w:w="120"/>
-              <w:bottom w:type="dxa" w:w="80"/>
-              <w:right w:type="dxa" w:w="120"/>
-            </w:tcMar>
-          </w:tcPr>
-          <w:p>
-            <w:pPr>
-              <w:spacing w:after="300"/>
-            </w:pPr>
-            <w:r>
-              <w:t xml:space="preserve"/>
-            </w:r>
-          </w:p>
-        </w:tc>
-        <w:tc>
-          <w:tcPr>
-            <w:tcW w:type="dxa" w:w="2409"/>
-            <w:tcBorders>
-              <w:top w:val="single" w:color="AAAAAA" w:sz="4"/>
-              <w:left w:val="single" w:color="AAAAAA" w:sz="4"/>
-              <w:bottom w:val="single" w:color="AAAAAA" w:sz="4"/>
-              <w:right w:val="single" w:color="AAAAAA" w:sz="4"/>
-            </w:tcBorders>
-            <w:tcMar>
-              <w:top w:type="dxa" w:w="80"/>
-              <w:left w:type="dxa" w:w="120"/>
-              <w:bottom w:type="dxa" w:w="80"/>
-              <w:right w:type="dxa" w:w="120"/>
-            </w:tcMar>
-          </w:tcPr>
-          <w:p>
-            <w:pPr>
-              <w:spacing w:after="300"/>
-            </w:pPr>
-            <w:r>
-              <w:t xml:space="preserve"/>
-            </w:r>
-          </w:p>
-        </w:tc>
-        <w:tc>
-          <w:tcPr>
-            <w:tcW w:type="dxa" w:w="2409"/>
-            <w:tcBorders>
-              <w:top w:val="single" w:color="AAAAAA" w:sz="4"/>
-              <w:left w:val="single" w:color="AAAAAA" w:sz="4"/>
-              <w:bottom w:val="single" w:color="AAAAAA" w:sz="4"/>
-              <w:right w:val="single" w:color="AAAAAA" w:sz="4"/>
-            </w:tcBorders>
-            <w:tcMar>
-              <w:top w:type="dxa" w:w="80"/>
-              <w:left w:type="dxa" w:w="120"/>
-              <w:bottom w:type="dxa" w:w="80"/>
-              <w:right w:type="dxa" w:w="120"/>
-            </w:tcMar>
-          </w:tcPr>
-          <w:p>
-            <w:pPr>
-              <w:spacing w:after="300"/>
-            </w:pPr>
-            <w:r>
-              <w:t xml:space="preserve"/>
+            <w:r>
+              <w:rPr>
+                <w:sz w:val="20"/>
+                <w:szCs w:val="20"/>
+              </w:rPr>
+              <w:t xml:space="preserve">978-85-01-1</w:t>
+            </w:r>
+          </w:p>
+        </w:tc>
+        <w:tc>
+          <w:tcPr>
+            <w:tcW w:type="dxa" w:w="2410"/>
+            <w:tcBorders>
+              <w:top w:val="single" w:color="AAAAAA" w:sz="4"/>
+              <w:left w:val="single" w:color="AAAAAA" w:sz="4"/>
+              <w:bottom w:val="single" w:color="AAAAAA" w:sz="4"/>
+              <w:right w:val="single" w:color="AAAAAA" w:sz="4"/>
+            </w:tcBorders>
+            <w:tcMar>
+              <w:top w:type="dxa" w:w="80"/>
+              <w:left w:type="dxa" w:w="120"/>
+              <w:bottom w:type="dxa" w:w="80"/>
+              <w:right w:type="dxa" w:w="120"/>
+            </w:tcMar>
+          </w:tcPr>
+          <w:p>
+            <w:r>
+              <w:rPr>
+                <w:sz w:val="20"/>
+                <w:szCs w:val="20"/>
+              </w:rPr>
+              <w:t xml:space="preserve">Os Maias</w:t>
+            </w:r>
+          </w:p>
+        </w:tc>
+        <w:tc>
+          <w:tcPr>
+            <w:tcW w:type="dxa" w:w="2409"/>
+            <w:tcBorders>
+              <w:top w:val="single" w:color="AAAAAA" w:sz="4"/>
+              <w:left w:val="single" w:color="AAAAAA" w:sz="4"/>
+              <w:bottom w:val="single" w:color="AAAAAA" w:sz="4"/>
+              <w:right w:val="single" w:color="AAAAAA" w:sz="4"/>
+            </w:tcBorders>
+            <w:tcMar>
+              <w:top w:type="dxa" w:w="80"/>
+              <w:left w:type="dxa" w:w="120"/>
+              <w:bottom w:type="dxa" w:w="80"/>
+              <w:right w:type="dxa" w:w="120"/>
+            </w:tcMar>
+          </w:tcPr>
+          <w:p>
+            <w:r>
+              <w:rPr>
+                <w:sz w:val="20"/>
+                <w:szCs w:val="20"/>
+              </w:rPr>
+              <w:t xml:space="preserve">1888</w:t>
+            </w:r>
+          </w:p>
+        </w:tc>
+        <w:tc>
+          <w:tcPr>
+            <w:tcW w:type="dxa" w:w="2409"/>
+            <w:tcBorders>
+              <w:top w:val="single" w:color="AAAAAA" w:sz="4"/>
+              <w:left w:val="single" w:color="AAAAAA" w:sz="4"/>
+              <w:bottom w:val="single" w:color="AAAAAA" w:sz="4"/>
+              <w:right w:val="single" w:color="AAAAAA" w:sz="4"/>
+            </w:tcBorders>
+            <w:tcMar>
+              <w:top w:type="dxa" w:w="80"/>
+              <w:left w:type="dxa" w:w="120"/>
+              <w:bottom w:type="dxa" w:w="80"/>
+              <w:right w:type="dxa" w:w="120"/>
+            </w:tcMar>
+          </w:tcPr>
+          <w:p>
+            <w:r>
+              <w:rPr>
+                <w:sz w:val="20"/>
+                <w:szCs w:val="20"/>
+              </w:rPr>
+              <w:t xml:space="preserve">10</w:t>
             </w:r>
           </w:p>
         </w:tc>
@@ -5993,86 +6220,90 @@
             </w:tcMar>
           </w:tcPr>
           <w:p>
-            <w:pPr>
-              <w:spacing w:after="300"/>
-            </w:pPr>
-            <w:r>
-              <w:t xml:space="preserve"/>
-            </w:r>
-          </w:p>
-        </w:tc>
-        <w:tc>
-          <w:tcPr>
-            <w:tcW w:type="dxa" w:w="2410"/>
-            <w:tcBorders>
-              <w:top w:val="single" w:color="AAAAAA" w:sz="4"/>
-              <w:left w:val="single" w:color="AAAAAA" w:sz="4"/>
-              <w:bottom w:val="single" w:color="AAAAAA" w:sz="4"/>
-              <w:right w:val="single" w:color="AAAAAA" w:sz="4"/>
-            </w:tcBorders>
-            <w:tcMar>
-              <w:top w:type="dxa" w:w="80"/>
-              <w:left w:type="dxa" w:w="120"/>
-              <w:bottom w:type="dxa" w:w="80"/>
-              <w:right w:type="dxa" w:w="120"/>
-            </w:tcMar>
-          </w:tcPr>
-          <w:p>
-            <w:pPr>
-              <w:spacing w:after="300"/>
-            </w:pPr>
-            <w:r>
-              <w:t xml:space="preserve"/>
-            </w:r>
-          </w:p>
-        </w:tc>
-        <w:tc>
-          <w:tcPr>
-            <w:tcW w:type="dxa" w:w="2409"/>
-            <w:tcBorders>
-              <w:top w:val="single" w:color="AAAAAA" w:sz="4"/>
-              <w:left w:val="single" w:color="AAAAAA" w:sz="4"/>
-              <w:bottom w:val="single" w:color="AAAAAA" w:sz="4"/>
-              <w:right w:val="single" w:color="AAAAAA" w:sz="4"/>
-            </w:tcBorders>
-            <w:tcMar>
-              <w:top w:type="dxa" w:w="80"/>
-              <w:left w:type="dxa" w:w="120"/>
-              <w:bottom w:type="dxa" w:w="80"/>
-              <w:right w:type="dxa" w:w="120"/>
-            </w:tcMar>
-          </w:tcPr>
-          <w:p>
-            <w:pPr>
-              <w:spacing w:after="300"/>
-            </w:pPr>
-            <w:r>
-              <w:t xml:space="preserve"/>
-            </w:r>
-          </w:p>
-        </w:tc>
-        <w:tc>
-          <w:tcPr>
-            <w:tcW w:type="dxa" w:w="2409"/>
-            <w:tcBorders>
-              <w:top w:val="single" w:color="AAAAAA" w:sz="4"/>
-              <w:left w:val="single" w:color="AAAAAA" w:sz="4"/>
-              <w:bottom w:val="single" w:color="AAAAAA" w:sz="4"/>
-              <w:right w:val="single" w:color="AAAAAA" w:sz="4"/>
-            </w:tcBorders>
-            <w:tcMar>
-              <w:top w:type="dxa" w:w="80"/>
-              <w:left w:type="dxa" w:w="120"/>
-              <w:bottom w:type="dxa" w:w="80"/>
-              <w:right w:type="dxa" w:w="120"/>
-            </w:tcMar>
-          </w:tcPr>
-          <w:p>
-            <w:pPr>
-              <w:spacing w:after="300"/>
-            </w:pPr>
-            <w:r>
-              <w:t xml:space="preserve"/>
+            <w:r>
+              <w:rPr>
+                <w:sz w:val="20"/>
+                <w:szCs w:val="20"/>
+              </w:rPr>
+              <w:t xml:space="preserve">978-85-02-2</w:t>
+            </w:r>
+          </w:p>
+        </w:tc>
+        <w:tc>
+          <w:tcPr>
+            <w:tcW w:type="dxa" w:w="2410"/>
+            <w:tcBorders>
+              <w:top w:val="single" w:color="AAAAAA" w:sz="4"/>
+              <w:left w:val="single" w:color="AAAAAA" w:sz="4"/>
+              <w:bottom w:val="single" w:color="AAAAAA" w:sz="4"/>
+              <w:right w:val="single" w:color="AAAAAA" w:sz="4"/>
+            </w:tcBorders>
+            <w:tcMar>
+              <w:top w:type="dxa" w:w="80"/>
+              <w:left w:type="dxa" w:w="120"/>
+              <w:bottom w:type="dxa" w:w="80"/>
+              <w:right w:type="dxa" w:w="120"/>
+            </w:tcMar>
+          </w:tcPr>
+          <w:p>
+            <w:r>
+              <w:rPr>
+                <w:sz w:val="20"/>
+                <w:szCs w:val="20"/>
+              </w:rPr>
+              <w:t xml:space="preserve">A Cidade e as Serras</w:t>
+            </w:r>
+          </w:p>
+        </w:tc>
+        <w:tc>
+          <w:tcPr>
+            <w:tcW w:type="dxa" w:w="2409"/>
+            <w:tcBorders>
+              <w:top w:val="single" w:color="AAAAAA" w:sz="4"/>
+              <w:left w:val="single" w:color="AAAAAA" w:sz="4"/>
+              <w:bottom w:val="single" w:color="AAAAAA" w:sz="4"/>
+              <w:right w:val="single" w:color="AAAAAA" w:sz="4"/>
+            </w:tcBorders>
+            <w:tcMar>
+              <w:top w:type="dxa" w:w="80"/>
+              <w:left w:type="dxa" w:w="120"/>
+              <w:bottom w:type="dxa" w:w="80"/>
+              <w:right w:type="dxa" w:w="120"/>
+            </w:tcMar>
+          </w:tcPr>
+          <w:p>
+            <w:r>
+              <w:rPr>
+                <w:sz w:val="20"/>
+                <w:szCs w:val="20"/>
+              </w:rPr>
+              <w:t xml:space="preserve">1901</w:t>
+            </w:r>
+          </w:p>
+        </w:tc>
+        <w:tc>
+          <w:tcPr>
+            <w:tcW w:type="dxa" w:w="2409"/>
+            <w:tcBorders>
+              <w:top w:val="single" w:color="AAAAAA" w:sz="4"/>
+              <w:left w:val="single" w:color="AAAAAA" w:sz="4"/>
+              <w:bottom w:val="single" w:color="AAAAAA" w:sz="4"/>
+              <w:right w:val="single" w:color="AAAAAA" w:sz="4"/>
+            </w:tcBorders>
+            <w:tcMar>
+              <w:top w:type="dxa" w:w="80"/>
+              <w:left w:type="dxa" w:w="120"/>
+              <w:bottom w:type="dxa" w:w="80"/>
+              <w:right w:type="dxa" w:w="120"/>
+            </w:tcMar>
+          </w:tcPr>
+          <w:p>
+            <w:r>
+              <w:rPr>
+                <w:sz w:val="20"/>
+                <w:szCs w:val="20"/>
+              </w:rPr>
+              <w:t xml:space="preserve">10</w:t>
             </w:r>
           </w:p>
         </w:tc>
@@ -6095,86 +6326,90 @@
             </w:tcMar>
           </w:tcPr>
           <w:p>
-            <w:pPr>
-              <w:spacing w:after="300"/>
-            </w:pPr>
-            <w:r>
-              <w:t xml:space="preserve"/>
-            </w:r>
-          </w:p>
-        </w:tc>
-        <w:tc>
-          <w:tcPr>
-            <w:tcW w:type="dxa" w:w="2410"/>
-            <w:tcBorders>
-              <w:top w:val="single" w:color="AAAAAA" w:sz="4"/>
-              <w:left w:val="single" w:color="AAAAAA" w:sz="4"/>
-              <w:bottom w:val="single" w:color="AAAAAA" w:sz="4"/>
-              <w:right w:val="single" w:color="AAAAAA" w:sz="4"/>
-            </w:tcBorders>
-            <w:tcMar>
-              <w:top w:type="dxa" w:w="80"/>
-              <w:left w:type="dxa" w:w="120"/>
-              <w:bottom w:type="dxa" w:w="80"/>
-              <w:right w:type="dxa" w:w="120"/>
-            </w:tcMar>
-          </w:tcPr>
-          <w:p>
-            <w:pPr>
-              <w:spacing w:after="300"/>
-            </w:pPr>
-            <w:r>
-              <w:t xml:space="preserve"/>
-            </w:r>
-          </w:p>
-        </w:tc>
-        <w:tc>
-          <w:tcPr>
-            <w:tcW w:type="dxa" w:w="2409"/>
-            <w:tcBorders>
-              <w:top w:val="single" w:color="AAAAAA" w:sz="4"/>
-              <w:left w:val="single" w:color="AAAAAA" w:sz="4"/>
-              <w:bottom w:val="single" w:color="AAAAAA" w:sz="4"/>
-              <w:right w:val="single" w:color="AAAAAA" w:sz="4"/>
-            </w:tcBorders>
-            <w:tcMar>
-              <w:top w:type="dxa" w:w="80"/>
-              <w:left w:type="dxa" w:w="120"/>
-              <w:bottom w:type="dxa" w:w="80"/>
-              <w:right w:type="dxa" w:w="120"/>
-            </w:tcMar>
-          </w:tcPr>
-          <w:p>
-            <w:pPr>
-              <w:spacing w:after="300"/>
-            </w:pPr>
-            <w:r>
-              <w:t xml:space="preserve"/>
-            </w:r>
-          </w:p>
-        </w:tc>
-        <w:tc>
-          <w:tcPr>
-            <w:tcW w:type="dxa" w:w="2409"/>
-            <w:tcBorders>
-              <w:top w:val="single" w:color="AAAAAA" w:sz="4"/>
-              <w:left w:val="single" w:color="AAAAAA" w:sz="4"/>
-              <w:bottom w:val="single" w:color="AAAAAA" w:sz="4"/>
-              <w:right w:val="single" w:color="AAAAAA" w:sz="4"/>
-            </w:tcBorders>
-            <w:tcMar>
-              <w:top w:type="dxa" w:w="80"/>
-              <w:left w:type="dxa" w:w="120"/>
-              <w:bottom w:type="dxa" w:w="80"/>
-              <w:right w:type="dxa" w:w="120"/>
-            </w:tcMar>
-          </w:tcPr>
-          <w:p>
-            <w:pPr>
-              <w:spacing w:after="300"/>
-            </w:pPr>
-            <w:r>
-              <w:t xml:space="preserve"/>
+            <w:r>
+              <w:rPr>
+                <w:sz w:val="20"/>
+                <w:szCs w:val="20"/>
+              </w:rPr>
+              <w:t xml:space="preserve">978-85-03-3</w:t>
+            </w:r>
+          </w:p>
+        </w:tc>
+        <w:tc>
+          <w:tcPr>
+            <w:tcW w:type="dxa" w:w="2410"/>
+            <w:tcBorders>
+              <w:top w:val="single" w:color="AAAAAA" w:sz="4"/>
+              <w:left w:val="single" w:color="AAAAAA" w:sz="4"/>
+              <w:bottom w:val="single" w:color="AAAAAA" w:sz="4"/>
+              <w:right w:val="single" w:color="AAAAAA" w:sz="4"/>
+            </w:tcBorders>
+            <w:tcMar>
+              <w:top w:type="dxa" w:w="80"/>
+              <w:left w:type="dxa" w:w="120"/>
+              <w:bottom w:type="dxa" w:w="80"/>
+              <w:right w:type="dxa" w:w="120"/>
+            </w:tcMar>
+          </w:tcPr>
+          <w:p>
+            <w:r>
+              <w:rPr>
+                <w:sz w:val="20"/>
+                <w:szCs w:val="20"/>
+              </w:rPr>
+              <w:t xml:space="preserve">Memorial do Convento</w:t>
+            </w:r>
+          </w:p>
+        </w:tc>
+        <w:tc>
+          <w:tcPr>
+            <w:tcW w:type="dxa" w:w="2409"/>
+            <w:tcBorders>
+              <w:top w:val="single" w:color="AAAAAA" w:sz="4"/>
+              <w:left w:val="single" w:color="AAAAAA" w:sz="4"/>
+              <w:bottom w:val="single" w:color="AAAAAA" w:sz="4"/>
+              <w:right w:val="single" w:color="AAAAAA" w:sz="4"/>
+            </w:tcBorders>
+            <w:tcMar>
+              <w:top w:type="dxa" w:w="80"/>
+              <w:left w:type="dxa" w:w="120"/>
+              <w:bottom w:type="dxa" w:w="80"/>
+              <w:right w:type="dxa" w:w="120"/>
+            </w:tcMar>
+          </w:tcPr>
+          <w:p>
+            <w:r>
+              <w:rPr>
+                <w:sz w:val="20"/>
+                <w:szCs w:val="20"/>
+              </w:rPr>
+              <w:t xml:space="preserve">1982</w:t>
+            </w:r>
+          </w:p>
+        </w:tc>
+        <w:tc>
+          <w:tcPr>
+            <w:tcW w:type="dxa" w:w="2409"/>
+            <w:tcBorders>
+              <w:top w:val="single" w:color="AAAAAA" w:sz="4"/>
+              <w:left w:val="single" w:color="AAAAAA" w:sz="4"/>
+              <w:bottom w:val="single" w:color="AAAAAA" w:sz="4"/>
+              <w:right w:val="single" w:color="AAAAAA" w:sz="4"/>
+            </w:tcBorders>
+            <w:tcMar>
+              <w:top w:type="dxa" w:w="80"/>
+              <w:left w:type="dxa" w:w="120"/>
+              <w:bottom w:type="dxa" w:w="80"/>
+              <w:right w:type="dxa" w:w="120"/>
+            </w:tcMar>
+          </w:tcPr>
+          <w:p>
+            <w:r>
+              <w:rPr>
+                <w:sz w:val="20"/>
+                <w:szCs w:val="20"/>
+              </w:rPr>
+              <w:t xml:space="preserve">15</w:t>
             </w:r>
           </w:p>
         </w:tc>
@@ -6199,15 +6434,20 @@
           <w:sz w:val="20"/>
           <w:szCs w:val="20"/>
         </w:rPr>
-        <w:t xml:space="preserve">Passo B: </w:t>
-      </w:r>
-      <w:r>
-        <w:rPr>
-          <w:sz w:val="20"/>
-          <w:szCs w:val="20"/>
-        </w:rPr>
-        <w:t xml:space="preserve">☐  NULLs?     ☐  Repetições?            </w:t>
-      </w:r>
+        <w:t xml:space="preserve">Passo B — Observe: </w:t>
+      </w:r>
+      <w:r>
+        <w:rPr>
+          <w:sz w:val="20"/>
+          <w:szCs w:val="20"/>
+        </w:rPr>
+        <w:t xml:space="preserve">☐  Há NULLs?     ☐  Há repetições?            </w:t>
+      </w:r>
+    </w:p>
+    <w:p>
+      <w:pPr>
+        <w:spacing w:after="60"/>
+      </w:pPr>
       <w:r>
         <w:rPr>
           <w:b/>
@@ -6215,14 +6455,14 @@
           <w:sz w:val="20"/>
           <w:szCs w:val="20"/>
         </w:rPr>
-        <w:t xml:space="preserve">Passo C: </w:t>
-      </w:r>
-      <w:r>
-        <w:rPr>
-          <w:sz w:val="20"/>
-          <w:szCs w:val="20"/>
-        </w:rPr>
-        <w:t xml:space="preserve">☐  2 tabelas     ☐  3 tabelas (assoc: ____________)</w:t>
+        <w:t xml:space="preserve">Passo C — Decisão: </w:t>
+      </w:r>
+      <w:r>
+        <w:rPr>
+          <w:sz w:val="20"/>
+          <w:szCs w:val="20"/>
+        </w:rPr>
+        <w:t xml:space="preserve">☐  Fica assim (2 tabelas)     ☐  Criar tabela associativa: _______________ (3 tabelas)</w:t>
       </w:r>
     </w:p>
     <w:p>
@@ -6236,7 +6476,7 @@
           <w:sz w:val="20"/>
           <w:szCs w:val="20"/>
         </w:rPr>
-        <w:t xml:space="preserve">Passo D — Regra: _____</w:t>
+        <w:t xml:space="preserve">Passo D — Regra aplicada: Regra _____</w:t>
       </w:r>
     </w:p>
     <w:sectPr>
